--- a/Bao_cao_Tu_huan_luyen_FERPlus_PBL4.docx
+++ b/Bao_cao_Tu_huan_luyen_FERPlus_PBL4.docx
@@ -7,7 +7,7 @@
         <w:pStyle w:val="Title"/>
       </w:pPr>
       <w:r>
-        <w:t>Tự huấn luyện mô hình nhận diện biểu cảm khuôn mặt cho PBL4</w:t>
+        <w:t>Tự huấn luyện nhận diện biểu cảm cho PBL4</w:t>
       </w:r>
     </w:p>
     <w:p>
@@ -15,32 +15,577 @@
         <w:pStyle w:val="Subtitle"/>
       </w:pPr>
       <w:r>
-        <w:t>Báo cáo thực nghiệm và so sánh với mô hình FERPlus có sẵn</w:t>
+        <w:t>Báo cáo thực nghiệm bằng số liệu và sơ đồ  |  Tổng hợp ngày 24 tháng 10 năm 2026</w:t>
       </w:r>
     </w:p>
+    <w:tbl>
+      <w:tblPr>
+        <w:tblW w:type="auto" w:w="0"/>
+        <w:tblLayout w:type="fixed"/>
+        <w:tblLook w:firstColumn="1" w:firstRow="1" w:lastColumn="0" w:lastRow="0" w:noHBand="0" w:noVBand="1" w:val="04A0"/>
+      </w:tblPr>
+      <w:tblGrid>
+        <w:gridCol w:w="2409"/>
+        <w:gridCol w:w="2409"/>
+        <w:gridCol w:w="2409"/>
+        <w:gridCol w:w="2409"/>
+      </w:tblGrid>
+      <w:tr>
+        <w:trPr>
+          <w:cantSplit/>
+          <w:tblHeader/>
+        </w:trPr>
+        <w:tc>
+          <w:tcPr>
+            <w:tcW w:type="dxa" w:w="2409"/>
+            <w:shd w:fill="DCE8F4"/>
+            <w:tcBorders>
+              <w:top w:val="single" w:sz="4" w:color="D9D9D9"/>
+              <w:left w:val="single" w:sz="4" w:color="D9D9D9"/>
+              <w:bottom w:val="single" w:sz="4" w:color="D9D9D9"/>
+              <w:right w:val="single" w:sz="4" w:color="D9D9D9"/>
+            </w:tcBorders>
+            <w:tcMar>
+              <w:top w:w="70" w:type="dxa"/>
+              <w:left w:w="70" w:type="dxa"/>
+              <w:bottom w:w="70" w:type="dxa"/>
+              <w:right w:w="70" w:type="dxa"/>
+            </w:tcMar>
+          </w:tcPr>
+          <w:p>
+            <w:pPr>
+              <w:spacing w:after="60" w:before="60"/>
+            </w:pPr>
+            <w:r>
+              <w:rPr>
+                <w:b/>
+                <w:sz w:val="18"/>
+              </w:rPr>
+              <w:t>Chỉ số test</w:t>
+            </w:r>
+          </w:p>
+        </w:tc>
+        <w:tc>
+          <w:tcPr>
+            <w:tcW w:type="dxa" w:w="2409"/>
+            <w:shd w:fill="DCE8F4"/>
+            <w:tcBorders>
+              <w:top w:val="single" w:sz="4" w:color="D9D9D9"/>
+              <w:left w:val="single" w:sz="4" w:color="D9D9D9"/>
+              <w:bottom w:val="single" w:sz="4" w:color="D9D9D9"/>
+              <w:right w:val="single" w:sz="4" w:color="D9D9D9"/>
+            </w:tcBorders>
+            <w:tcMar>
+              <w:top w:w="70" w:type="dxa"/>
+              <w:left w:w="70" w:type="dxa"/>
+              <w:bottom w:w="70" w:type="dxa"/>
+              <w:right w:w="70" w:type="dxa"/>
+            </w:tcMar>
+          </w:tcPr>
+          <w:p>
+            <w:pPr>
+              <w:spacing w:after="60" w:before="60"/>
+              <w:jc w:val="center"/>
+            </w:pPr>
+            <w:r>
+              <w:rPr>
+                <w:b/>
+                <w:sz w:val="18"/>
+              </w:rPr>
+              <w:t>A model có sẵn</w:t>
+            </w:r>
+          </w:p>
+        </w:tc>
+        <w:tc>
+          <w:tcPr>
+            <w:tcW w:type="dxa" w:w="2409"/>
+            <w:shd w:fill="DCE8F4"/>
+            <w:tcBorders>
+              <w:top w:val="single" w:sz="4" w:color="D9D9D9"/>
+              <w:left w:val="single" w:sz="4" w:color="D9D9D9"/>
+              <w:bottom w:val="single" w:sz="4" w:color="D9D9D9"/>
+              <w:right w:val="single" w:sz="4" w:color="D9D9D9"/>
+            </w:tcBorders>
+            <w:tcMar>
+              <w:top w:w="70" w:type="dxa"/>
+              <w:left w:w="70" w:type="dxa"/>
+              <w:bottom w:w="70" w:type="dxa"/>
+              <w:right w:w="70" w:type="dxa"/>
+            </w:tcMar>
+          </w:tcPr>
+          <w:p>
+            <w:pPr>
+              <w:spacing w:after="60" w:before="60"/>
+              <w:jc w:val="center"/>
+            </w:pPr>
+            <w:r>
+              <w:rPr>
+                <w:b/>
+                <w:sz w:val="18"/>
+              </w:rPr>
+              <w:t>B tự train hard</w:t>
+            </w:r>
+          </w:p>
+        </w:tc>
+        <w:tc>
+          <w:tcPr>
+            <w:tcW w:type="dxa" w:w="2409"/>
+            <w:shd w:fill="DCE8F4"/>
+            <w:tcBorders>
+              <w:top w:val="single" w:sz="4" w:color="D9D9D9"/>
+              <w:left w:val="single" w:sz="4" w:color="D9D9D9"/>
+              <w:bottom w:val="single" w:sz="4" w:color="D9D9D9"/>
+              <w:right w:val="single" w:sz="4" w:color="D9D9D9"/>
+            </w:tcBorders>
+            <w:tcMar>
+              <w:top w:w="70" w:type="dxa"/>
+              <w:left w:w="70" w:type="dxa"/>
+              <w:bottom w:w="70" w:type="dxa"/>
+              <w:right w:w="70" w:type="dxa"/>
+            </w:tcMar>
+          </w:tcPr>
+          <w:p>
+            <w:pPr>
+              <w:spacing w:after="60" w:before="60"/>
+              <w:jc w:val="center"/>
+            </w:pPr>
+            <w:r>
+              <w:rPr>
+                <w:b/>
+                <w:sz w:val="18"/>
+              </w:rPr>
+              <w:t>C tự train soft</w:t>
+            </w:r>
+          </w:p>
+        </w:tc>
+      </w:tr>
+      <w:tr>
+        <w:trPr>
+          <w:cantSplit/>
+        </w:trPr>
+        <w:tc>
+          <w:tcPr>
+            <w:tcW w:type="dxa" w:w="2409"/>
+            <w:shd w:fill="FFFFFF"/>
+            <w:tcBorders>
+              <w:top w:val="single" w:sz="4" w:color="D9D9D9"/>
+              <w:left w:val="single" w:sz="4" w:color="D9D9D9"/>
+              <w:bottom w:val="single" w:sz="4" w:color="D9D9D9"/>
+              <w:right w:val="single" w:sz="4" w:color="D9D9D9"/>
+            </w:tcBorders>
+            <w:tcMar>
+              <w:top w:w="70" w:type="dxa"/>
+              <w:left w:w="70" w:type="dxa"/>
+              <w:bottom w:w="70" w:type="dxa"/>
+              <w:right w:w="70" w:type="dxa"/>
+            </w:tcMar>
+          </w:tcPr>
+          <w:p>
+            <w:pPr>
+              <w:spacing w:after="60" w:before="60"/>
+            </w:pPr>
+            <w:r>
+              <w:rPr>
+                <w:b w:val="0"/>
+                <w:sz w:val="18"/>
+              </w:rPr>
+              <w:t>Accuracy</w:t>
+            </w:r>
+          </w:p>
+        </w:tc>
+        <w:tc>
+          <w:tcPr>
+            <w:tcW w:type="dxa" w:w="2409"/>
+            <w:shd w:fill="FFFFFF"/>
+            <w:tcBorders>
+              <w:top w:val="single" w:sz="4" w:color="D9D9D9"/>
+              <w:left w:val="single" w:sz="4" w:color="D9D9D9"/>
+              <w:bottom w:val="single" w:sz="4" w:color="D9D9D9"/>
+              <w:right w:val="single" w:sz="4" w:color="D9D9D9"/>
+            </w:tcBorders>
+            <w:tcMar>
+              <w:top w:w="70" w:type="dxa"/>
+              <w:left w:w="70" w:type="dxa"/>
+              <w:bottom w:w="70" w:type="dxa"/>
+              <w:right w:w="70" w:type="dxa"/>
+            </w:tcMar>
+          </w:tcPr>
+          <w:p>
+            <w:pPr>
+              <w:spacing w:after="60" w:before="60"/>
+              <w:jc w:val="center"/>
+            </w:pPr>
+            <w:r>
+              <w:rPr>
+                <w:b w:val="0"/>
+                <w:sz w:val="18"/>
+              </w:rPr>
+              <w:t>81,87%</w:t>
+            </w:r>
+          </w:p>
+        </w:tc>
+        <w:tc>
+          <w:tcPr>
+            <w:tcW w:type="dxa" w:w="2409"/>
+            <w:shd w:fill="FFFFFF"/>
+            <w:tcBorders>
+              <w:top w:val="single" w:sz="4" w:color="D9D9D9"/>
+              <w:left w:val="single" w:sz="4" w:color="D9D9D9"/>
+              <w:bottom w:val="single" w:sz="4" w:color="D9D9D9"/>
+              <w:right w:val="single" w:sz="4" w:color="D9D9D9"/>
+            </w:tcBorders>
+            <w:tcMar>
+              <w:top w:w="70" w:type="dxa"/>
+              <w:left w:w="70" w:type="dxa"/>
+              <w:bottom w:w="70" w:type="dxa"/>
+              <w:right w:w="70" w:type="dxa"/>
+            </w:tcMar>
+          </w:tcPr>
+          <w:p>
+            <w:pPr>
+              <w:spacing w:after="60" w:before="60"/>
+              <w:jc w:val="center"/>
+            </w:pPr>
+            <w:r>
+              <w:rPr>
+                <w:b w:val="0"/>
+                <w:sz w:val="18"/>
+              </w:rPr>
+              <w:t>84,95%</w:t>
+            </w:r>
+          </w:p>
+        </w:tc>
+        <w:tc>
+          <w:tcPr>
+            <w:tcW w:type="dxa" w:w="2409"/>
+            <w:shd w:fill="FFFFFF"/>
+            <w:tcBorders>
+              <w:top w:val="single" w:sz="4" w:color="D9D9D9"/>
+              <w:left w:val="single" w:sz="4" w:color="D9D9D9"/>
+              <w:bottom w:val="single" w:sz="4" w:color="D9D9D9"/>
+              <w:right w:val="single" w:sz="4" w:color="D9D9D9"/>
+            </w:tcBorders>
+            <w:tcMar>
+              <w:top w:w="70" w:type="dxa"/>
+              <w:left w:w="70" w:type="dxa"/>
+              <w:bottom w:w="70" w:type="dxa"/>
+              <w:right w:w="70" w:type="dxa"/>
+            </w:tcMar>
+          </w:tcPr>
+          <w:p>
+            <w:pPr>
+              <w:spacing w:after="60" w:before="60"/>
+              <w:jc w:val="center"/>
+            </w:pPr>
+            <w:r>
+              <w:rPr>
+                <w:b w:val="0"/>
+                <w:sz w:val="18"/>
+              </w:rPr>
+              <w:t>83,12%</w:t>
+            </w:r>
+          </w:p>
+        </w:tc>
+      </w:tr>
+      <w:tr>
+        <w:trPr>
+          <w:cantSplit/>
+        </w:trPr>
+        <w:tc>
+          <w:tcPr>
+            <w:tcW w:type="dxa" w:w="2409"/>
+            <w:shd w:fill="F3F6F9"/>
+            <w:tcBorders>
+              <w:top w:val="single" w:sz="4" w:color="D9D9D9"/>
+              <w:left w:val="single" w:sz="4" w:color="D9D9D9"/>
+              <w:bottom w:val="single" w:sz="4" w:color="D9D9D9"/>
+              <w:right w:val="single" w:sz="4" w:color="D9D9D9"/>
+            </w:tcBorders>
+            <w:tcMar>
+              <w:top w:w="70" w:type="dxa"/>
+              <w:left w:w="70" w:type="dxa"/>
+              <w:bottom w:w="70" w:type="dxa"/>
+              <w:right w:w="70" w:type="dxa"/>
+            </w:tcMar>
+          </w:tcPr>
+          <w:p>
+            <w:pPr>
+              <w:spacing w:after="60" w:before="60"/>
+            </w:pPr>
+            <w:r>
+              <w:rPr>
+                <w:b w:val="0"/>
+                <w:sz w:val="18"/>
+              </w:rPr>
+              <w:t>Macro F1</w:t>
+            </w:r>
+          </w:p>
+        </w:tc>
+        <w:tc>
+          <w:tcPr>
+            <w:tcW w:type="dxa" w:w="2409"/>
+            <w:shd w:fill="F3F6F9"/>
+            <w:tcBorders>
+              <w:top w:val="single" w:sz="4" w:color="D9D9D9"/>
+              <w:left w:val="single" w:sz="4" w:color="D9D9D9"/>
+              <w:bottom w:val="single" w:sz="4" w:color="D9D9D9"/>
+              <w:right w:val="single" w:sz="4" w:color="D9D9D9"/>
+            </w:tcBorders>
+            <w:tcMar>
+              <w:top w:w="70" w:type="dxa"/>
+              <w:left w:w="70" w:type="dxa"/>
+              <w:bottom w:w="70" w:type="dxa"/>
+              <w:right w:w="70" w:type="dxa"/>
+            </w:tcMar>
+          </w:tcPr>
+          <w:p>
+            <w:pPr>
+              <w:spacing w:after="60" w:before="60"/>
+              <w:jc w:val="center"/>
+            </w:pPr>
+            <w:r>
+              <w:rPr>
+                <w:b w:val="0"/>
+                <w:sz w:val="18"/>
+              </w:rPr>
+              <w:t>61,06%</w:t>
+            </w:r>
+          </w:p>
+        </w:tc>
+        <w:tc>
+          <w:tcPr>
+            <w:tcW w:type="dxa" w:w="2409"/>
+            <w:shd w:fill="F3F6F9"/>
+            <w:tcBorders>
+              <w:top w:val="single" w:sz="4" w:color="D9D9D9"/>
+              <w:left w:val="single" w:sz="4" w:color="D9D9D9"/>
+              <w:bottom w:val="single" w:sz="4" w:color="D9D9D9"/>
+              <w:right w:val="single" w:sz="4" w:color="D9D9D9"/>
+            </w:tcBorders>
+            <w:tcMar>
+              <w:top w:w="70" w:type="dxa"/>
+              <w:left w:w="70" w:type="dxa"/>
+              <w:bottom w:w="70" w:type="dxa"/>
+              <w:right w:w="70" w:type="dxa"/>
+            </w:tcMar>
+          </w:tcPr>
+          <w:p>
+            <w:pPr>
+              <w:spacing w:after="60" w:before="60"/>
+              <w:jc w:val="center"/>
+            </w:pPr>
+            <w:r>
+              <w:rPr>
+                <w:b w:val="0"/>
+                <w:sz w:val="18"/>
+              </w:rPr>
+              <w:t>73,08%</w:t>
+            </w:r>
+          </w:p>
+        </w:tc>
+        <w:tc>
+          <w:tcPr>
+            <w:tcW w:type="dxa" w:w="2409"/>
+            <w:shd w:fill="F3F6F9"/>
+            <w:tcBorders>
+              <w:top w:val="single" w:sz="4" w:color="D9D9D9"/>
+              <w:left w:val="single" w:sz="4" w:color="D9D9D9"/>
+              <w:bottom w:val="single" w:sz="4" w:color="D9D9D9"/>
+              <w:right w:val="single" w:sz="4" w:color="D9D9D9"/>
+            </w:tcBorders>
+            <w:tcMar>
+              <w:top w:w="70" w:type="dxa"/>
+              <w:left w:w="70" w:type="dxa"/>
+              <w:bottom w:w="70" w:type="dxa"/>
+              <w:right w:w="70" w:type="dxa"/>
+            </w:tcMar>
+          </w:tcPr>
+          <w:p>
+            <w:pPr>
+              <w:spacing w:after="60" w:before="60"/>
+              <w:jc w:val="center"/>
+            </w:pPr>
+            <w:r>
+              <w:rPr>
+                <w:b w:val="0"/>
+                <w:sz w:val="18"/>
+              </w:rPr>
+              <w:t>69,71%</w:t>
+            </w:r>
+          </w:p>
+        </w:tc>
+      </w:tr>
+      <w:tr>
+        <w:trPr>
+          <w:cantSplit/>
+        </w:trPr>
+        <w:tc>
+          <w:tcPr>
+            <w:tcW w:type="dxa" w:w="2409"/>
+            <w:shd w:fill="FFFFFF"/>
+            <w:tcBorders>
+              <w:top w:val="single" w:sz="4" w:color="D9D9D9"/>
+              <w:left w:val="single" w:sz="4" w:color="D9D9D9"/>
+              <w:bottom w:val="single" w:sz="4" w:color="D9D9D9"/>
+              <w:right w:val="single" w:sz="4" w:color="D9D9D9"/>
+            </w:tcBorders>
+            <w:tcMar>
+              <w:top w:w="70" w:type="dxa"/>
+              <w:left w:w="70" w:type="dxa"/>
+              <w:bottom w:w="70" w:type="dxa"/>
+              <w:right w:w="70" w:type="dxa"/>
+            </w:tcMar>
+          </w:tcPr>
+          <w:p>
+            <w:pPr>
+              <w:spacing w:after="60" w:before="60"/>
+            </w:pPr>
+            <w:r>
+              <w:rPr>
+                <w:b w:val="0"/>
+                <w:sz w:val="18"/>
+              </w:rPr>
+              <w:t>Balanced accuracy</w:t>
+            </w:r>
+          </w:p>
+        </w:tc>
+        <w:tc>
+          <w:tcPr>
+            <w:tcW w:type="dxa" w:w="2409"/>
+            <w:shd w:fill="FFFFFF"/>
+            <w:tcBorders>
+              <w:top w:val="single" w:sz="4" w:color="D9D9D9"/>
+              <w:left w:val="single" w:sz="4" w:color="D9D9D9"/>
+              <w:bottom w:val="single" w:sz="4" w:color="D9D9D9"/>
+              <w:right w:val="single" w:sz="4" w:color="D9D9D9"/>
+            </w:tcBorders>
+            <w:tcMar>
+              <w:top w:w="70" w:type="dxa"/>
+              <w:left w:w="70" w:type="dxa"/>
+              <w:bottom w:w="70" w:type="dxa"/>
+              <w:right w:w="70" w:type="dxa"/>
+            </w:tcMar>
+          </w:tcPr>
+          <w:p>
+            <w:pPr>
+              <w:spacing w:after="60" w:before="60"/>
+              <w:jc w:val="center"/>
+            </w:pPr>
+            <w:r>
+              <w:rPr>
+                <w:b w:val="0"/>
+                <w:sz w:val="18"/>
+              </w:rPr>
+              <w:t>57,49%</w:t>
+            </w:r>
+          </w:p>
+        </w:tc>
+        <w:tc>
+          <w:tcPr>
+            <w:tcW w:type="dxa" w:w="2409"/>
+            <w:shd w:fill="FFFFFF"/>
+            <w:tcBorders>
+              <w:top w:val="single" w:sz="4" w:color="D9D9D9"/>
+              <w:left w:val="single" w:sz="4" w:color="D9D9D9"/>
+              <w:bottom w:val="single" w:sz="4" w:color="D9D9D9"/>
+              <w:right w:val="single" w:sz="4" w:color="D9D9D9"/>
+            </w:tcBorders>
+            <w:tcMar>
+              <w:top w:w="70" w:type="dxa"/>
+              <w:left w:w="70" w:type="dxa"/>
+              <w:bottom w:w="70" w:type="dxa"/>
+              <w:right w:w="70" w:type="dxa"/>
+            </w:tcMar>
+          </w:tcPr>
+          <w:p>
+            <w:pPr>
+              <w:spacing w:after="60" w:before="60"/>
+              <w:jc w:val="center"/>
+            </w:pPr>
+            <w:r>
+              <w:rPr>
+                <w:b w:val="0"/>
+                <w:sz w:val="18"/>
+              </w:rPr>
+              <w:t>69,40%</w:t>
+            </w:r>
+          </w:p>
+        </w:tc>
+        <w:tc>
+          <w:tcPr>
+            <w:tcW w:type="dxa" w:w="2409"/>
+            <w:shd w:fill="FFFFFF"/>
+            <w:tcBorders>
+              <w:top w:val="single" w:sz="4" w:color="D9D9D9"/>
+              <w:left w:val="single" w:sz="4" w:color="D9D9D9"/>
+              <w:bottom w:val="single" w:sz="4" w:color="D9D9D9"/>
+              <w:right w:val="single" w:sz="4" w:color="D9D9D9"/>
+            </w:tcBorders>
+            <w:tcMar>
+              <w:top w:w="70" w:type="dxa"/>
+              <w:left w:w="70" w:type="dxa"/>
+              <w:bottom w:w="70" w:type="dxa"/>
+              <w:right w:w="70" w:type="dxa"/>
+            </w:tcMar>
+          </w:tcPr>
+          <w:p>
+            <w:pPr>
+              <w:spacing w:after="60" w:before="60"/>
+              <w:jc w:val="center"/>
+            </w:pPr>
+            <w:r>
+              <w:rPr>
+                <w:b w:val="0"/>
+                <w:sz w:val="18"/>
+              </w:rPr>
+              <w:t>68,06%</w:t>
+            </w:r>
+          </w:p>
+        </w:tc>
+      </w:tr>
+    </w:tbl>
     <w:p>
       <w:r>
-        <w:t>Dự án Moon Robotics  •  Thực nghiệm ngày 23 tháng 10 năm 2026</w:t>
-        <w:br/>
-        <w:t>Tổng hợp ngày 24 tháng 10 năm 2026</w:t>
+        <w:drawing>
+          <wp:inline xmlns:a="http://schemas.openxmlformats.org/drawingml/2006/main" xmlns:pic="http://schemas.openxmlformats.org/drawingml/2006/picture">
+            <wp:extent cx="6035040" cy="2302298"/>
+            <wp:docPr id="1" name="Picture 1"/>
+            <wp:cNvGraphicFramePr>
+              <a:graphicFrameLocks noChangeAspect="1"/>
+            </wp:cNvGraphicFramePr>
+            <a:graphic>
+              <a:graphicData uri="http://schemas.openxmlformats.org/drawingml/2006/picture">
+                <pic:pic>
+                  <pic:nvPicPr>
+                    <pic:cNvPr id="0" name="metrics.png"/>
+                    <pic:cNvPicPr/>
+                  </pic:nvPicPr>
+                  <pic:blipFill>
+                    <a:blip r:embed="rId10"/>
+                    <a:stretch>
+                      <a:fillRect/>
+                    </a:stretch>
+                  </pic:blipFill>
+                  <pic:spPr>
+                    <a:xfrm>
+                      <a:off x="0" y="0"/>
+                      <a:ext cx="6035040" cy="2302298"/>
+                    </a:xfrm>
+                    <a:prstGeom prst="rect"/>
+                  </pic:spPr>
+                </pic:pic>
+              </a:graphicData>
+            </a:graphic>
+          </wp:inline>
+        </w:drawing>
       </w:r>
     </w:p>
     <w:p>
       <w:pPr>
-        <w:pStyle w:val="Heading1"/>
+        <w:pStyle w:val="Caption"/>
       </w:pPr>
       <w:r>
-        <w:t>1 Mục tiêu và kết quả chính</w:t>
-      </w:r>
-    </w:p>
-    <w:p>
-      <w:r>
-        <w:t>Nhóm xây dựng quy trình tự huấn luyện bộ phân loại biểu cảm, thay vì chỉ tích hợp trọng số pretrained. Mục tiêu là làm chủ dữ liệu, kiến trúc, quá trình học và bước triển khai; đồng thời giữ nguyên model cũ để đo so sánh trên cùng các mẫu ảnh.</w:t>
-      </w:r>
-    </w:p>
-    <w:p>
-      <w:r>
-        <w:t>Mạng mới có tên lớp EmotionCNN, mã kiến trúc fer-cnn-v1, gồm 1.174.696 tham số học được. Hai thí nghiệm B và C dùng cùng mạng khởi tạo ngẫu nhiên và cùng ảnh; khác nhau ở nhãn cứng hoặc phân bố nhãn mềm. Không dùng trọng số pretrained để khởi tạo hai mạng này.</w:t>
+        <w:t>Hình 1  Kết quả trên cùng 3376 ảnh test</w:t>
       </w:r>
     </w:p>
     <w:tbl>
@@ -84,7 +629,7 @@
                 <w:b/>
                 <w:sz w:val="18"/>
               </w:rPr>
-              <w:t>Nội dung</w:t>
+              <w:t>B so với A</w:t>
             </w:r>
           </w:p>
         </w:tc>
@@ -115,7 +660,7 @@
                 <w:b/>
                 <w:sz w:val="18"/>
               </w:rPr>
-              <w:t>Kết quả</w:t>
+              <w:t>Cải thiện đo được</w:t>
             </w:r>
           </w:p>
         </w:tc>
@@ -150,7 +695,7 @@
                 <w:b w:val="0"/>
                 <w:sz w:val="18"/>
               </w:rPr>
-              <w:t>Ứng viên chính</w:t>
+              <w:t>Accuracy</w:t>
             </w:r>
           </w:p>
         </w:tc>
@@ -181,7 +726,7 @@
                 <w:b w:val="0"/>
                 <w:sz w:val="18"/>
               </w:rPr>
-              <w:t>B nhãn cứng seed 42</w:t>
+              <w:t>+3,08 điểm phần trăm</w:t>
             </w:r>
           </w:p>
         </w:tc>
@@ -216,7 +761,7 @@
                 <w:b w:val="0"/>
                 <w:sz w:val="18"/>
               </w:rPr>
-              <w:t>File triển khai</w:t>
+              <w:t>Macro F1</w:t>
             </w:r>
           </w:p>
         </w:tc>
@@ -247,7 +792,7 @@
                 <w:b w:val="0"/>
                 <w:sz w:val="18"/>
               </w:rPr>
-              <w:t>hard-seed42.onnx</w:t>
+              <w:t>+12,03 điểm phần trăm</w:t>
             </w:r>
           </w:p>
         </w:tc>
@@ -282,7 +827,7 @@
                 <w:b w:val="0"/>
                 <w:sz w:val="18"/>
               </w:rPr>
-              <w:t>Checkpoint được chọn</w:t>
+              <w:t>Dung lượng ONNX</w:t>
             </w:r>
           </w:p>
         </w:tc>
@@ -313,7 +858,7 @@
                 <w:b w:val="0"/>
                 <w:sz w:val="18"/>
               </w:rPr>
-              <w:t>Epoch 73 theo macro F1 validation</w:t>
+              <w:t>4,70 MB thay vì 35,04 MB</w:t>
             </w:r>
           </w:p>
         </w:tc>
@@ -348,7 +893,7 @@
                 <w:b w:val="0"/>
                 <w:sz w:val="18"/>
               </w:rPr>
-              <w:t>Accuracy test</w:t>
+              <w:t>Trung vị CPU Colab</w:t>
             </w:r>
           </w:p>
         </w:tc>
@@ -379,7 +924,103 @@
                 <w:b w:val="0"/>
                 <w:sz w:val="18"/>
               </w:rPr>
-              <w:t>84,95% trên 3.376 ảnh</w:t>
+              <w:t>5,70 ms thay vì 22,96 ms</w:t>
+            </w:r>
+          </w:p>
+        </w:tc>
+      </w:tr>
+    </w:tbl>
+    <w:p>
+      <w:r>
+        <w:t>Kết luận thực nghiệm: chọn B để thử tại PBL4. Chỉ một seed; có 531 nhóm ảnh trùng giữa split; chưa đánh giá camera độc lập.</w:t>
+      </w:r>
+    </w:p>
+    <w:p>
+      <w:r>
+        <w:br w:type="page"/>
+      </w:r>
+    </w:p>
+    <w:p>
+      <w:pPr>
+        <w:pStyle w:val="Heading1"/>
+      </w:pPr>
+      <w:r>
+        <w:t>2 Mô hình là gì và hoạt động như thế nào</w:t>
+      </w:r>
+    </w:p>
+    <w:tbl>
+      <w:tblPr>
+        <w:tblW w:type="auto" w:w="0"/>
+        <w:tblLayout w:type="fixed"/>
+        <w:tblLook w:firstColumn="1" w:firstRow="1" w:lastColumn="0" w:lastRow="0" w:noHBand="0" w:noVBand="1" w:val="04A0"/>
+      </w:tblPr>
+      <w:tblGrid>
+        <w:gridCol w:w="4819"/>
+        <w:gridCol w:w="4819"/>
+      </w:tblGrid>
+      <w:tr>
+        <w:trPr>
+          <w:cantSplit/>
+          <w:tblHeader/>
+        </w:trPr>
+        <w:tc>
+          <w:tcPr>
+            <w:tcW w:type="dxa" w:w="4819"/>
+            <w:shd w:fill="DCE8F4"/>
+            <w:tcBorders>
+              <w:top w:val="single" w:sz="4" w:color="D9D9D9"/>
+              <w:left w:val="single" w:sz="4" w:color="D9D9D9"/>
+              <w:bottom w:val="single" w:sz="4" w:color="D9D9D9"/>
+              <w:right w:val="single" w:sz="4" w:color="D9D9D9"/>
+            </w:tcBorders>
+            <w:tcMar>
+              <w:top w:w="70" w:type="dxa"/>
+              <w:left w:w="70" w:type="dxa"/>
+              <w:bottom w:w="70" w:type="dxa"/>
+              <w:right w:w="70" w:type="dxa"/>
+            </w:tcMar>
+          </w:tcPr>
+          <w:p>
+            <w:pPr>
+              <w:spacing w:after="60" w:before="60"/>
+            </w:pPr>
+            <w:r>
+              <w:rPr>
+                <w:b/>
+                <w:sz w:val="18"/>
+              </w:rPr>
+              <w:t>Thành phần</w:t>
+            </w:r>
+          </w:p>
+        </w:tc>
+        <w:tc>
+          <w:tcPr>
+            <w:tcW w:type="dxa" w:w="4819"/>
+            <w:shd w:fill="DCE8F4"/>
+            <w:tcBorders>
+              <w:top w:val="single" w:sz="4" w:color="D9D9D9"/>
+              <w:left w:val="single" w:sz="4" w:color="D9D9D9"/>
+              <w:bottom w:val="single" w:sz="4" w:color="D9D9D9"/>
+              <w:right w:val="single" w:sz="4" w:color="D9D9D9"/>
+            </w:tcBorders>
+            <w:tcMar>
+              <w:top w:w="70" w:type="dxa"/>
+              <w:left w:w="70" w:type="dxa"/>
+              <w:bottom w:w="70" w:type="dxa"/>
+              <w:right w:w="70" w:type="dxa"/>
+            </w:tcMar>
+          </w:tcPr>
+          <w:p>
+            <w:pPr>
+              <w:spacing w:after="60" w:before="60"/>
+              <w:jc w:val="center"/>
+            </w:pPr>
+            <w:r>
+              <w:rPr>
+                <w:b/>
+                <w:sz w:val="18"/>
+              </w:rPr>
+              <w:t>Nguồn gốc và vai trò</w:t>
             </w:r>
           </w:p>
         </w:tc>
@@ -414,7 +1055,7 @@
                 <w:b w:val="0"/>
                 <w:sz w:val="18"/>
               </w:rPr>
-              <w:t>Macro F1 test</w:t>
+              <w:t>A Emotion FERPlus</w:t>
             </w:r>
           </w:p>
         </w:tc>
@@ -445,7 +1086,7 @@
                 <w:b w:val="0"/>
                 <w:sz w:val="18"/>
               </w:rPr>
-              <w:t>73,08% so với model cũ 61,06%</w:t>
+              <w:t>Trọng số pretrained từ ONNX Model Zoo; huấn luyện CNTK theo model card [2]</w:t>
             </w:r>
           </w:p>
         </w:tc>
@@ -480,7 +1121,7 @@
                 <w:b w:val="0"/>
                 <w:sz w:val="18"/>
               </w:rPr>
-              <w:t>Dung lượng ONNX</w:t>
+              <w:t>B và C EmotionCNN</w:t>
             </w:r>
           </w:p>
         </w:tc>
@@ -511,47 +1152,186 @@
                 <w:b w:val="0"/>
                 <w:sz w:val="18"/>
               </w:rPr>
-              <w:t>4.699.882 byte so với 35.040.571 byte</w:t>
+              <w:t>Nhóm định nghĩa kiến trúc fer-cnn-v1 bằng PyTorch; train từ trọng số ngẫu nhiên</w:t>
+            </w:r>
+          </w:p>
+        </w:tc>
+      </w:tr>
+      <w:tr>
+        <w:trPr>
+          <w:cantSplit/>
+        </w:trPr>
+        <w:tc>
+          <w:tcPr>
+            <w:tcW w:type="dxa" w:w="4819"/>
+            <w:shd w:fill="FFFFFF"/>
+            <w:tcBorders>
+              <w:top w:val="single" w:sz="4" w:color="D9D9D9"/>
+              <w:left w:val="single" w:sz="4" w:color="D9D9D9"/>
+              <w:bottom w:val="single" w:sz="4" w:color="D9D9D9"/>
+              <w:right w:val="single" w:sz="4" w:color="D9D9D9"/>
+            </w:tcBorders>
+            <w:tcMar>
+              <w:top w:w="70" w:type="dxa"/>
+              <w:left w:w="70" w:type="dxa"/>
+              <w:bottom w:w="70" w:type="dxa"/>
+              <w:right w:w="70" w:type="dxa"/>
+            </w:tcMar>
+          </w:tcPr>
+          <w:p>
+            <w:pPr>
+              <w:spacing w:after="60" w:before="60"/>
+            </w:pPr>
+            <w:r>
+              <w:rPr>
+                <w:b w:val="0"/>
+                <w:sz w:val="18"/>
+              </w:rPr>
+              <w:t>FER+</w:t>
+            </w:r>
+          </w:p>
+        </w:tc>
+        <w:tc>
+          <w:tcPr>
+            <w:tcW w:type="dxa" w:w="4819"/>
+            <w:shd w:fill="FFFFFF"/>
+            <w:tcBorders>
+              <w:top w:val="single" w:sz="4" w:color="D9D9D9"/>
+              <w:left w:val="single" w:sz="4" w:color="D9D9D9"/>
+              <w:bottom w:val="single" w:sz="4" w:color="D9D9D9"/>
+              <w:right w:val="single" w:sz="4" w:color="D9D9D9"/>
+            </w:tcBorders>
+            <w:tcMar>
+              <w:top w:w="70" w:type="dxa"/>
+              <w:left w:w="70" w:type="dxa"/>
+              <w:bottom w:w="70" w:type="dxa"/>
+              <w:right w:w="70" w:type="dxa"/>
+            </w:tcMar>
+          </w:tcPr>
+          <w:p>
+            <w:pPr>
+              <w:spacing w:after="60" w:before="60"/>
+              <w:jc w:val="center"/>
+            </w:pPr>
+            <w:r>
+              <w:rPr>
+                <w:b w:val="0"/>
+                <w:sz w:val="18"/>
+              </w:rPr>
+              <w:t>Nhãn cho ảnh FER2013; không phải tên kiến trúc CNN [1]</w:t>
+            </w:r>
+          </w:p>
+        </w:tc>
+      </w:tr>
+      <w:tr>
+        <w:trPr>
+          <w:cantSplit/>
+        </w:trPr>
+        <w:tc>
+          <w:tcPr>
+            <w:tcW w:type="dxa" w:w="4819"/>
+            <w:shd w:fill="F3F6F9"/>
+            <w:tcBorders>
+              <w:top w:val="single" w:sz="4" w:color="D9D9D9"/>
+              <w:left w:val="single" w:sz="4" w:color="D9D9D9"/>
+              <w:bottom w:val="single" w:sz="4" w:color="D9D9D9"/>
+              <w:right w:val="single" w:sz="4" w:color="D9D9D9"/>
+            </w:tcBorders>
+            <w:tcMar>
+              <w:top w:w="70" w:type="dxa"/>
+              <w:left w:w="70" w:type="dxa"/>
+              <w:bottom w:w="70" w:type="dxa"/>
+              <w:right w:w="70" w:type="dxa"/>
+            </w:tcMar>
+          </w:tcPr>
+          <w:p>
+            <w:pPr>
+              <w:spacing w:after="60" w:before="60"/>
+            </w:pPr>
+            <w:r>
+              <w:rPr>
+                <w:b w:val="0"/>
+                <w:sz w:val="18"/>
+              </w:rPr>
+              <w:t>ONNX</w:t>
+            </w:r>
+          </w:p>
+        </w:tc>
+        <w:tc>
+          <w:tcPr>
+            <w:tcW w:type="dxa" w:w="4819"/>
+            <w:shd w:fill="F3F6F9"/>
+            <w:tcBorders>
+              <w:top w:val="single" w:sz="4" w:color="D9D9D9"/>
+              <w:left w:val="single" w:sz="4" w:color="D9D9D9"/>
+              <w:bottom w:val="single" w:sz="4" w:color="D9D9D9"/>
+              <w:right w:val="single" w:sz="4" w:color="D9D9D9"/>
+            </w:tcBorders>
+            <w:tcMar>
+              <w:top w:w="70" w:type="dxa"/>
+              <w:left w:w="70" w:type="dxa"/>
+              <w:bottom w:w="70" w:type="dxa"/>
+              <w:right w:w="70" w:type="dxa"/>
+            </w:tcMar>
+          </w:tcPr>
+          <w:p>
+            <w:pPr>
+              <w:spacing w:after="60" w:before="60"/>
+              <w:jc w:val="center"/>
+            </w:pPr>
+            <w:r>
+              <w:rPr>
+                <w:b w:val="0"/>
+                <w:sz w:val="18"/>
+              </w:rPr>
+              <w:t>Định dạng lưu đồ thị và trọng số để chạy suy luận bằng OpenCV</w:t>
             </w:r>
           </w:p>
         </w:tc>
       </w:tr>
     </w:tbl>
-    <w:p/>
     <w:p>
       <w:r>
-        <w:t>Phạm vi kết luận: B có kết quả tốt hơn mốc pretrained trong thực nghiệm một seed trên bộ chia đã nêu. Bộ dữ liệu còn 531 nhóm ảnh trùng giữa các tập; chưa có đánh giá camera độc lập hoặc chứng minh hiệu quả với trạng thái tâm lý bên trong.</w:t>
+        <w:drawing>
+          <wp:inline xmlns:a="http://schemas.openxmlformats.org/drawingml/2006/main" xmlns:pic="http://schemas.openxmlformats.org/drawingml/2006/picture">
+            <wp:extent cx="6035040" cy="2133600"/>
+            <wp:docPr id="2" name="Picture 2"/>
+            <wp:cNvGraphicFramePr>
+              <a:graphicFrameLocks noChangeAspect="1"/>
+            </wp:cNvGraphicFramePr>
+            <a:graphic>
+              <a:graphicData uri="http://schemas.openxmlformats.org/drawingml/2006/picture">
+                <pic:pic>
+                  <pic:nvPicPr>
+                    <pic:cNvPr id="0" name="pipeline.png"/>
+                    <pic:cNvPicPr/>
+                  </pic:nvPicPr>
+                  <pic:blipFill>
+                    <a:blip r:embed="rId13"/>
+                    <a:stretch>
+                      <a:fillRect/>
+                    </a:stretch>
+                  </pic:blipFill>
+                  <pic:spPr>
+                    <a:xfrm>
+                      <a:off x="0" y="0"/>
+                      <a:ext cx="6035040" cy="2133600"/>
+                    </a:xfrm>
+                    <a:prstGeom prst="rect"/>
+                  </pic:spPr>
+                </pic:pic>
+              </a:graphicData>
+            </a:graphic>
+          </wp:inline>
+        </w:drawing>
       </w:r>
     </w:p>
     <w:p>
       <w:pPr>
-        <w:pStyle w:val="Heading1"/>
+        <w:pStyle w:val="Caption"/>
       </w:pPr>
       <w:r>
-        <w:t>Nguồn gốc mô hình đối chứng</w:t>
-      </w:r>
-    </w:p>
-    <w:p>
-      <w:r>
-        <w:t>Model A là Emotion FERPlus từ ONNX Model Zoo, file emotion-ferplus-8.onnx. Tài liệu nguồn mô tả mạng tích chập sâu được huấn luyện bằng CNTK với cross entropy trên nhãn FER+. Nhóm sử dụng nguyên trọng số để làm đối chứng, không gọi đây là model do nhóm tự train [1][2].</w:t>
-      </w:r>
-    </w:p>
-    <w:p>
-      <w:r>
-        <w:br w:type="page"/>
-      </w:r>
-    </w:p>
-    <w:p>
-      <w:pPr>
-        <w:pStyle w:val="Heading1"/>
-      </w:pPr>
-      <w:r>
-        <w:t>2 Dữ liệu và quy trình chuẩn bị</w:t>
-      </w:r>
-    </w:p>
-    <w:p>
-      <w:r>
-        <w:t>Ảnh gốc là FER2013 dạng xám 48 × 48 trong fer2013.csv. Nhãn mới lấy từ fer2013new.csv của Microsoft FERPlus; mỗi ảnh được đánh giá bằng phiếu của 10 người, có tám cột biểu cảm cùng unknown và NF. FER+ là bộ nhãn bổ sung cho ảnh FER2013, không phải tên kiến trúc mạng [1]. File ảnh được tải từ bản đăng lại deadskull7 trên Kaggle do đường tải cuộc thi gốc gặp trở ngại.</w:t>
+        <w:t>Hình 2  Luồng camera đọc từ trái sang phải ở từng hàng</w:t>
       </w:r>
     </w:p>
     <w:tbl>
@@ -561,11 +1341,8 @@
         <w:tblLook w:firstColumn="1" w:firstRow="1" w:lastColumn="0" w:lastRow="0" w:noHBand="0" w:noVBand="1" w:val="04A0"/>
       </w:tblPr>
       <w:tblGrid>
-        <w:gridCol w:w="1928"/>
-        <w:gridCol w:w="1928"/>
-        <w:gridCol w:w="1928"/>
-        <w:gridCol w:w="1928"/>
-        <w:gridCol w:w="1928"/>
+        <w:gridCol w:w="4819"/>
+        <w:gridCol w:w="4819"/>
       </w:tblGrid>
       <w:tr>
         <w:trPr>
@@ -574,7 +1351,7 @@
         </w:trPr>
         <w:tc>
           <w:tcPr>
-            <w:tcW w:type="dxa" w:w="1928"/>
+            <w:tcW w:type="dxa" w:w="4819"/>
             <w:shd w:fill="DCE8F4"/>
             <w:tcBorders>
               <w:top w:val="single" w:sz="4" w:color="D9D9D9"/>
@@ -598,13 +1375,13 @@
                 <w:b/>
                 <w:sz w:val="18"/>
               </w:rPr>
-              <w:t>Tập chính thức</w:t>
+              <w:t>Bước</w:t>
             </w:r>
           </w:p>
         </w:tc>
         <w:tc>
           <w:tcPr>
-            <w:tcW w:type="dxa" w:w="1928"/>
+            <w:tcW w:type="dxa" w:w="4819"/>
             <w:shd w:fill="DCE8F4"/>
             <w:tcBorders>
               <w:top w:val="single" w:sz="4" w:color="D9D9D9"/>
@@ -629,100 +1406,7 @@
                 <w:b/>
                 <w:sz w:val="18"/>
               </w:rPr>
-              <w:t>Vai trò</w:t>
-            </w:r>
-          </w:p>
-        </w:tc>
-        <w:tc>
-          <w:tcPr>
-            <w:tcW w:type="dxa" w:w="1928"/>
-            <w:shd w:fill="DCE8F4"/>
-            <w:tcBorders>
-              <w:top w:val="single" w:sz="4" w:color="D9D9D9"/>
-              <w:left w:val="single" w:sz="4" w:color="D9D9D9"/>
-              <w:bottom w:val="single" w:sz="4" w:color="D9D9D9"/>
-              <w:right w:val="single" w:sz="4" w:color="D9D9D9"/>
-            </w:tcBorders>
-            <w:tcMar>
-              <w:top w:w="70" w:type="dxa"/>
-              <w:left w:w="70" w:type="dxa"/>
-              <w:bottom w:w="70" w:type="dxa"/>
-              <w:right w:w="70" w:type="dxa"/>
-            </w:tcMar>
-          </w:tcPr>
-          <w:p>
-            <w:pPr>
-              <w:spacing w:after="60" w:before="60"/>
-              <w:jc w:val="center"/>
-            </w:pPr>
-            <w:r>
-              <w:rPr>
-                <w:b/>
-                <w:sz w:val="18"/>
-              </w:rPr>
-              <w:t>Ảnh gốc</w:t>
-            </w:r>
-          </w:p>
-        </w:tc>
-        <w:tc>
-          <w:tcPr>
-            <w:tcW w:type="dxa" w:w="1928"/>
-            <w:shd w:fill="DCE8F4"/>
-            <w:tcBorders>
-              <w:top w:val="single" w:sz="4" w:color="D9D9D9"/>
-              <w:left w:val="single" w:sz="4" w:color="D9D9D9"/>
-              <w:bottom w:val="single" w:sz="4" w:color="D9D9D9"/>
-              <w:right w:val="single" w:sz="4" w:color="D9D9D9"/>
-            </w:tcBorders>
-            <w:tcMar>
-              <w:top w:w="70" w:type="dxa"/>
-              <w:left w:w="70" w:type="dxa"/>
-              <w:bottom w:w="70" w:type="dxa"/>
-              <w:right w:w="70" w:type="dxa"/>
-            </w:tcMar>
-          </w:tcPr>
-          <w:p>
-            <w:pPr>
-              <w:spacing w:after="60" w:before="60"/>
-              <w:jc w:val="center"/>
-            </w:pPr>
-            <w:r>
-              <w:rPr>
-                <w:b/>
-                <w:sz w:val="18"/>
-              </w:rPr>
-              <w:t>Giữ lại</w:t>
-            </w:r>
-          </w:p>
-        </w:tc>
-        <w:tc>
-          <w:tcPr>
-            <w:tcW w:type="dxa" w:w="1928"/>
-            <w:shd w:fill="DCE8F4"/>
-            <w:tcBorders>
-              <w:top w:val="single" w:sz="4" w:color="D9D9D9"/>
-              <w:left w:val="single" w:sz="4" w:color="D9D9D9"/>
-              <w:bottom w:val="single" w:sz="4" w:color="D9D9D9"/>
-              <w:right w:val="single" w:sz="4" w:color="D9D9D9"/>
-            </w:tcBorders>
-            <w:tcMar>
-              <w:top w:w="70" w:type="dxa"/>
-              <w:left w:w="70" w:type="dxa"/>
-              <w:bottom w:w="70" w:type="dxa"/>
-              <w:right w:w="70" w:type="dxa"/>
-            </w:tcMar>
-          </w:tcPr>
-          <w:p>
-            <w:pPr>
-              <w:spacing w:after="60" w:before="60"/>
-              <w:jc w:val="center"/>
-            </w:pPr>
-            <w:r>
-              <w:rPr>
-                <w:b/>
-                <w:sz w:val="18"/>
-              </w:rPr>
-              <w:t>Loại</w:t>
+              <w:t>Đầu ra</w:t>
             </w:r>
           </w:p>
         </w:tc>
@@ -733,7 +1417,7 @@
         </w:trPr>
         <w:tc>
           <w:tcPr>
-            <w:tcW w:type="dxa" w:w="1928"/>
+            <w:tcW w:type="dxa" w:w="4819"/>
             <w:shd w:fill="FFFFFF"/>
             <w:tcBorders>
               <w:top w:val="single" w:sz="4" w:color="D9D9D9"/>
@@ -757,13 +1441,13 @@
                 <w:b w:val="0"/>
                 <w:sz w:val="18"/>
               </w:rPr>
-              <w:t>train</w:t>
+              <w:t>YuNet</w:t>
             </w:r>
           </w:p>
         </w:tc>
         <w:tc>
           <w:tcPr>
-            <w:tcW w:type="dxa" w:w="1928"/>
+            <w:tcW w:type="dxa" w:w="4819"/>
             <w:shd w:fill="FFFFFF"/>
             <w:tcBorders>
               <w:top w:val="single" w:sz="4" w:color="D9D9D9"/>
@@ -788,13 +1472,114 @@
                 <w:b w:val="0"/>
                 <w:sz w:val="18"/>
               </w:rPr>
-              <w:t>Huấn luyện</w:t>
+              <w:t>Hộp khuôn mặt và điểm mắt</w:t>
+            </w:r>
+          </w:p>
+        </w:tc>
+      </w:tr>
+      <w:tr>
+        <w:trPr>
+          <w:cantSplit/>
+        </w:trPr>
+        <w:tc>
+          <w:tcPr>
+            <w:tcW w:type="dxa" w:w="4819"/>
+            <w:shd w:fill="F3F6F9"/>
+            <w:tcBorders>
+              <w:top w:val="single" w:sz="4" w:color="D9D9D9"/>
+              <w:left w:val="single" w:sz="4" w:color="D9D9D9"/>
+              <w:bottom w:val="single" w:sz="4" w:color="D9D9D9"/>
+              <w:right w:val="single" w:sz="4" w:color="D9D9D9"/>
+            </w:tcBorders>
+            <w:tcMar>
+              <w:top w:w="70" w:type="dxa"/>
+              <w:left w:w="70" w:type="dxa"/>
+              <w:bottom w:w="70" w:type="dxa"/>
+              <w:right w:w="70" w:type="dxa"/>
+            </w:tcMar>
+          </w:tcPr>
+          <w:p>
+            <w:pPr>
+              <w:spacing w:after="60" w:before="60"/>
+            </w:pPr>
+            <w:r>
+              <w:rPr>
+                <w:b w:val="0"/>
+                <w:sz w:val="18"/>
+              </w:rPr>
+              <w:t>Tiền xử lý</w:t>
             </w:r>
           </w:p>
         </w:tc>
         <w:tc>
           <w:tcPr>
-            <w:tcW w:type="dxa" w:w="1928"/>
+            <w:tcW w:type="dxa" w:w="4819"/>
+            <w:shd w:fill="F3F6F9"/>
+            <w:tcBorders>
+              <w:top w:val="single" w:sz="4" w:color="D9D9D9"/>
+              <w:left w:val="single" w:sz="4" w:color="D9D9D9"/>
+              <w:bottom w:val="single" w:sz="4" w:color="D9D9D9"/>
+              <w:right w:val="single" w:sz="4" w:color="D9D9D9"/>
+            </w:tcBorders>
+            <w:tcMar>
+              <w:top w:w="70" w:type="dxa"/>
+              <w:left w:w="70" w:type="dxa"/>
+              <w:bottom w:w="70" w:type="dxa"/>
+              <w:right w:w="70" w:type="dxa"/>
+            </w:tcMar>
+          </w:tcPr>
+          <w:p>
+            <w:pPr>
+              <w:spacing w:after="60" w:before="60"/>
+              <w:jc w:val="center"/>
+            </w:pPr>
+            <w:r>
+              <w:rPr>
+                <w:b w:val="0"/>
+                <w:sz w:val="18"/>
+              </w:rPr>
+              <w:t>Ảnh mặt vuông xám 64 × 64 dải pixel 0 đến 255</w:t>
+            </w:r>
+          </w:p>
+        </w:tc>
+      </w:tr>
+      <w:tr>
+        <w:trPr>
+          <w:cantSplit/>
+        </w:trPr>
+        <w:tc>
+          <w:tcPr>
+            <w:tcW w:type="dxa" w:w="4819"/>
+            <w:shd w:fill="FFFFFF"/>
+            <w:tcBorders>
+              <w:top w:val="single" w:sz="4" w:color="D9D9D9"/>
+              <w:left w:val="single" w:sz="4" w:color="D9D9D9"/>
+              <w:bottom w:val="single" w:sz="4" w:color="D9D9D9"/>
+              <w:right w:val="single" w:sz="4" w:color="D9D9D9"/>
+            </w:tcBorders>
+            <w:tcMar>
+              <w:top w:w="70" w:type="dxa"/>
+              <w:left w:w="70" w:type="dxa"/>
+              <w:bottom w:w="70" w:type="dxa"/>
+              <w:right w:w="70" w:type="dxa"/>
+            </w:tcMar>
+          </w:tcPr>
+          <w:p>
+            <w:pPr>
+              <w:spacing w:after="60" w:before="60"/>
+            </w:pPr>
+            <w:r>
+              <w:rPr>
+                <w:b w:val="0"/>
+                <w:sz w:val="18"/>
+              </w:rPr>
+              <w:t>CNN và softmax</w:t>
+            </w:r>
+          </w:p>
+        </w:tc>
+        <w:tc>
+          <w:tcPr>
+            <w:tcW w:type="dxa" w:w="4819"/>
             <w:shd w:fill="FFFFFF"/>
             <w:tcBorders>
               <w:top w:val="single" w:sz="4" w:color="D9D9D9"/>
@@ -819,69 +1604,7 @@
                 <w:b w:val="0"/>
                 <w:sz w:val="18"/>
               </w:rPr>
-              <w:t>28709</w:t>
-            </w:r>
-          </w:p>
-        </w:tc>
-        <w:tc>
-          <w:tcPr>
-            <w:tcW w:type="dxa" w:w="1928"/>
-            <w:shd w:fill="FFFFFF"/>
-            <w:tcBorders>
-              <w:top w:val="single" w:sz="4" w:color="D9D9D9"/>
-              <w:left w:val="single" w:sz="4" w:color="D9D9D9"/>
-              <w:bottom w:val="single" w:sz="4" w:color="D9D9D9"/>
-              <w:right w:val="single" w:sz="4" w:color="D9D9D9"/>
-            </w:tcBorders>
-            <w:tcMar>
-              <w:top w:w="70" w:type="dxa"/>
-              <w:left w:w="70" w:type="dxa"/>
-              <w:bottom w:w="70" w:type="dxa"/>
-              <w:right w:w="70" w:type="dxa"/>
-            </w:tcMar>
-          </w:tcPr>
-          <w:p>
-            <w:pPr>
-              <w:spacing w:after="60" w:before="60"/>
-              <w:jc w:val="center"/>
-            </w:pPr>
-            <w:r>
-              <w:rPr>
-                <w:b w:val="0"/>
-                <w:sz w:val="18"/>
-              </w:rPr>
-              <w:t>26940</w:t>
-            </w:r>
-          </w:p>
-        </w:tc>
-        <w:tc>
-          <w:tcPr>
-            <w:tcW w:type="dxa" w:w="1928"/>
-            <w:shd w:fill="FFFFFF"/>
-            <w:tcBorders>
-              <w:top w:val="single" w:sz="4" w:color="D9D9D9"/>
-              <w:left w:val="single" w:sz="4" w:color="D9D9D9"/>
-              <w:bottom w:val="single" w:sz="4" w:color="D9D9D9"/>
-              <w:right w:val="single" w:sz="4" w:color="D9D9D9"/>
-            </w:tcBorders>
-            <w:tcMar>
-              <w:top w:w="70" w:type="dxa"/>
-              <w:left w:w="70" w:type="dxa"/>
-              <w:bottom w:w="70" w:type="dxa"/>
-              <w:right w:w="70" w:type="dxa"/>
-            </w:tcMar>
-          </w:tcPr>
-          <w:p>
-            <w:pPr>
-              <w:spacing w:after="60" w:before="60"/>
-              <w:jc w:val="center"/>
-            </w:pPr>
-            <w:r>
-              <w:rPr>
-                <w:b w:val="0"/>
-                <w:sz w:val="18"/>
-              </w:rPr>
-              <w:t>1769</w:t>
+              <w:t>neutral happy surprised sad angry disgust fear contempt</w:t>
             </w:r>
           </w:p>
         </w:tc>
@@ -892,7 +1615,7 @@
         </w:trPr>
         <w:tc>
           <w:tcPr>
-            <w:tcW w:type="dxa" w:w="1928"/>
+            <w:tcW w:type="dxa" w:w="4819"/>
             <w:shd w:fill="F3F6F9"/>
             <w:tcBorders>
               <w:top w:val="single" w:sz="4" w:color="D9D9D9"/>
@@ -916,13 +1639,13 @@
                 <w:b w:val="0"/>
                 <w:sz w:val="18"/>
               </w:rPr>
-              <w:t>validation</w:t>
+              <w:t>Hậu xử lý PBL4</w:t>
             </w:r>
           </w:p>
         </w:tc>
         <w:tc>
           <w:tcPr>
-            <w:tcW w:type="dxa" w:w="1928"/>
+            <w:tcW w:type="dxa" w:w="4819"/>
             <w:shd w:fill="F3F6F9"/>
             <w:tcBorders>
               <w:top w:val="single" w:sz="4" w:color="D9D9D9"/>
@@ -947,265 +1670,30 @@
                 <w:b w:val="0"/>
                 <w:sz w:val="18"/>
               </w:rPr>
-              <w:t>Chọn checkpoint</w:t>
-            </w:r>
-          </w:p>
-        </w:tc>
-        <w:tc>
-          <w:tcPr>
-            <w:tcW w:type="dxa" w:w="1928"/>
-            <w:shd w:fill="F3F6F9"/>
-            <w:tcBorders>
-              <w:top w:val="single" w:sz="4" w:color="D9D9D9"/>
-              <w:left w:val="single" w:sz="4" w:color="D9D9D9"/>
-              <w:bottom w:val="single" w:sz="4" w:color="D9D9D9"/>
-              <w:right w:val="single" w:sz="4" w:color="D9D9D9"/>
-            </w:tcBorders>
-            <w:tcMar>
-              <w:top w:w="70" w:type="dxa"/>
-              <w:left w:w="70" w:type="dxa"/>
-              <w:bottom w:w="70" w:type="dxa"/>
-              <w:right w:w="70" w:type="dxa"/>
-            </w:tcMar>
-          </w:tcPr>
-          <w:p>
-            <w:pPr>
-              <w:spacing w:after="60" w:before="60"/>
-              <w:jc w:val="center"/>
-            </w:pPr>
-            <w:r>
-              <w:rPr>
-                <w:b w:val="0"/>
-                <w:sz w:val="18"/>
-              </w:rPr>
-              <w:t>3589</w:t>
-            </w:r>
-          </w:p>
-        </w:tc>
-        <w:tc>
-          <w:tcPr>
-            <w:tcW w:type="dxa" w:w="1928"/>
-            <w:shd w:fill="F3F6F9"/>
-            <w:tcBorders>
-              <w:top w:val="single" w:sz="4" w:color="D9D9D9"/>
-              <w:left w:val="single" w:sz="4" w:color="D9D9D9"/>
-              <w:bottom w:val="single" w:sz="4" w:color="D9D9D9"/>
-              <w:right w:val="single" w:sz="4" w:color="D9D9D9"/>
-            </w:tcBorders>
-            <w:tcMar>
-              <w:top w:w="70" w:type="dxa"/>
-              <w:left w:w="70" w:type="dxa"/>
-              <w:bottom w:w="70" w:type="dxa"/>
-              <w:right w:w="70" w:type="dxa"/>
-            </w:tcMar>
-          </w:tcPr>
-          <w:p>
-            <w:pPr>
-              <w:spacing w:after="60" w:before="60"/>
-              <w:jc w:val="center"/>
-            </w:pPr>
-            <w:r>
-              <w:rPr>
-                <w:b w:val="0"/>
-                <w:sz w:val="18"/>
-              </w:rPr>
-              <w:t>3396</w:t>
-            </w:r>
-          </w:p>
-        </w:tc>
-        <w:tc>
-          <w:tcPr>
-            <w:tcW w:type="dxa" w:w="1928"/>
-            <w:shd w:fill="F3F6F9"/>
-            <w:tcBorders>
-              <w:top w:val="single" w:sz="4" w:color="D9D9D9"/>
-              <w:left w:val="single" w:sz="4" w:color="D9D9D9"/>
-              <w:bottom w:val="single" w:sz="4" w:color="D9D9D9"/>
-              <w:right w:val="single" w:sz="4" w:color="D9D9D9"/>
-            </w:tcBorders>
-            <w:tcMar>
-              <w:top w:w="70" w:type="dxa"/>
-              <w:left w:w="70" w:type="dxa"/>
-              <w:bottom w:w="70" w:type="dxa"/>
-              <w:right w:w="70" w:type="dxa"/>
-            </w:tcMar>
-          </w:tcPr>
-          <w:p>
-            <w:pPr>
-              <w:spacing w:after="60" w:before="60"/>
-              <w:jc w:val="center"/>
-            </w:pPr>
-            <w:r>
-              <w:rPr>
-                <w:b w:val="0"/>
-                <w:sz w:val="18"/>
-              </w:rPr>
-              <w:t>193</w:t>
-            </w:r>
-          </w:p>
-        </w:tc>
-      </w:tr>
-      <w:tr>
-        <w:trPr>
-          <w:cantSplit/>
-        </w:trPr>
-        <w:tc>
-          <w:tcPr>
-            <w:tcW w:type="dxa" w:w="1928"/>
-            <w:shd w:fill="FFFFFF"/>
-            <w:tcBorders>
-              <w:top w:val="single" w:sz="4" w:color="D9D9D9"/>
-              <w:left w:val="single" w:sz="4" w:color="D9D9D9"/>
-              <w:bottom w:val="single" w:sz="4" w:color="D9D9D9"/>
-              <w:right w:val="single" w:sz="4" w:color="D9D9D9"/>
-            </w:tcBorders>
-            <w:tcMar>
-              <w:top w:w="70" w:type="dxa"/>
-              <w:left w:w="70" w:type="dxa"/>
-              <w:bottom w:w="70" w:type="dxa"/>
-              <w:right w:w="70" w:type="dxa"/>
-            </w:tcMar>
-          </w:tcPr>
-          <w:p>
-            <w:pPr>
-              <w:spacing w:after="60" w:before="60"/>
-            </w:pPr>
-            <w:r>
-              <w:rPr>
-                <w:b w:val="0"/>
-                <w:sz w:val="18"/>
-              </w:rPr>
-              <w:t>test</w:t>
-            </w:r>
-          </w:p>
-        </w:tc>
-        <w:tc>
-          <w:tcPr>
-            <w:tcW w:type="dxa" w:w="1928"/>
-            <w:shd w:fill="FFFFFF"/>
-            <w:tcBorders>
-              <w:top w:val="single" w:sz="4" w:color="D9D9D9"/>
-              <w:left w:val="single" w:sz="4" w:color="D9D9D9"/>
-              <w:bottom w:val="single" w:sz="4" w:color="D9D9D9"/>
-              <w:right w:val="single" w:sz="4" w:color="D9D9D9"/>
-            </w:tcBorders>
-            <w:tcMar>
-              <w:top w:w="70" w:type="dxa"/>
-              <w:left w:w="70" w:type="dxa"/>
-              <w:bottom w:w="70" w:type="dxa"/>
-              <w:right w:w="70" w:type="dxa"/>
-            </w:tcMar>
-          </w:tcPr>
-          <w:p>
-            <w:pPr>
-              <w:spacing w:after="60" w:before="60"/>
-              <w:jc w:val="center"/>
-            </w:pPr>
-            <w:r>
-              <w:rPr>
-                <w:b w:val="0"/>
-                <w:sz w:val="18"/>
-              </w:rPr>
-              <w:t>Đánh giá cuối</w:t>
-            </w:r>
-          </w:p>
-        </w:tc>
-        <w:tc>
-          <w:tcPr>
-            <w:tcW w:type="dxa" w:w="1928"/>
-            <w:shd w:fill="FFFFFF"/>
-            <w:tcBorders>
-              <w:top w:val="single" w:sz="4" w:color="D9D9D9"/>
-              <w:left w:val="single" w:sz="4" w:color="D9D9D9"/>
-              <w:bottom w:val="single" w:sz="4" w:color="D9D9D9"/>
-              <w:right w:val="single" w:sz="4" w:color="D9D9D9"/>
-            </w:tcBorders>
-            <w:tcMar>
-              <w:top w:w="70" w:type="dxa"/>
-              <w:left w:w="70" w:type="dxa"/>
-              <w:bottom w:w="70" w:type="dxa"/>
-              <w:right w:w="70" w:type="dxa"/>
-            </w:tcMar>
-          </w:tcPr>
-          <w:p>
-            <w:pPr>
-              <w:spacing w:after="60" w:before="60"/>
-              <w:jc w:val="center"/>
-            </w:pPr>
-            <w:r>
-              <w:rPr>
-                <w:b w:val="0"/>
-                <w:sz w:val="18"/>
-              </w:rPr>
-              <w:t>3589</w:t>
-            </w:r>
-          </w:p>
-        </w:tc>
-        <w:tc>
-          <w:tcPr>
-            <w:tcW w:type="dxa" w:w="1928"/>
-            <w:shd w:fill="FFFFFF"/>
-            <w:tcBorders>
-              <w:top w:val="single" w:sz="4" w:color="D9D9D9"/>
-              <w:left w:val="single" w:sz="4" w:color="D9D9D9"/>
-              <w:bottom w:val="single" w:sz="4" w:color="D9D9D9"/>
-              <w:right w:val="single" w:sz="4" w:color="D9D9D9"/>
-            </w:tcBorders>
-            <w:tcMar>
-              <w:top w:w="70" w:type="dxa"/>
-              <w:left w:w="70" w:type="dxa"/>
-              <w:bottom w:w="70" w:type="dxa"/>
-              <w:right w:w="70" w:type="dxa"/>
-            </w:tcMar>
-          </w:tcPr>
-          <w:p>
-            <w:pPr>
-              <w:spacing w:after="60" w:before="60"/>
-              <w:jc w:val="center"/>
-            </w:pPr>
-            <w:r>
-              <w:rPr>
-                <w:b w:val="0"/>
-                <w:sz w:val="18"/>
-              </w:rPr>
-              <w:t>3376</w:t>
-            </w:r>
-          </w:p>
-        </w:tc>
-        <w:tc>
-          <w:tcPr>
-            <w:tcW w:type="dxa" w:w="1928"/>
-            <w:shd w:fill="FFFFFF"/>
-            <w:tcBorders>
-              <w:top w:val="single" w:sz="4" w:color="D9D9D9"/>
-              <w:left w:val="single" w:sz="4" w:color="D9D9D9"/>
-              <w:bottom w:val="single" w:sz="4" w:color="D9D9D9"/>
-              <w:right w:val="single" w:sz="4" w:color="D9D9D9"/>
-            </w:tcBorders>
-            <w:tcMar>
-              <w:top w:w="70" w:type="dxa"/>
-              <w:left w:w="70" w:type="dxa"/>
-              <w:bottom w:w="70" w:type="dxa"/>
-              <w:right w:w="70" w:type="dxa"/>
-            </w:tcMar>
-          </w:tcPr>
-          <w:p>
-            <w:pPr>
-              <w:spacing w:after="60" w:before="60"/>
-              <w:jc w:val="center"/>
-            </w:pPr>
-            <w:r>
-              <w:rPr>
-                <w:b w:val="0"/>
-                <w:sz w:val="18"/>
-              </w:rPr>
-              <w:t>213</w:t>
+              <w:t>Nhãn xác nhận theo thời gian và điểm hỗ trợ</w:t>
             </w:r>
           </w:p>
         </w:tc>
       </w:tr>
     </w:tbl>
-    <w:p/>
+    <w:p>
+      <w:r>
+        <w:t>Chỉ thay bộ phân loại biểu cảm. YuNet, MediaPipe và luật ổn định không được huấn luyện lại. Điểm softmax không xác nhận chắc chắn trạng thái tâm lý bên trong.</w:t>
+      </w:r>
+    </w:p>
+    <w:p>
+      <w:r>
+        <w:br w:type="page"/>
+      </w:r>
+    </w:p>
+    <w:p>
+      <w:pPr>
+        <w:pStyle w:val="Heading1"/>
+      </w:pPr>
+      <w:r>
+        <w:t>3 Dataset và phân bố lớp</w:t>
+      </w:r>
+    </w:p>
     <w:tbl>
       <w:tblPr>
         <w:tblW w:type="auto" w:w="0"/>
@@ -1249,7 +1737,577 @@
                 <w:b/>
                 <w:sz w:val="18"/>
               </w:rPr>
-              <w:t>Nhãn</w:t>
+              <w:t>Tập</w:t>
+            </w:r>
+          </w:p>
+        </w:tc>
+        <w:tc>
+          <w:tcPr>
+            <w:tcW w:type="dxa" w:w="2409"/>
+            <w:shd w:fill="DCE8F4"/>
+            <w:tcBorders>
+              <w:top w:val="single" w:sz="4" w:color="D9D9D9"/>
+              <w:left w:val="single" w:sz="4" w:color="D9D9D9"/>
+              <w:bottom w:val="single" w:sz="4" w:color="D9D9D9"/>
+              <w:right w:val="single" w:sz="4" w:color="D9D9D9"/>
+            </w:tcBorders>
+            <w:tcMar>
+              <w:top w:w="70" w:type="dxa"/>
+              <w:left w:w="70" w:type="dxa"/>
+              <w:bottom w:w="70" w:type="dxa"/>
+              <w:right w:w="70" w:type="dxa"/>
+            </w:tcMar>
+          </w:tcPr>
+          <w:p>
+            <w:pPr>
+              <w:spacing w:after="60" w:before="60"/>
+              <w:jc w:val="center"/>
+            </w:pPr>
+            <w:r>
+              <w:rPr>
+                <w:b/>
+                <w:sz w:val="18"/>
+              </w:rPr>
+              <w:t>Ảnh gốc</w:t>
+            </w:r>
+          </w:p>
+        </w:tc>
+        <w:tc>
+          <w:tcPr>
+            <w:tcW w:type="dxa" w:w="2409"/>
+            <w:shd w:fill="DCE8F4"/>
+            <w:tcBorders>
+              <w:top w:val="single" w:sz="4" w:color="D9D9D9"/>
+              <w:left w:val="single" w:sz="4" w:color="D9D9D9"/>
+              <w:bottom w:val="single" w:sz="4" w:color="D9D9D9"/>
+              <w:right w:val="single" w:sz="4" w:color="D9D9D9"/>
+            </w:tcBorders>
+            <w:tcMar>
+              <w:top w:w="70" w:type="dxa"/>
+              <w:left w:w="70" w:type="dxa"/>
+              <w:bottom w:w="70" w:type="dxa"/>
+              <w:right w:w="70" w:type="dxa"/>
+            </w:tcMar>
+          </w:tcPr>
+          <w:p>
+            <w:pPr>
+              <w:spacing w:after="60" w:before="60"/>
+              <w:jc w:val="center"/>
+            </w:pPr>
+            <w:r>
+              <w:rPr>
+                <w:b/>
+                <w:sz w:val="18"/>
+              </w:rPr>
+              <w:t>Sau lọc</w:t>
+            </w:r>
+          </w:p>
+        </w:tc>
+        <w:tc>
+          <w:tcPr>
+            <w:tcW w:type="dxa" w:w="2409"/>
+            <w:shd w:fill="DCE8F4"/>
+            <w:tcBorders>
+              <w:top w:val="single" w:sz="4" w:color="D9D9D9"/>
+              <w:left w:val="single" w:sz="4" w:color="D9D9D9"/>
+              <w:bottom w:val="single" w:sz="4" w:color="D9D9D9"/>
+              <w:right w:val="single" w:sz="4" w:color="D9D9D9"/>
+            </w:tcBorders>
+            <w:tcMar>
+              <w:top w:w="70" w:type="dxa"/>
+              <w:left w:w="70" w:type="dxa"/>
+              <w:bottom w:w="70" w:type="dxa"/>
+              <w:right w:w="70" w:type="dxa"/>
+            </w:tcMar>
+          </w:tcPr>
+          <w:p>
+            <w:pPr>
+              <w:spacing w:after="60" w:before="60"/>
+              <w:jc w:val="center"/>
+            </w:pPr>
+            <w:r>
+              <w:rPr>
+                <w:b/>
+                <w:sz w:val="18"/>
+              </w:rPr>
+              <w:t>Loại</w:t>
+            </w:r>
+          </w:p>
+        </w:tc>
+      </w:tr>
+      <w:tr>
+        <w:trPr>
+          <w:cantSplit/>
+        </w:trPr>
+        <w:tc>
+          <w:tcPr>
+            <w:tcW w:type="dxa" w:w="2409"/>
+            <w:shd w:fill="FFFFFF"/>
+            <w:tcBorders>
+              <w:top w:val="single" w:sz="4" w:color="D9D9D9"/>
+              <w:left w:val="single" w:sz="4" w:color="D9D9D9"/>
+              <w:bottom w:val="single" w:sz="4" w:color="D9D9D9"/>
+              <w:right w:val="single" w:sz="4" w:color="D9D9D9"/>
+            </w:tcBorders>
+            <w:tcMar>
+              <w:top w:w="70" w:type="dxa"/>
+              <w:left w:w="70" w:type="dxa"/>
+              <w:bottom w:w="70" w:type="dxa"/>
+              <w:right w:w="70" w:type="dxa"/>
+            </w:tcMar>
+          </w:tcPr>
+          <w:p>
+            <w:pPr>
+              <w:spacing w:after="60" w:before="60"/>
+            </w:pPr>
+            <w:r>
+              <w:rPr>
+                <w:b w:val="0"/>
+                <w:sz w:val="18"/>
+              </w:rPr>
+              <w:t>train</w:t>
+            </w:r>
+          </w:p>
+        </w:tc>
+        <w:tc>
+          <w:tcPr>
+            <w:tcW w:type="dxa" w:w="2409"/>
+            <w:shd w:fill="FFFFFF"/>
+            <w:tcBorders>
+              <w:top w:val="single" w:sz="4" w:color="D9D9D9"/>
+              <w:left w:val="single" w:sz="4" w:color="D9D9D9"/>
+              <w:bottom w:val="single" w:sz="4" w:color="D9D9D9"/>
+              <w:right w:val="single" w:sz="4" w:color="D9D9D9"/>
+            </w:tcBorders>
+            <w:tcMar>
+              <w:top w:w="70" w:type="dxa"/>
+              <w:left w:w="70" w:type="dxa"/>
+              <w:bottom w:w="70" w:type="dxa"/>
+              <w:right w:w="70" w:type="dxa"/>
+            </w:tcMar>
+          </w:tcPr>
+          <w:p>
+            <w:pPr>
+              <w:spacing w:after="60" w:before="60"/>
+              <w:jc w:val="center"/>
+            </w:pPr>
+            <w:r>
+              <w:rPr>
+                <w:b w:val="0"/>
+                <w:sz w:val="18"/>
+              </w:rPr>
+              <w:t>28709</w:t>
+            </w:r>
+          </w:p>
+        </w:tc>
+        <w:tc>
+          <w:tcPr>
+            <w:tcW w:type="dxa" w:w="2409"/>
+            <w:shd w:fill="FFFFFF"/>
+            <w:tcBorders>
+              <w:top w:val="single" w:sz="4" w:color="D9D9D9"/>
+              <w:left w:val="single" w:sz="4" w:color="D9D9D9"/>
+              <w:bottom w:val="single" w:sz="4" w:color="D9D9D9"/>
+              <w:right w:val="single" w:sz="4" w:color="D9D9D9"/>
+            </w:tcBorders>
+            <w:tcMar>
+              <w:top w:w="70" w:type="dxa"/>
+              <w:left w:w="70" w:type="dxa"/>
+              <w:bottom w:w="70" w:type="dxa"/>
+              <w:right w:w="70" w:type="dxa"/>
+            </w:tcMar>
+          </w:tcPr>
+          <w:p>
+            <w:pPr>
+              <w:spacing w:after="60" w:before="60"/>
+              <w:jc w:val="center"/>
+            </w:pPr>
+            <w:r>
+              <w:rPr>
+                <w:b w:val="0"/>
+                <w:sz w:val="18"/>
+              </w:rPr>
+              <w:t>26940</w:t>
+            </w:r>
+          </w:p>
+        </w:tc>
+        <w:tc>
+          <w:tcPr>
+            <w:tcW w:type="dxa" w:w="2409"/>
+            <w:shd w:fill="FFFFFF"/>
+            <w:tcBorders>
+              <w:top w:val="single" w:sz="4" w:color="D9D9D9"/>
+              <w:left w:val="single" w:sz="4" w:color="D9D9D9"/>
+              <w:bottom w:val="single" w:sz="4" w:color="D9D9D9"/>
+              <w:right w:val="single" w:sz="4" w:color="D9D9D9"/>
+            </w:tcBorders>
+            <w:tcMar>
+              <w:top w:w="70" w:type="dxa"/>
+              <w:left w:w="70" w:type="dxa"/>
+              <w:bottom w:w="70" w:type="dxa"/>
+              <w:right w:w="70" w:type="dxa"/>
+            </w:tcMar>
+          </w:tcPr>
+          <w:p>
+            <w:pPr>
+              <w:spacing w:after="60" w:before="60"/>
+              <w:jc w:val="center"/>
+            </w:pPr>
+            <w:r>
+              <w:rPr>
+                <w:b w:val="0"/>
+                <w:sz w:val="18"/>
+              </w:rPr>
+              <w:t>1769</w:t>
+            </w:r>
+          </w:p>
+        </w:tc>
+      </w:tr>
+      <w:tr>
+        <w:trPr>
+          <w:cantSplit/>
+        </w:trPr>
+        <w:tc>
+          <w:tcPr>
+            <w:tcW w:type="dxa" w:w="2409"/>
+            <w:shd w:fill="F3F6F9"/>
+            <w:tcBorders>
+              <w:top w:val="single" w:sz="4" w:color="D9D9D9"/>
+              <w:left w:val="single" w:sz="4" w:color="D9D9D9"/>
+              <w:bottom w:val="single" w:sz="4" w:color="D9D9D9"/>
+              <w:right w:val="single" w:sz="4" w:color="D9D9D9"/>
+            </w:tcBorders>
+            <w:tcMar>
+              <w:top w:w="70" w:type="dxa"/>
+              <w:left w:w="70" w:type="dxa"/>
+              <w:bottom w:w="70" w:type="dxa"/>
+              <w:right w:w="70" w:type="dxa"/>
+            </w:tcMar>
+          </w:tcPr>
+          <w:p>
+            <w:pPr>
+              <w:spacing w:after="60" w:before="60"/>
+            </w:pPr>
+            <w:r>
+              <w:rPr>
+                <w:b w:val="0"/>
+                <w:sz w:val="18"/>
+              </w:rPr>
+              <w:t>validation</w:t>
+            </w:r>
+          </w:p>
+        </w:tc>
+        <w:tc>
+          <w:tcPr>
+            <w:tcW w:type="dxa" w:w="2409"/>
+            <w:shd w:fill="F3F6F9"/>
+            <w:tcBorders>
+              <w:top w:val="single" w:sz="4" w:color="D9D9D9"/>
+              <w:left w:val="single" w:sz="4" w:color="D9D9D9"/>
+              <w:bottom w:val="single" w:sz="4" w:color="D9D9D9"/>
+              <w:right w:val="single" w:sz="4" w:color="D9D9D9"/>
+            </w:tcBorders>
+            <w:tcMar>
+              <w:top w:w="70" w:type="dxa"/>
+              <w:left w:w="70" w:type="dxa"/>
+              <w:bottom w:w="70" w:type="dxa"/>
+              <w:right w:w="70" w:type="dxa"/>
+            </w:tcMar>
+          </w:tcPr>
+          <w:p>
+            <w:pPr>
+              <w:spacing w:after="60" w:before="60"/>
+              <w:jc w:val="center"/>
+            </w:pPr>
+            <w:r>
+              <w:rPr>
+                <w:b w:val="0"/>
+                <w:sz w:val="18"/>
+              </w:rPr>
+              <w:t>3589</w:t>
+            </w:r>
+          </w:p>
+        </w:tc>
+        <w:tc>
+          <w:tcPr>
+            <w:tcW w:type="dxa" w:w="2409"/>
+            <w:shd w:fill="F3F6F9"/>
+            <w:tcBorders>
+              <w:top w:val="single" w:sz="4" w:color="D9D9D9"/>
+              <w:left w:val="single" w:sz="4" w:color="D9D9D9"/>
+              <w:bottom w:val="single" w:sz="4" w:color="D9D9D9"/>
+              <w:right w:val="single" w:sz="4" w:color="D9D9D9"/>
+            </w:tcBorders>
+            <w:tcMar>
+              <w:top w:w="70" w:type="dxa"/>
+              <w:left w:w="70" w:type="dxa"/>
+              <w:bottom w:w="70" w:type="dxa"/>
+              <w:right w:w="70" w:type="dxa"/>
+            </w:tcMar>
+          </w:tcPr>
+          <w:p>
+            <w:pPr>
+              <w:spacing w:after="60" w:before="60"/>
+              <w:jc w:val="center"/>
+            </w:pPr>
+            <w:r>
+              <w:rPr>
+                <w:b w:val="0"/>
+                <w:sz w:val="18"/>
+              </w:rPr>
+              <w:t>3396</w:t>
+            </w:r>
+          </w:p>
+        </w:tc>
+        <w:tc>
+          <w:tcPr>
+            <w:tcW w:type="dxa" w:w="2409"/>
+            <w:shd w:fill="F3F6F9"/>
+            <w:tcBorders>
+              <w:top w:val="single" w:sz="4" w:color="D9D9D9"/>
+              <w:left w:val="single" w:sz="4" w:color="D9D9D9"/>
+              <w:bottom w:val="single" w:sz="4" w:color="D9D9D9"/>
+              <w:right w:val="single" w:sz="4" w:color="D9D9D9"/>
+            </w:tcBorders>
+            <w:tcMar>
+              <w:top w:w="70" w:type="dxa"/>
+              <w:left w:w="70" w:type="dxa"/>
+              <w:bottom w:w="70" w:type="dxa"/>
+              <w:right w:w="70" w:type="dxa"/>
+            </w:tcMar>
+          </w:tcPr>
+          <w:p>
+            <w:pPr>
+              <w:spacing w:after="60" w:before="60"/>
+              <w:jc w:val="center"/>
+            </w:pPr>
+            <w:r>
+              <w:rPr>
+                <w:b w:val="0"/>
+                <w:sz w:val="18"/>
+              </w:rPr>
+              <w:t>193</w:t>
+            </w:r>
+          </w:p>
+        </w:tc>
+      </w:tr>
+      <w:tr>
+        <w:trPr>
+          <w:cantSplit/>
+        </w:trPr>
+        <w:tc>
+          <w:tcPr>
+            <w:tcW w:type="dxa" w:w="2409"/>
+            <w:shd w:fill="FFFFFF"/>
+            <w:tcBorders>
+              <w:top w:val="single" w:sz="4" w:color="D9D9D9"/>
+              <w:left w:val="single" w:sz="4" w:color="D9D9D9"/>
+              <w:bottom w:val="single" w:sz="4" w:color="D9D9D9"/>
+              <w:right w:val="single" w:sz="4" w:color="D9D9D9"/>
+            </w:tcBorders>
+            <w:tcMar>
+              <w:top w:w="70" w:type="dxa"/>
+              <w:left w:w="70" w:type="dxa"/>
+              <w:bottom w:w="70" w:type="dxa"/>
+              <w:right w:w="70" w:type="dxa"/>
+            </w:tcMar>
+          </w:tcPr>
+          <w:p>
+            <w:pPr>
+              <w:spacing w:after="60" w:before="60"/>
+            </w:pPr>
+            <w:r>
+              <w:rPr>
+                <w:b w:val="0"/>
+                <w:sz w:val="18"/>
+              </w:rPr>
+              <w:t>test</w:t>
+            </w:r>
+          </w:p>
+        </w:tc>
+        <w:tc>
+          <w:tcPr>
+            <w:tcW w:type="dxa" w:w="2409"/>
+            <w:shd w:fill="FFFFFF"/>
+            <w:tcBorders>
+              <w:top w:val="single" w:sz="4" w:color="D9D9D9"/>
+              <w:left w:val="single" w:sz="4" w:color="D9D9D9"/>
+              <w:bottom w:val="single" w:sz="4" w:color="D9D9D9"/>
+              <w:right w:val="single" w:sz="4" w:color="D9D9D9"/>
+            </w:tcBorders>
+            <w:tcMar>
+              <w:top w:w="70" w:type="dxa"/>
+              <w:left w:w="70" w:type="dxa"/>
+              <w:bottom w:w="70" w:type="dxa"/>
+              <w:right w:w="70" w:type="dxa"/>
+            </w:tcMar>
+          </w:tcPr>
+          <w:p>
+            <w:pPr>
+              <w:spacing w:after="60" w:before="60"/>
+              <w:jc w:val="center"/>
+            </w:pPr>
+            <w:r>
+              <w:rPr>
+                <w:b w:val="0"/>
+                <w:sz w:val="18"/>
+              </w:rPr>
+              <w:t>3589</w:t>
+            </w:r>
+          </w:p>
+        </w:tc>
+        <w:tc>
+          <w:tcPr>
+            <w:tcW w:type="dxa" w:w="2409"/>
+            <w:shd w:fill="FFFFFF"/>
+            <w:tcBorders>
+              <w:top w:val="single" w:sz="4" w:color="D9D9D9"/>
+              <w:left w:val="single" w:sz="4" w:color="D9D9D9"/>
+              <w:bottom w:val="single" w:sz="4" w:color="D9D9D9"/>
+              <w:right w:val="single" w:sz="4" w:color="D9D9D9"/>
+            </w:tcBorders>
+            <w:tcMar>
+              <w:top w:w="70" w:type="dxa"/>
+              <w:left w:w="70" w:type="dxa"/>
+              <w:bottom w:w="70" w:type="dxa"/>
+              <w:right w:w="70" w:type="dxa"/>
+            </w:tcMar>
+          </w:tcPr>
+          <w:p>
+            <w:pPr>
+              <w:spacing w:after="60" w:before="60"/>
+              <w:jc w:val="center"/>
+            </w:pPr>
+            <w:r>
+              <w:rPr>
+                <w:b w:val="0"/>
+                <w:sz w:val="18"/>
+              </w:rPr>
+              <w:t>3376</w:t>
+            </w:r>
+          </w:p>
+        </w:tc>
+        <w:tc>
+          <w:tcPr>
+            <w:tcW w:type="dxa" w:w="2409"/>
+            <w:shd w:fill="FFFFFF"/>
+            <w:tcBorders>
+              <w:top w:val="single" w:sz="4" w:color="D9D9D9"/>
+              <w:left w:val="single" w:sz="4" w:color="D9D9D9"/>
+              <w:bottom w:val="single" w:sz="4" w:color="D9D9D9"/>
+              <w:right w:val="single" w:sz="4" w:color="D9D9D9"/>
+            </w:tcBorders>
+            <w:tcMar>
+              <w:top w:w="70" w:type="dxa"/>
+              <w:left w:w="70" w:type="dxa"/>
+              <w:bottom w:w="70" w:type="dxa"/>
+              <w:right w:w="70" w:type="dxa"/>
+            </w:tcMar>
+          </w:tcPr>
+          <w:p>
+            <w:pPr>
+              <w:spacing w:after="60" w:before="60"/>
+              <w:jc w:val="center"/>
+            </w:pPr>
+            <w:r>
+              <w:rPr>
+                <w:b w:val="0"/>
+                <w:sz w:val="18"/>
+              </w:rPr>
+              <w:t>213</w:t>
+            </w:r>
+          </w:p>
+        </w:tc>
+      </w:tr>
+    </w:tbl>
+    <w:p>
+      <w:r>
+        <w:drawing>
+          <wp:inline xmlns:a="http://schemas.openxmlformats.org/drawingml/2006/main" xmlns:pic="http://schemas.openxmlformats.org/drawingml/2006/picture">
+            <wp:extent cx="5303520" cy="1728039"/>
+            <wp:docPr id="3" name="Picture 3"/>
+            <wp:cNvGraphicFramePr>
+              <a:graphicFrameLocks noChangeAspect="1"/>
+            </wp:cNvGraphicFramePr>
+            <a:graphic>
+              <a:graphicData uri="http://schemas.openxmlformats.org/drawingml/2006/picture">
+                <pic:pic>
+                  <pic:nvPicPr>
+                    <pic:cNvPr id="0" name="distribution.png"/>
+                    <pic:cNvPicPr/>
+                  </pic:nvPicPr>
+                  <pic:blipFill>
+                    <a:blip r:embed="rId14"/>
+                    <a:stretch>
+                      <a:fillRect/>
+                    </a:stretch>
+                  </pic:blipFill>
+                  <pic:spPr>
+                    <a:xfrm>
+                      <a:off x="0" y="0"/>
+                      <a:ext cx="5303520" cy="1728039"/>
+                    </a:xfrm>
+                    <a:prstGeom prst="rect"/>
+                  </pic:spPr>
+                </pic:pic>
+              </a:graphicData>
+            </a:graphic>
+          </wp:inline>
+        </w:drawing>
+      </w:r>
+    </w:p>
+    <w:p>
+      <w:pPr>
+        <w:pStyle w:val="Caption"/>
+      </w:pPr>
+      <w:r>
+        <w:t>Hình 3  Phân bố tám lớp sau lọc</w:t>
+      </w:r>
+    </w:p>
+    <w:tbl>
+      <w:tblPr>
+        <w:tblW w:type="auto" w:w="0"/>
+        <w:tblLayout w:type="fixed"/>
+        <w:tblLook w:firstColumn="1" w:firstRow="1" w:lastColumn="0" w:lastRow="0" w:noHBand="0" w:noVBand="1" w:val="04A0"/>
+      </w:tblPr>
+      <w:tblGrid>
+        <w:gridCol w:w="2409"/>
+        <w:gridCol w:w="2409"/>
+        <w:gridCol w:w="2409"/>
+        <w:gridCol w:w="2409"/>
+      </w:tblGrid>
+      <w:tr>
+        <w:trPr>
+          <w:cantSplit/>
+          <w:tblHeader/>
+        </w:trPr>
+        <w:tc>
+          <w:tcPr>
+            <w:tcW w:type="dxa" w:w="2409"/>
+            <w:shd w:fill="DCE8F4"/>
+            <w:tcBorders>
+              <w:top w:val="single" w:sz="4" w:color="D9D9D9"/>
+              <w:left w:val="single" w:sz="4" w:color="D9D9D9"/>
+              <w:bottom w:val="single" w:sz="4" w:color="D9D9D9"/>
+              <w:right w:val="single" w:sz="4" w:color="D9D9D9"/>
+            </w:tcBorders>
+            <w:tcMar>
+              <w:top w:w="70" w:type="dxa"/>
+              <w:left w:w="70" w:type="dxa"/>
+              <w:bottom w:w="70" w:type="dxa"/>
+              <w:right w:w="70" w:type="dxa"/>
+            </w:tcMar>
+          </w:tcPr>
+          <w:p>
+            <w:pPr>
+              <w:spacing w:after="60" w:before="60"/>
+            </w:pPr>
+            <w:r>
+              <w:rPr>
+                <w:b/>
+                <w:sz w:val="18"/>
+              </w:rPr>
+              <w:t>Biểu cảm</w:t>
             </w:r>
           </w:p>
         </w:tc>
@@ -2372,12 +3430,6 @@
         </w:tc>
       </w:tr>
     </w:tbl>
-    <w:p/>
-    <w:p>
-      <w:r>
-        <w:t>Giao thức riêng shared-v1: bỏ phiếu đơn lẻ có số phiếu ≤ 1; loại unknown hoặc NF ngang/cao hơn biểu cảm đứng đầu; loại mẫu không đủ đa số phiếu biểu cảm hoặc hòa nhãn cao nhất; chuẩn hóa tám phiếu còn lại. B dùng argmax duy nhất; C giữ phân bố. Đây không phải tái lập bộ lọc CNTK gốc.</w:t>
-      </w:r>
-    </w:p>
     <w:tbl>
       <w:tblPr>
         <w:tblW w:type="auto" w:w="0"/>
@@ -2421,7 +3473,7 @@
                 <w:b/>
                 <w:sz w:val="18"/>
               </w:rPr>
-              <w:t>Nguyên nhân loại</w:t>
+              <w:t>Mẫu bị loại</w:t>
             </w:r>
           </w:p>
         </w:tc>
@@ -2483,7 +3535,7 @@
                 <w:b/>
                 <w:sz w:val="18"/>
               </w:rPr>
-              <w:t>Validation</w:t>
+              <w:t>Val</w:t>
             </w:r>
           </w:p>
         </w:tc>
@@ -2904,10 +3956,14 @@
         </w:tc>
       </w:tr>
     </w:tbl>
-    <w:p/>
     <w:p>
       <w:r>
-        <w:t>Ghép bằng thứ tự dòng và kiểm tra Usage, số dòng, pixel hợp lệ. Tên ảnh trong nhãn gốc không luôn bằng chỉ số dòng và có bốn tên bị lặp; chương trình ghi nhận chúng thay vì xóa hoặc đổi thứ tự mẫu. Nhãn cũ bảy lớp FER2013 không được dùng làm target huấn luyện.</w:t>
+        <w:t>Ảnh: FER2013 xám 48 × 48, CSV tải từ bản Kaggle deadskull7. Nhãn: Microsoft fer2013new.csv với 10 phiếu mỗi ảnh. Giữ split Training PublicTest PrivateTest; dùng nhãn tám lớp FER+ thay nhãn bảy lớp cũ.</w:t>
+      </w:r>
+    </w:p>
+    <w:p>
+      <w:r>
+        <w:t>Bộ lọc riêng shared-v1: bỏ phiếu đơn lẻ; loại unknown hoặc NF chiếm ưu thế và nhãn hòa; chuẩn hóa tám phiếu còn lại. B và C dùng đúng cùng ảnh. Có 531 nhóm trùng ảnh giữa split và bốn tên ảnh nhãn gốc bị lặp.</w:t>
       </w:r>
     </w:p>
     <w:p>
@@ -2920,1320 +3976,97 @@
         <w:pStyle w:val="Heading1"/>
       </w:pPr>
       <w:r>
-        <w:t>3 Kiến trúc và cách nhận diện</w:t>
+        <w:t>4 Kiến trúc và cách huấn luyện</w:t>
       </w:r>
     </w:p>
     <w:p>
       <w:r>
-        <w:t>CNN học các bộ lọc từ dữ liệu: lớp đầu phản ứng với cấu trúc ảnh cục bộ; các lớp sâu kết hợp thành đặc trưng phục vụ phân loại. Các bộ lọc được tối ưu bằng gradient, không phải luật viết tay về nét mặt.</w:t>
-      </w:r>
-    </w:p>
-    <w:tbl>
-      <w:tblPr>
-        <w:tblW w:type="auto" w:w="0"/>
-        <w:tblLayout w:type="fixed"/>
-        <w:tblLook w:firstColumn="1" w:firstRow="1" w:lastColumn="0" w:lastRow="0" w:noHBand="0" w:noVBand="1" w:val="04A0"/>
-      </w:tblPr>
-      <w:tblGrid>
-        <w:gridCol w:w="3213"/>
-        <w:gridCol w:w="3213"/>
-        <w:gridCol w:w="3213"/>
-      </w:tblGrid>
-      <w:tr>
-        <w:trPr>
-          <w:cantSplit/>
-          <w:tblHeader/>
-        </w:trPr>
-        <w:tc>
-          <w:tcPr>
-            <w:tcW w:type="dxa" w:w="3213"/>
-            <w:shd w:fill="DCE8F4"/>
-            <w:tcBorders>
-              <w:top w:val="single" w:sz="4" w:color="D9D9D9"/>
-              <w:left w:val="single" w:sz="4" w:color="D9D9D9"/>
-              <w:bottom w:val="single" w:sz="4" w:color="D9D9D9"/>
-              <w:right w:val="single" w:sz="4" w:color="D9D9D9"/>
-            </w:tcBorders>
-            <w:tcMar>
-              <w:top w:w="70" w:type="dxa"/>
-              <w:left w:w="70" w:type="dxa"/>
-              <w:bottom w:w="70" w:type="dxa"/>
-              <w:right w:w="70" w:type="dxa"/>
-            </w:tcMar>
-          </w:tcPr>
-          <w:p>
-            <w:pPr>
-              <w:spacing w:after="60" w:before="60"/>
-            </w:pPr>
-            <w:r>
-              <w:rPr>
-                <w:b/>
-                <w:sz w:val="18"/>
-              </w:rPr>
-              <w:t>Thành phần</w:t>
-            </w:r>
-          </w:p>
-        </w:tc>
-        <w:tc>
-          <w:tcPr>
-            <w:tcW w:type="dxa" w:w="3213"/>
-            <w:shd w:fill="DCE8F4"/>
-            <w:tcBorders>
-              <w:top w:val="single" w:sz="4" w:color="D9D9D9"/>
-              <w:left w:val="single" w:sz="4" w:color="D9D9D9"/>
-              <w:bottom w:val="single" w:sz="4" w:color="D9D9D9"/>
-              <w:right w:val="single" w:sz="4" w:color="D9D9D9"/>
-            </w:tcBorders>
-            <w:tcMar>
-              <w:top w:w="70" w:type="dxa"/>
-              <w:left w:w="70" w:type="dxa"/>
-              <w:bottom w:w="70" w:type="dxa"/>
-              <w:right w:w="70" w:type="dxa"/>
-            </w:tcMar>
-          </w:tcPr>
-          <w:p>
-            <w:pPr>
-              <w:spacing w:after="60" w:before="60"/>
-              <w:jc w:val="center"/>
-            </w:pPr>
-            <w:r>
-              <w:rPr>
-                <w:b/>
-                <w:sz w:val="18"/>
-              </w:rPr>
-              <w:t>Cấu hình</w:t>
-            </w:r>
-          </w:p>
-        </w:tc>
-        <w:tc>
-          <w:tcPr>
-            <w:tcW w:type="dxa" w:w="3213"/>
-            <w:shd w:fill="DCE8F4"/>
-            <w:tcBorders>
-              <w:top w:val="single" w:sz="4" w:color="D9D9D9"/>
-              <w:left w:val="single" w:sz="4" w:color="D9D9D9"/>
-              <w:bottom w:val="single" w:sz="4" w:color="D9D9D9"/>
-              <w:right w:val="single" w:sz="4" w:color="D9D9D9"/>
-            </w:tcBorders>
-            <w:tcMar>
-              <w:top w:w="70" w:type="dxa"/>
-              <w:left w:w="70" w:type="dxa"/>
-              <w:bottom w:w="70" w:type="dxa"/>
-              <w:right w:w="70" w:type="dxa"/>
-            </w:tcMar>
-          </w:tcPr>
-          <w:p>
-            <w:pPr>
-              <w:spacing w:after="60" w:before="60"/>
-              <w:jc w:val="center"/>
-            </w:pPr>
-            <w:r>
-              <w:rPr>
-                <w:b/>
-                <w:sz w:val="18"/>
-              </w:rPr>
-              <w:t>Kích thước đầu ra</w:t>
-            </w:r>
-          </w:p>
-        </w:tc>
-      </w:tr>
-      <w:tr>
-        <w:trPr>
-          <w:cantSplit/>
-        </w:trPr>
-        <w:tc>
-          <w:tcPr>
-            <w:tcW w:type="dxa" w:w="3213"/>
-            <w:shd w:fill="FFFFFF"/>
-            <w:tcBorders>
-              <w:top w:val="single" w:sz="4" w:color="D9D9D9"/>
-              <w:left w:val="single" w:sz="4" w:color="D9D9D9"/>
-              <w:bottom w:val="single" w:sz="4" w:color="D9D9D9"/>
-              <w:right w:val="single" w:sz="4" w:color="D9D9D9"/>
-            </w:tcBorders>
-            <w:tcMar>
-              <w:top w:w="70" w:type="dxa"/>
-              <w:left w:w="70" w:type="dxa"/>
-              <w:bottom w:w="70" w:type="dxa"/>
-              <w:right w:w="70" w:type="dxa"/>
-            </w:tcMar>
-          </w:tcPr>
-          <w:p>
-            <w:pPr>
-              <w:spacing w:after="60" w:before="60"/>
-            </w:pPr>
-            <w:r>
-              <w:rPr>
-                <w:b w:val="0"/>
-                <w:sz w:val="18"/>
-              </w:rPr>
-              <w:t>Đầu vào</w:t>
-            </w:r>
-          </w:p>
-        </w:tc>
-        <w:tc>
-          <w:tcPr>
-            <w:tcW w:type="dxa" w:w="3213"/>
-            <w:shd w:fill="FFFFFF"/>
-            <w:tcBorders>
-              <w:top w:val="single" w:sz="4" w:color="D9D9D9"/>
-              <w:left w:val="single" w:sz="4" w:color="D9D9D9"/>
-              <w:bottom w:val="single" w:sz="4" w:color="D9D9D9"/>
-              <w:right w:val="single" w:sz="4" w:color="D9D9D9"/>
-            </w:tcBorders>
-            <w:tcMar>
-              <w:top w:w="70" w:type="dxa"/>
-              <w:left w:w="70" w:type="dxa"/>
-              <w:bottom w:w="70" w:type="dxa"/>
-              <w:right w:w="70" w:type="dxa"/>
-            </w:tcMar>
-          </w:tcPr>
-          <w:p>
-            <w:pPr>
-              <w:spacing w:after="60" w:before="60"/>
-              <w:jc w:val="center"/>
-            </w:pPr>
-            <w:r>
-              <w:rPr>
-                <w:b w:val="0"/>
-                <w:sz w:val="18"/>
-              </w:rPr>
-              <w:t>Ảnh xám float32 pixel 0 đến 255</w:t>
-            </w:r>
-          </w:p>
-        </w:tc>
-        <w:tc>
-          <w:tcPr>
-            <w:tcW w:type="dxa" w:w="3213"/>
-            <w:shd w:fill="FFFFFF"/>
-            <w:tcBorders>
-              <w:top w:val="single" w:sz="4" w:color="D9D9D9"/>
-              <w:left w:val="single" w:sz="4" w:color="D9D9D9"/>
-              <w:bottom w:val="single" w:sz="4" w:color="D9D9D9"/>
-              <w:right w:val="single" w:sz="4" w:color="D9D9D9"/>
-            </w:tcBorders>
-            <w:tcMar>
-              <w:top w:w="70" w:type="dxa"/>
-              <w:left w:w="70" w:type="dxa"/>
-              <w:bottom w:w="70" w:type="dxa"/>
-              <w:right w:w="70" w:type="dxa"/>
-            </w:tcMar>
-          </w:tcPr>
-          <w:p>
-            <w:pPr>
-              <w:spacing w:after="60" w:before="60"/>
-              <w:jc w:val="center"/>
-            </w:pPr>
-            <w:r>
-              <w:rPr>
-                <w:b w:val="0"/>
-                <w:sz w:val="18"/>
-              </w:rPr>
-              <w:t>1 × 1 × 64 × 64</w:t>
-            </w:r>
-          </w:p>
-        </w:tc>
-      </w:tr>
-      <w:tr>
-        <w:trPr>
-          <w:cantSplit/>
-        </w:trPr>
-        <w:tc>
-          <w:tcPr>
-            <w:tcW w:type="dxa" w:w="3213"/>
-            <w:shd w:fill="F3F6F9"/>
-            <w:tcBorders>
-              <w:top w:val="single" w:sz="4" w:color="D9D9D9"/>
-              <w:left w:val="single" w:sz="4" w:color="D9D9D9"/>
-              <w:bottom w:val="single" w:sz="4" w:color="D9D9D9"/>
-              <w:right w:val="single" w:sz="4" w:color="D9D9D9"/>
-            </w:tcBorders>
-            <w:tcMar>
-              <w:top w:w="70" w:type="dxa"/>
-              <w:left w:w="70" w:type="dxa"/>
-              <w:bottom w:w="70" w:type="dxa"/>
-              <w:right w:w="70" w:type="dxa"/>
-            </w:tcMar>
-          </w:tcPr>
-          <w:p>
-            <w:pPr>
-              <w:spacing w:after="60" w:before="60"/>
-            </w:pPr>
-            <w:r>
-              <w:rPr>
-                <w:b w:val="0"/>
-                <w:sz w:val="18"/>
-              </w:rPr>
-              <w:t>Chuẩn hóa trong mạng</w:t>
-            </w:r>
-          </w:p>
-        </w:tc>
-        <w:tc>
-          <w:tcPr>
-            <w:tcW w:type="dxa" w:w="3213"/>
-            <w:shd w:fill="F3F6F9"/>
-            <w:tcBorders>
-              <w:top w:val="single" w:sz="4" w:color="D9D9D9"/>
-              <w:left w:val="single" w:sz="4" w:color="D9D9D9"/>
-              <w:bottom w:val="single" w:sz="4" w:color="D9D9D9"/>
-              <w:right w:val="single" w:sz="4" w:color="D9D9D9"/>
-            </w:tcBorders>
-            <w:tcMar>
-              <w:top w:w="70" w:type="dxa"/>
-              <w:left w:w="70" w:type="dxa"/>
-              <w:bottom w:w="70" w:type="dxa"/>
-              <w:right w:w="70" w:type="dxa"/>
-            </w:tcMar>
-          </w:tcPr>
-          <w:p>
-            <w:pPr>
-              <w:spacing w:after="60" w:before="60"/>
-              <w:jc w:val="center"/>
-            </w:pPr>
-            <w:r>
-              <w:rPr>
-                <w:b w:val="0"/>
-                <w:sz w:val="18"/>
-              </w:rPr>
-              <w:t>x / 127,5 − 1</w:t>
-            </w:r>
-          </w:p>
-        </w:tc>
-        <w:tc>
-          <w:tcPr>
-            <w:tcW w:type="dxa" w:w="3213"/>
-            <w:shd w:fill="F3F6F9"/>
-            <w:tcBorders>
-              <w:top w:val="single" w:sz="4" w:color="D9D9D9"/>
-              <w:left w:val="single" w:sz="4" w:color="D9D9D9"/>
-              <w:bottom w:val="single" w:sz="4" w:color="D9D9D9"/>
-              <w:right w:val="single" w:sz="4" w:color="D9D9D9"/>
-            </w:tcBorders>
-            <w:tcMar>
-              <w:top w:w="70" w:type="dxa"/>
-              <w:left w:w="70" w:type="dxa"/>
-              <w:bottom w:w="70" w:type="dxa"/>
-              <w:right w:w="70" w:type="dxa"/>
-            </w:tcMar>
-          </w:tcPr>
-          <w:p>
-            <w:pPr>
-              <w:spacing w:after="60" w:before="60"/>
-              <w:jc w:val="center"/>
-            </w:pPr>
-            <w:r>
-              <w:rPr>
-                <w:b w:val="0"/>
-                <w:sz w:val="18"/>
-              </w:rPr>
-              <w:t>Dải −1 đến 1</w:t>
-            </w:r>
-          </w:p>
-        </w:tc>
-      </w:tr>
-      <w:tr>
-        <w:trPr>
-          <w:cantSplit/>
-        </w:trPr>
-        <w:tc>
-          <w:tcPr>
-            <w:tcW w:type="dxa" w:w="3213"/>
-            <w:shd w:fill="FFFFFF"/>
-            <w:tcBorders>
-              <w:top w:val="single" w:sz="4" w:color="D9D9D9"/>
-              <w:left w:val="single" w:sz="4" w:color="D9D9D9"/>
-              <w:bottom w:val="single" w:sz="4" w:color="D9D9D9"/>
-              <w:right w:val="single" w:sz="4" w:color="D9D9D9"/>
-            </w:tcBorders>
-            <w:tcMar>
-              <w:top w:w="70" w:type="dxa"/>
-              <w:left w:w="70" w:type="dxa"/>
-              <w:bottom w:w="70" w:type="dxa"/>
-              <w:right w:w="70" w:type="dxa"/>
-            </w:tcMar>
-          </w:tcPr>
-          <w:p>
-            <w:pPr>
-              <w:spacing w:after="60" w:before="60"/>
-            </w:pPr>
-            <w:r>
-              <w:rPr>
-                <w:b w:val="0"/>
-                <w:sz w:val="18"/>
-              </w:rPr>
-              <w:t>Khối 1</w:t>
-            </w:r>
-          </w:p>
-        </w:tc>
-        <w:tc>
-          <w:tcPr>
-            <w:tcW w:type="dxa" w:w="3213"/>
-            <w:shd w:fill="FFFFFF"/>
-            <w:tcBorders>
-              <w:top w:val="single" w:sz="4" w:color="D9D9D9"/>
-              <w:left w:val="single" w:sz="4" w:color="D9D9D9"/>
-              <w:bottom w:val="single" w:sz="4" w:color="D9D9D9"/>
-              <w:right w:val="single" w:sz="4" w:color="D9D9D9"/>
-            </w:tcBorders>
-            <w:tcMar>
-              <w:top w:w="70" w:type="dxa"/>
-              <w:left w:w="70" w:type="dxa"/>
-              <w:bottom w:w="70" w:type="dxa"/>
-              <w:right w:w="70" w:type="dxa"/>
-            </w:tcMar>
-          </w:tcPr>
-          <w:p>
-            <w:pPr>
-              <w:spacing w:after="60" w:before="60"/>
-              <w:jc w:val="center"/>
-            </w:pPr>
-            <w:r>
-              <w:rPr>
-                <w:b w:val="0"/>
-                <w:sz w:val="18"/>
-              </w:rPr>
-              <w:t>2 Conv 3×3 32 kênh BN ReLU Pool</w:t>
-            </w:r>
-          </w:p>
-        </w:tc>
-        <w:tc>
-          <w:tcPr>
-            <w:tcW w:type="dxa" w:w="3213"/>
-            <w:shd w:fill="FFFFFF"/>
-            <w:tcBorders>
-              <w:top w:val="single" w:sz="4" w:color="D9D9D9"/>
-              <w:left w:val="single" w:sz="4" w:color="D9D9D9"/>
-              <w:bottom w:val="single" w:sz="4" w:color="D9D9D9"/>
-              <w:right w:val="single" w:sz="4" w:color="D9D9D9"/>
-            </w:tcBorders>
-            <w:tcMar>
-              <w:top w:w="70" w:type="dxa"/>
-              <w:left w:w="70" w:type="dxa"/>
-              <w:bottom w:w="70" w:type="dxa"/>
-              <w:right w:w="70" w:type="dxa"/>
-            </w:tcMar>
-          </w:tcPr>
-          <w:p>
-            <w:pPr>
-              <w:spacing w:after="60" w:before="60"/>
-              <w:jc w:val="center"/>
-            </w:pPr>
-            <w:r>
-              <w:rPr>
-                <w:b w:val="0"/>
-                <w:sz w:val="18"/>
-              </w:rPr>
-              <w:t>32 × 32 × 32</w:t>
-            </w:r>
-          </w:p>
-        </w:tc>
-      </w:tr>
-      <w:tr>
-        <w:trPr>
-          <w:cantSplit/>
-        </w:trPr>
-        <w:tc>
-          <w:tcPr>
-            <w:tcW w:type="dxa" w:w="3213"/>
-            <w:shd w:fill="F3F6F9"/>
-            <w:tcBorders>
-              <w:top w:val="single" w:sz="4" w:color="D9D9D9"/>
-              <w:left w:val="single" w:sz="4" w:color="D9D9D9"/>
-              <w:bottom w:val="single" w:sz="4" w:color="D9D9D9"/>
-              <w:right w:val="single" w:sz="4" w:color="D9D9D9"/>
-            </w:tcBorders>
-            <w:tcMar>
-              <w:top w:w="70" w:type="dxa"/>
-              <w:left w:w="70" w:type="dxa"/>
-              <w:bottom w:w="70" w:type="dxa"/>
-              <w:right w:w="70" w:type="dxa"/>
-            </w:tcMar>
-          </w:tcPr>
-          <w:p>
-            <w:pPr>
-              <w:spacing w:after="60" w:before="60"/>
-            </w:pPr>
-            <w:r>
-              <w:rPr>
-                <w:b w:val="0"/>
-                <w:sz w:val="18"/>
-              </w:rPr>
-              <w:t>Khối 2</w:t>
-            </w:r>
-          </w:p>
-        </w:tc>
-        <w:tc>
-          <w:tcPr>
-            <w:tcW w:type="dxa" w:w="3213"/>
-            <w:shd w:fill="F3F6F9"/>
-            <w:tcBorders>
-              <w:top w:val="single" w:sz="4" w:color="D9D9D9"/>
-              <w:left w:val="single" w:sz="4" w:color="D9D9D9"/>
-              <w:bottom w:val="single" w:sz="4" w:color="D9D9D9"/>
-              <w:right w:val="single" w:sz="4" w:color="D9D9D9"/>
-            </w:tcBorders>
-            <w:tcMar>
-              <w:top w:w="70" w:type="dxa"/>
-              <w:left w:w="70" w:type="dxa"/>
-              <w:bottom w:w="70" w:type="dxa"/>
-              <w:right w:w="70" w:type="dxa"/>
-            </w:tcMar>
-          </w:tcPr>
-          <w:p>
-            <w:pPr>
-              <w:spacing w:after="60" w:before="60"/>
-              <w:jc w:val="center"/>
-            </w:pPr>
-            <w:r>
-              <w:rPr>
-                <w:b w:val="0"/>
-                <w:sz w:val="18"/>
-              </w:rPr>
-              <w:t>2 Conv 3×3 64 kênh BN ReLU Pool</w:t>
-            </w:r>
-          </w:p>
-        </w:tc>
-        <w:tc>
-          <w:tcPr>
-            <w:tcW w:type="dxa" w:w="3213"/>
-            <w:shd w:fill="F3F6F9"/>
-            <w:tcBorders>
-              <w:top w:val="single" w:sz="4" w:color="D9D9D9"/>
-              <w:left w:val="single" w:sz="4" w:color="D9D9D9"/>
-              <w:bottom w:val="single" w:sz="4" w:color="D9D9D9"/>
-              <w:right w:val="single" w:sz="4" w:color="D9D9D9"/>
-            </w:tcBorders>
-            <w:tcMar>
-              <w:top w:w="70" w:type="dxa"/>
-              <w:left w:w="70" w:type="dxa"/>
-              <w:bottom w:w="70" w:type="dxa"/>
-              <w:right w:w="70" w:type="dxa"/>
-            </w:tcMar>
-          </w:tcPr>
-          <w:p>
-            <w:pPr>
-              <w:spacing w:after="60" w:before="60"/>
-              <w:jc w:val="center"/>
-            </w:pPr>
-            <w:r>
-              <w:rPr>
-                <w:b w:val="0"/>
-                <w:sz w:val="18"/>
-              </w:rPr>
-              <w:t>64 × 16 × 16</w:t>
-            </w:r>
-          </w:p>
-        </w:tc>
-      </w:tr>
-      <w:tr>
-        <w:trPr>
-          <w:cantSplit/>
-        </w:trPr>
-        <w:tc>
-          <w:tcPr>
-            <w:tcW w:type="dxa" w:w="3213"/>
-            <w:shd w:fill="FFFFFF"/>
-            <w:tcBorders>
-              <w:top w:val="single" w:sz="4" w:color="D9D9D9"/>
-              <w:left w:val="single" w:sz="4" w:color="D9D9D9"/>
-              <w:bottom w:val="single" w:sz="4" w:color="D9D9D9"/>
-              <w:right w:val="single" w:sz="4" w:color="D9D9D9"/>
-            </w:tcBorders>
-            <w:tcMar>
-              <w:top w:w="70" w:type="dxa"/>
-              <w:left w:w="70" w:type="dxa"/>
-              <w:bottom w:w="70" w:type="dxa"/>
-              <w:right w:w="70" w:type="dxa"/>
-            </w:tcMar>
-          </w:tcPr>
-          <w:p>
-            <w:pPr>
-              <w:spacing w:after="60" w:before="60"/>
-            </w:pPr>
-            <w:r>
-              <w:rPr>
-                <w:b w:val="0"/>
-                <w:sz w:val="18"/>
-              </w:rPr>
-              <w:t>Khối 3</w:t>
-            </w:r>
-          </w:p>
-        </w:tc>
-        <w:tc>
-          <w:tcPr>
-            <w:tcW w:type="dxa" w:w="3213"/>
-            <w:shd w:fill="FFFFFF"/>
-            <w:tcBorders>
-              <w:top w:val="single" w:sz="4" w:color="D9D9D9"/>
-              <w:left w:val="single" w:sz="4" w:color="D9D9D9"/>
-              <w:bottom w:val="single" w:sz="4" w:color="D9D9D9"/>
-              <w:right w:val="single" w:sz="4" w:color="D9D9D9"/>
-            </w:tcBorders>
-            <w:tcMar>
-              <w:top w:w="70" w:type="dxa"/>
-              <w:left w:w="70" w:type="dxa"/>
-              <w:bottom w:w="70" w:type="dxa"/>
-              <w:right w:w="70" w:type="dxa"/>
-            </w:tcMar>
-          </w:tcPr>
-          <w:p>
-            <w:pPr>
-              <w:spacing w:after="60" w:before="60"/>
-              <w:jc w:val="center"/>
-            </w:pPr>
-            <w:r>
-              <w:rPr>
-                <w:b w:val="0"/>
-                <w:sz w:val="18"/>
-              </w:rPr>
-              <w:t>2 Conv 3×3 128 kênh BN ReLU Pool</w:t>
-            </w:r>
-          </w:p>
-        </w:tc>
-        <w:tc>
-          <w:tcPr>
-            <w:tcW w:type="dxa" w:w="3213"/>
-            <w:shd w:fill="FFFFFF"/>
-            <w:tcBorders>
-              <w:top w:val="single" w:sz="4" w:color="D9D9D9"/>
-              <w:left w:val="single" w:sz="4" w:color="D9D9D9"/>
-              <w:bottom w:val="single" w:sz="4" w:color="D9D9D9"/>
-              <w:right w:val="single" w:sz="4" w:color="D9D9D9"/>
-            </w:tcBorders>
-            <w:tcMar>
-              <w:top w:w="70" w:type="dxa"/>
-              <w:left w:w="70" w:type="dxa"/>
-              <w:bottom w:w="70" w:type="dxa"/>
-              <w:right w:w="70" w:type="dxa"/>
-            </w:tcMar>
-          </w:tcPr>
-          <w:p>
-            <w:pPr>
-              <w:spacing w:after="60" w:before="60"/>
-              <w:jc w:val="center"/>
-            </w:pPr>
-            <w:r>
-              <w:rPr>
-                <w:b w:val="0"/>
-                <w:sz w:val="18"/>
-              </w:rPr>
-              <w:t>128 × 8 × 8</w:t>
-            </w:r>
-          </w:p>
-        </w:tc>
-      </w:tr>
-      <w:tr>
-        <w:trPr>
-          <w:cantSplit/>
-        </w:trPr>
-        <w:tc>
-          <w:tcPr>
-            <w:tcW w:type="dxa" w:w="3213"/>
-            <w:shd w:fill="F3F6F9"/>
-            <w:tcBorders>
-              <w:top w:val="single" w:sz="4" w:color="D9D9D9"/>
-              <w:left w:val="single" w:sz="4" w:color="D9D9D9"/>
-              <w:bottom w:val="single" w:sz="4" w:color="D9D9D9"/>
-              <w:right w:val="single" w:sz="4" w:color="D9D9D9"/>
-            </w:tcBorders>
-            <w:tcMar>
-              <w:top w:w="70" w:type="dxa"/>
-              <w:left w:w="70" w:type="dxa"/>
-              <w:bottom w:w="70" w:type="dxa"/>
-              <w:right w:w="70" w:type="dxa"/>
-            </w:tcMar>
-          </w:tcPr>
-          <w:p>
-            <w:pPr>
-              <w:spacing w:after="60" w:before="60"/>
-            </w:pPr>
-            <w:r>
-              <w:rPr>
-                <w:b w:val="0"/>
-                <w:sz w:val="18"/>
-              </w:rPr>
-              <w:t>Khối 4</w:t>
-            </w:r>
-          </w:p>
-        </w:tc>
-        <w:tc>
-          <w:tcPr>
-            <w:tcW w:type="dxa" w:w="3213"/>
-            <w:shd w:fill="F3F6F9"/>
-            <w:tcBorders>
-              <w:top w:val="single" w:sz="4" w:color="D9D9D9"/>
-              <w:left w:val="single" w:sz="4" w:color="D9D9D9"/>
-              <w:bottom w:val="single" w:sz="4" w:color="D9D9D9"/>
-              <w:right w:val="single" w:sz="4" w:color="D9D9D9"/>
-            </w:tcBorders>
-            <w:tcMar>
-              <w:top w:w="70" w:type="dxa"/>
-              <w:left w:w="70" w:type="dxa"/>
-              <w:bottom w:w="70" w:type="dxa"/>
-              <w:right w:w="70" w:type="dxa"/>
-            </w:tcMar>
-          </w:tcPr>
-          <w:p>
-            <w:pPr>
-              <w:spacing w:after="60" w:before="60"/>
-              <w:jc w:val="center"/>
-            </w:pPr>
-            <w:r>
-              <w:rPr>
-                <w:b w:val="0"/>
-                <w:sz w:val="18"/>
-              </w:rPr>
-              <w:t>2 Conv 3×3 256 kênh BN ReLU Pool</w:t>
-            </w:r>
-          </w:p>
-        </w:tc>
-        <w:tc>
-          <w:tcPr>
-            <w:tcW w:type="dxa" w:w="3213"/>
-            <w:shd w:fill="F3F6F9"/>
-            <w:tcBorders>
-              <w:top w:val="single" w:sz="4" w:color="D9D9D9"/>
-              <w:left w:val="single" w:sz="4" w:color="D9D9D9"/>
-              <w:bottom w:val="single" w:sz="4" w:color="D9D9D9"/>
-              <w:right w:val="single" w:sz="4" w:color="D9D9D9"/>
-            </w:tcBorders>
-            <w:tcMar>
-              <w:top w:w="70" w:type="dxa"/>
-              <w:left w:w="70" w:type="dxa"/>
-              <w:bottom w:w="70" w:type="dxa"/>
-              <w:right w:w="70" w:type="dxa"/>
-            </w:tcMar>
-          </w:tcPr>
-          <w:p>
-            <w:pPr>
-              <w:spacing w:after="60" w:before="60"/>
-              <w:jc w:val="center"/>
-            </w:pPr>
-            <w:r>
-              <w:rPr>
-                <w:b w:val="0"/>
-                <w:sz w:val="18"/>
-              </w:rPr>
-              <w:t>256 × 4 × 4</w:t>
-            </w:r>
-          </w:p>
-        </w:tc>
-      </w:tr>
-      <w:tr>
-        <w:trPr>
-          <w:cantSplit/>
-        </w:trPr>
-        <w:tc>
-          <w:tcPr>
-            <w:tcW w:type="dxa" w:w="3213"/>
-            <w:shd w:fill="FFFFFF"/>
-            <w:tcBorders>
-              <w:top w:val="single" w:sz="4" w:color="D9D9D9"/>
-              <w:left w:val="single" w:sz="4" w:color="D9D9D9"/>
-              <w:bottom w:val="single" w:sz="4" w:color="D9D9D9"/>
-              <w:right w:val="single" w:sz="4" w:color="D9D9D9"/>
-            </w:tcBorders>
-            <w:tcMar>
-              <w:top w:w="70" w:type="dxa"/>
-              <w:left w:w="70" w:type="dxa"/>
-              <w:bottom w:w="70" w:type="dxa"/>
-              <w:right w:w="70" w:type="dxa"/>
-            </w:tcMar>
-          </w:tcPr>
-          <w:p>
-            <w:pPr>
-              <w:spacing w:after="60" w:before="60"/>
-            </w:pPr>
-            <w:r>
-              <w:rPr>
-                <w:b w:val="0"/>
-                <w:sz w:val="18"/>
-              </w:rPr>
-              <w:t>Phân loại</w:t>
-            </w:r>
-          </w:p>
-        </w:tc>
-        <w:tc>
-          <w:tcPr>
-            <w:tcW w:type="dxa" w:w="3213"/>
-            <w:shd w:fill="FFFFFF"/>
-            <w:tcBorders>
-              <w:top w:val="single" w:sz="4" w:color="D9D9D9"/>
-              <w:left w:val="single" w:sz="4" w:color="D9D9D9"/>
-              <w:bottom w:val="single" w:sz="4" w:color="D9D9D9"/>
-              <w:right w:val="single" w:sz="4" w:color="D9D9D9"/>
-            </w:tcBorders>
-            <w:tcMar>
-              <w:top w:w="70" w:type="dxa"/>
-              <w:left w:w="70" w:type="dxa"/>
-              <w:bottom w:w="70" w:type="dxa"/>
-              <w:right w:w="70" w:type="dxa"/>
-            </w:tcMar>
-          </w:tcPr>
-          <w:p>
-            <w:pPr>
-              <w:spacing w:after="60" w:before="60"/>
-              <w:jc w:val="center"/>
-            </w:pPr>
-            <w:r>
-              <w:rPr>
-                <w:b w:val="0"/>
-                <w:sz w:val="18"/>
-              </w:rPr>
-              <w:t>Global Average Pool Flatten Dropout 0,35 Linear</w:t>
-            </w:r>
-          </w:p>
-        </w:tc>
-        <w:tc>
-          <w:tcPr>
-            <w:tcW w:type="dxa" w:w="3213"/>
-            <w:shd w:fill="FFFFFF"/>
-            <w:tcBorders>
-              <w:top w:val="single" w:sz="4" w:color="D9D9D9"/>
-              <w:left w:val="single" w:sz="4" w:color="D9D9D9"/>
-              <w:bottom w:val="single" w:sz="4" w:color="D9D9D9"/>
-              <w:right w:val="single" w:sz="4" w:color="D9D9D9"/>
-            </w:tcBorders>
-            <w:tcMar>
-              <w:top w:w="70" w:type="dxa"/>
-              <w:left w:w="70" w:type="dxa"/>
-              <w:bottom w:w="70" w:type="dxa"/>
-              <w:right w:w="70" w:type="dxa"/>
-            </w:tcMar>
-          </w:tcPr>
-          <w:p>
-            <w:pPr>
-              <w:spacing w:after="60" w:before="60"/>
-              <w:jc w:val="center"/>
-            </w:pPr>
-            <w:r>
-              <w:rPr>
-                <w:b w:val="0"/>
-                <w:sz w:val="18"/>
-              </w:rPr>
-              <w:t>8 logits</w:t>
-            </w:r>
-          </w:p>
-        </w:tc>
-      </w:tr>
-    </w:tbl>
-    <w:p/>
-    <w:p>
-      <w:r>
-        <w:t>Mỗi Conv dùng padding 1 và không có bias; sau Conv là BatchNorm và ReLU. MaxPool 2×2 giảm kích thước không gian. Global Average Pool tổng hợp mỗi kênh; Dropout chỉ hoạt động khi train. Lớp Linear biến 256 đặc trưng thành tám điểm logits.</w:t>
+        <w:drawing>
+          <wp:inline xmlns:a="http://schemas.openxmlformats.org/drawingml/2006/main" xmlns:pic="http://schemas.openxmlformats.org/drawingml/2006/picture">
+            <wp:extent cx="6035040" cy="2133600"/>
+            <wp:docPr id="4" name="Picture 4"/>
+            <wp:cNvGraphicFramePr>
+              <a:graphicFrameLocks noChangeAspect="1"/>
+            </wp:cNvGraphicFramePr>
+            <a:graphic>
+              <a:graphicData uri="http://schemas.openxmlformats.org/drawingml/2006/picture">
+                <pic:pic>
+                  <pic:nvPicPr>
+                    <pic:cNvPr id="0" name="architecture.png"/>
+                    <pic:cNvPicPr/>
+                  </pic:nvPicPr>
+                  <pic:blipFill>
+                    <a:blip r:embed="rId15"/>
+                    <a:stretch>
+                      <a:fillRect/>
+                    </a:stretch>
+                  </pic:blipFill>
+                  <pic:spPr>
+                    <a:xfrm>
+                      <a:off x="0" y="0"/>
+                      <a:ext cx="6035040" cy="2133600"/>
+                    </a:xfrm>
+                    <a:prstGeom prst="rect"/>
+                  </pic:spPr>
+                </pic:pic>
+              </a:graphicData>
+            </a:graphic>
+          </wp:inline>
+        </w:drawing>
       </w:r>
     </w:p>
     <w:p>
       <w:pPr>
-        <w:pStyle w:val="Heading1"/>
+        <w:pStyle w:val="Caption"/>
       </w:pPr>
       <w:r>
-        <w:t>Luồng chạy với camera trong PBL4</w:t>
+        <w:t>Hình 4  Cấu trúc EmotionCNN gồm 8 lớp tích chập</w:t>
       </w:r>
     </w:p>
     <w:p>
       <w:r>
-        <w:t>Camera → YuNet phát hiện mặt → crop vuông có đệm và căn nghiêng khi cặp mắt hợp lệ → ảnh xám resize 64 × 64 → ONNX CNN → softmax tám lớp → kết hợp dấu hiệu landmark và xác nhận theo thời gian → dashboard và ngữ cảnh Vision.</w:t>
-      </w:r>
-    </w:p>
-    <w:p>
-      <w:r>
-        <w:t>YuNet là model phát hiện vị trí mặt; MediaPipe cung cấp mốc hình học. Hai thành phần này không được huấn luyện lại trong thí nghiệm. CNN mới chỉ thay bộ phân loại biểu cảm; phần ổn định nhãn và xử lý dữ liệu quá hạn của hệ thống được giữ lại.</w:t>
-      </w:r>
-    </w:p>
-    <w:p>
-      <w:r>
-        <w:t>Thứ tự đầu ra: neutral, happy, surprised, sad, angry, disgust, fear, contempt. Softmax được áp dụng một lần ngoài ONNX. Các giá trị là điểm phân loại biểu cảm nhìn thấy; chưa được hiệu chuẩn thành độ tin cậy tâm lý.</w:t>
-      </w:r>
-    </w:p>
-    <w:p>
-      <w:r>
-        <w:br w:type="page"/>
+        <w:drawing>
+          <wp:inline xmlns:a="http://schemas.openxmlformats.org/drawingml/2006/main" xmlns:pic="http://schemas.openxmlformats.org/drawingml/2006/picture">
+            <wp:extent cx="6035040" cy="2133600"/>
+            <wp:docPr id="5" name="Picture 5"/>
+            <wp:cNvGraphicFramePr>
+              <a:graphicFrameLocks noChangeAspect="1"/>
+            </wp:cNvGraphicFramePr>
+            <a:graphic>
+              <a:graphicData uri="http://schemas.openxmlformats.org/drawingml/2006/picture">
+                <pic:pic>
+                  <pic:nvPicPr>
+                    <pic:cNvPr id="0" name="learning.png"/>
+                    <pic:cNvPicPr/>
+                  </pic:nvPicPr>
+                  <pic:blipFill>
+                    <a:blip r:embed="rId16"/>
+                    <a:stretch>
+                      <a:fillRect/>
+                    </a:stretch>
+                  </pic:blipFill>
+                  <pic:spPr>
+                    <a:xfrm>
+                      <a:off x="0" y="0"/>
+                      <a:ext cx="6035040" cy="2133600"/>
+                    </a:xfrm>
+                    <a:prstGeom prst="rect"/>
+                  </pic:spPr>
+                </pic:pic>
+              </a:graphicData>
+            </a:graphic>
+          </wp:inline>
+        </w:drawing>
       </w:r>
     </w:p>
     <w:p>
       <w:pPr>
-        <w:pStyle w:val="Heading1"/>
+        <w:pStyle w:val="Caption"/>
       </w:pPr>
       <w:r>
-        <w:t>4 Công nghệ và phương pháp huấn luyện</w:t>
+        <w:t>Hình 5  Chu trình train và chọn checkpoint</w:t>
       </w:r>
     </w:p>
-    <w:tbl>
-      <w:tblPr>
-        <w:tblW w:type="auto" w:w="0"/>
-        <w:tblLayout w:type="fixed"/>
-        <w:tblLook w:firstColumn="1" w:firstRow="1" w:lastColumn="0" w:lastRow="0" w:noHBand="0" w:noVBand="1" w:val="04A0"/>
-      </w:tblPr>
-      <w:tblGrid>
-        <w:gridCol w:w="4819"/>
-        <w:gridCol w:w="4819"/>
-      </w:tblGrid>
-      <w:tr>
-        <w:trPr>
-          <w:cantSplit/>
-          <w:tblHeader/>
-        </w:trPr>
-        <w:tc>
-          <w:tcPr>
-            <w:tcW w:type="dxa" w:w="4819"/>
-            <w:shd w:fill="DCE8F4"/>
-            <w:tcBorders>
-              <w:top w:val="single" w:sz="4" w:color="D9D9D9"/>
-              <w:left w:val="single" w:sz="4" w:color="D9D9D9"/>
-              <w:bottom w:val="single" w:sz="4" w:color="D9D9D9"/>
-              <w:right w:val="single" w:sz="4" w:color="D9D9D9"/>
-            </w:tcBorders>
-            <w:tcMar>
-              <w:top w:w="70" w:type="dxa"/>
-              <w:left w:w="70" w:type="dxa"/>
-              <w:bottom w:w="70" w:type="dxa"/>
-              <w:right w:w="70" w:type="dxa"/>
-            </w:tcMar>
-          </w:tcPr>
-          <w:p>
-            <w:pPr>
-              <w:spacing w:after="60" w:before="60"/>
-            </w:pPr>
-            <w:r>
-              <w:rPr>
-                <w:b/>
-                <w:sz w:val="18"/>
-              </w:rPr>
-              <w:t>Thành phần</w:t>
-            </w:r>
-          </w:p>
-        </w:tc>
-        <w:tc>
-          <w:tcPr>
-            <w:tcW w:type="dxa" w:w="4819"/>
-            <w:shd w:fill="DCE8F4"/>
-            <w:tcBorders>
-              <w:top w:val="single" w:sz="4" w:color="D9D9D9"/>
-              <w:left w:val="single" w:sz="4" w:color="D9D9D9"/>
-              <w:bottom w:val="single" w:sz="4" w:color="D9D9D9"/>
-              <w:right w:val="single" w:sz="4" w:color="D9D9D9"/>
-            </w:tcBorders>
-            <w:tcMar>
-              <w:top w:w="70" w:type="dxa"/>
-              <w:left w:w="70" w:type="dxa"/>
-              <w:bottom w:w="70" w:type="dxa"/>
-              <w:right w:w="70" w:type="dxa"/>
-            </w:tcMar>
-          </w:tcPr>
-          <w:p>
-            <w:pPr>
-              <w:spacing w:after="60" w:before="60"/>
-              <w:jc w:val="center"/>
-            </w:pPr>
-            <w:r>
-              <w:rPr>
-                <w:b/>
-                <w:sz w:val="18"/>
-              </w:rPr>
-              <w:t>Cách sử dụng</w:t>
-            </w:r>
-          </w:p>
-        </w:tc>
-      </w:tr>
-      <w:tr>
-        <w:trPr>
-          <w:cantSplit/>
-        </w:trPr>
-        <w:tc>
-          <w:tcPr>
-            <w:tcW w:type="dxa" w:w="4819"/>
-            <w:shd w:fill="FFFFFF"/>
-            <w:tcBorders>
-              <w:top w:val="single" w:sz="4" w:color="D9D9D9"/>
-              <w:left w:val="single" w:sz="4" w:color="D9D9D9"/>
-              <w:bottom w:val="single" w:sz="4" w:color="D9D9D9"/>
-              <w:right w:val="single" w:sz="4" w:color="D9D9D9"/>
-            </w:tcBorders>
-            <w:tcMar>
-              <w:top w:w="70" w:type="dxa"/>
-              <w:left w:w="70" w:type="dxa"/>
-              <w:bottom w:w="70" w:type="dxa"/>
-              <w:right w:w="70" w:type="dxa"/>
-            </w:tcMar>
-          </w:tcPr>
-          <w:p>
-            <w:pPr>
-              <w:spacing w:after="60" w:before="60"/>
-            </w:pPr>
-            <w:r>
-              <w:rPr>
-                <w:b w:val="0"/>
-                <w:sz w:val="18"/>
-              </w:rPr>
-              <w:t>Google Colab và Tesla T4</w:t>
-            </w:r>
-          </w:p>
-        </w:tc>
-        <w:tc>
-          <w:tcPr>
-            <w:tcW w:type="dxa" w:w="4819"/>
-            <w:shd w:fill="FFFFFF"/>
-            <w:tcBorders>
-              <w:top w:val="single" w:sz="4" w:color="D9D9D9"/>
-              <w:left w:val="single" w:sz="4" w:color="D9D9D9"/>
-              <w:bottom w:val="single" w:sz="4" w:color="D9D9D9"/>
-              <w:right w:val="single" w:sz="4" w:color="D9D9D9"/>
-            </w:tcBorders>
-            <w:tcMar>
-              <w:top w:w="70" w:type="dxa"/>
-              <w:left w:w="70" w:type="dxa"/>
-              <w:bottom w:w="70" w:type="dxa"/>
-              <w:right w:w="70" w:type="dxa"/>
-            </w:tcMar>
-          </w:tcPr>
-          <w:p>
-            <w:pPr>
-              <w:spacing w:after="60" w:before="60"/>
-              <w:jc w:val="center"/>
-            </w:pPr>
-            <w:r>
-              <w:rPr>
-                <w:b w:val="0"/>
-                <w:sz w:val="18"/>
-              </w:rPr>
-              <w:t>Thực thi train trên GPU được cấp trong phiên</w:t>
-            </w:r>
-          </w:p>
-        </w:tc>
-      </w:tr>
-      <w:tr>
-        <w:trPr>
-          <w:cantSplit/>
-        </w:trPr>
-        <w:tc>
-          <w:tcPr>
-            <w:tcW w:type="dxa" w:w="4819"/>
-            <w:shd w:fill="F3F6F9"/>
-            <w:tcBorders>
-              <w:top w:val="single" w:sz="4" w:color="D9D9D9"/>
-              <w:left w:val="single" w:sz="4" w:color="D9D9D9"/>
-              <w:bottom w:val="single" w:sz="4" w:color="D9D9D9"/>
-              <w:right w:val="single" w:sz="4" w:color="D9D9D9"/>
-            </w:tcBorders>
-            <w:tcMar>
-              <w:top w:w="70" w:type="dxa"/>
-              <w:left w:w="70" w:type="dxa"/>
-              <w:bottom w:w="70" w:type="dxa"/>
-              <w:right w:w="70" w:type="dxa"/>
-            </w:tcMar>
-          </w:tcPr>
-          <w:p>
-            <w:pPr>
-              <w:spacing w:after="60" w:before="60"/>
-            </w:pPr>
-            <w:r>
-              <w:rPr>
-                <w:b w:val="0"/>
-                <w:sz w:val="18"/>
-              </w:rPr>
-              <w:t>Python PyTorch torchvision</w:t>
-            </w:r>
-          </w:p>
-        </w:tc>
-        <w:tc>
-          <w:tcPr>
-            <w:tcW w:type="dxa" w:w="4819"/>
-            <w:shd w:fill="F3F6F9"/>
-            <w:tcBorders>
-              <w:top w:val="single" w:sz="4" w:color="D9D9D9"/>
-              <w:left w:val="single" w:sz="4" w:color="D9D9D9"/>
-              <w:bottom w:val="single" w:sz="4" w:color="D9D9D9"/>
-              <w:right w:val="single" w:sz="4" w:color="D9D9D9"/>
-            </w:tcBorders>
-            <w:tcMar>
-              <w:top w:w="70" w:type="dxa"/>
-              <w:left w:w="70" w:type="dxa"/>
-              <w:bottom w:w="70" w:type="dxa"/>
-              <w:right w:w="70" w:type="dxa"/>
-            </w:tcMar>
-          </w:tcPr>
-          <w:p>
-            <w:pPr>
-              <w:spacing w:after="60" w:before="60"/>
-              <w:jc w:val="center"/>
-            </w:pPr>
-            <w:r>
-              <w:rPr>
-                <w:b w:val="0"/>
-                <w:sz w:val="18"/>
-              </w:rPr>
-              <w:t>Định nghĩa CNN tính gradient và biến đổi ảnh</w:t>
-            </w:r>
-          </w:p>
-        </w:tc>
-      </w:tr>
-      <w:tr>
-        <w:trPr>
-          <w:cantSplit/>
-        </w:trPr>
-        <w:tc>
-          <w:tcPr>
-            <w:tcW w:type="dxa" w:w="4819"/>
-            <w:shd w:fill="FFFFFF"/>
-            <w:tcBorders>
-              <w:top w:val="single" w:sz="4" w:color="D9D9D9"/>
-              <w:left w:val="single" w:sz="4" w:color="D9D9D9"/>
-              <w:bottom w:val="single" w:sz="4" w:color="D9D9D9"/>
-              <w:right w:val="single" w:sz="4" w:color="D9D9D9"/>
-            </w:tcBorders>
-            <w:tcMar>
-              <w:top w:w="70" w:type="dxa"/>
-              <w:left w:w="70" w:type="dxa"/>
-              <w:bottom w:w="70" w:type="dxa"/>
-              <w:right w:w="70" w:type="dxa"/>
-            </w:tcMar>
-          </w:tcPr>
-          <w:p>
-            <w:pPr>
-              <w:spacing w:after="60" w:before="60"/>
-            </w:pPr>
-            <w:r>
-              <w:rPr>
-                <w:b w:val="0"/>
-                <w:sz w:val="18"/>
-              </w:rPr>
-              <w:t>NumPy OpenCV</w:t>
-            </w:r>
-          </w:p>
-        </w:tc>
-        <w:tc>
-          <w:tcPr>
-            <w:tcW w:type="dxa" w:w="4819"/>
-            <w:shd w:fill="FFFFFF"/>
-            <w:tcBorders>
-              <w:top w:val="single" w:sz="4" w:color="D9D9D9"/>
-              <w:left w:val="single" w:sz="4" w:color="D9D9D9"/>
-              <w:bottom w:val="single" w:sz="4" w:color="D9D9D9"/>
-              <w:right w:val="single" w:sz="4" w:color="D9D9D9"/>
-            </w:tcBorders>
-            <w:tcMar>
-              <w:top w:w="70" w:type="dxa"/>
-              <w:left w:w="70" w:type="dxa"/>
-              <w:bottom w:w="70" w:type="dxa"/>
-              <w:right w:w="70" w:type="dxa"/>
-            </w:tcMar>
-          </w:tcPr>
-          <w:p>
-            <w:pPr>
-              <w:spacing w:after="60" w:before="60"/>
-              <w:jc w:val="center"/>
-            </w:pPr>
-            <w:r>
-              <w:rPr>
-                <w:b w:val="0"/>
-                <w:sz w:val="18"/>
-              </w:rPr>
-              <w:t>Đọc dữ liệu resize INTER_AREA kiểm tra ảnh</w:t>
-            </w:r>
-          </w:p>
-        </w:tc>
-      </w:tr>
-      <w:tr>
-        <w:trPr>
-          <w:cantSplit/>
-        </w:trPr>
-        <w:tc>
-          <w:tcPr>
-            <w:tcW w:type="dxa" w:w="4819"/>
-            <w:shd w:fill="F3F6F9"/>
-            <w:tcBorders>
-              <w:top w:val="single" w:sz="4" w:color="D9D9D9"/>
-              <w:left w:val="single" w:sz="4" w:color="D9D9D9"/>
-              <w:bottom w:val="single" w:sz="4" w:color="D9D9D9"/>
-              <w:right w:val="single" w:sz="4" w:color="D9D9D9"/>
-            </w:tcBorders>
-            <w:tcMar>
-              <w:top w:w="70" w:type="dxa"/>
-              <w:left w:w="70" w:type="dxa"/>
-              <w:bottom w:w="70" w:type="dxa"/>
-              <w:right w:w="70" w:type="dxa"/>
-            </w:tcMar>
-          </w:tcPr>
-          <w:p>
-            <w:pPr>
-              <w:spacing w:after="60" w:before="60"/>
-            </w:pPr>
-            <w:r>
-              <w:rPr>
-                <w:b w:val="0"/>
-                <w:sz w:val="18"/>
-              </w:rPr>
-              <w:t>AdamW và cosine scheduler</w:t>
-            </w:r>
-          </w:p>
-        </w:tc>
-        <w:tc>
-          <w:tcPr>
-            <w:tcW w:type="dxa" w:w="4819"/>
-            <w:shd w:fill="F3F6F9"/>
-            <w:tcBorders>
-              <w:top w:val="single" w:sz="4" w:color="D9D9D9"/>
-              <w:left w:val="single" w:sz="4" w:color="D9D9D9"/>
-              <w:bottom w:val="single" w:sz="4" w:color="D9D9D9"/>
-              <w:right w:val="single" w:sz="4" w:color="D9D9D9"/>
-            </w:tcBorders>
-            <w:tcMar>
-              <w:top w:w="70" w:type="dxa"/>
-              <w:left w:w="70" w:type="dxa"/>
-              <w:bottom w:w="70" w:type="dxa"/>
-              <w:right w:w="70" w:type="dxa"/>
-            </w:tcMar>
-          </w:tcPr>
-          <w:p>
-            <w:pPr>
-              <w:spacing w:after="60" w:before="60"/>
-              <w:jc w:val="center"/>
-            </w:pPr>
-            <w:r>
-              <w:rPr>
-                <w:b w:val="0"/>
-                <w:sz w:val="18"/>
-              </w:rPr>
-              <w:t>Cập nhật trọng số và giảm learning rate</w:t>
-            </w:r>
-          </w:p>
-        </w:tc>
-      </w:tr>
-      <w:tr>
-        <w:trPr>
-          <w:cantSplit/>
-        </w:trPr>
-        <w:tc>
-          <w:tcPr>
-            <w:tcW w:type="dxa" w:w="4819"/>
-            <w:shd w:fill="FFFFFF"/>
-            <w:tcBorders>
-              <w:top w:val="single" w:sz="4" w:color="D9D9D9"/>
-              <w:left w:val="single" w:sz="4" w:color="D9D9D9"/>
-              <w:bottom w:val="single" w:sz="4" w:color="D9D9D9"/>
-              <w:right w:val="single" w:sz="4" w:color="D9D9D9"/>
-            </w:tcBorders>
-            <w:tcMar>
-              <w:top w:w="70" w:type="dxa"/>
-              <w:left w:w="70" w:type="dxa"/>
-              <w:bottom w:w="70" w:type="dxa"/>
-              <w:right w:w="70" w:type="dxa"/>
-            </w:tcMar>
-          </w:tcPr>
-          <w:p>
-            <w:pPr>
-              <w:spacing w:after="60" w:before="60"/>
-            </w:pPr>
-            <w:r>
-              <w:rPr>
-                <w:b w:val="0"/>
-                <w:sz w:val="18"/>
-              </w:rPr>
-              <w:t>ONNX ONNX Runtime OpenCV DNN</w:t>
-            </w:r>
-          </w:p>
-        </w:tc>
-        <w:tc>
-          <w:tcPr>
-            <w:tcW w:type="dxa" w:w="4819"/>
-            <w:shd w:fill="FFFFFF"/>
-            <w:tcBorders>
-              <w:top w:val="single" w:sz="4" w:color="D9D9D9"/>
-              <w:left w:val="single" w:sz="4" w:color="D9D9D9"/>
-              <w:bottom w:val="single" w:sz="4" w:color="D9D9D9"/>
-              <w:right w:val="single" w:sz="4" w:color="D9D9D9"/>
-            </w:tcBorders>
-            <w:tcMar>
-              <w:top w:w="70" w:type="dxa"/>
-              <w:left w:w="70" w:type="dxa"/>
-              <w:bottom w:w="70" w:type="dxa"/>
-              <w:right w:w="70" w:type="dxa"/>
-            </w:tcMar>
-          </w:tcPr>
-          <w:p>
-            <w:pPr>
-              <w:spacing w:after="60" w:before="60"/>
-              <w:jc w:val="center"/>
-            </w:pPr>
-            <w:r>
-              <w:rPr>
-                <w:b w:val="0"/>
-                <w:sz w:val="18"/>
-              </w:rPr>
-              <w:t>Xuất mạng kiểm tra số và chạy tại PBL4</w:t>
-            </w:r>
-          </w:p>
-        </w:tc>
-      </w:tr>
-      <w:tr>
-        <w:trPr>
-          <w:cantSplit/>
-        </w:trPr>
-        <w:tc>
-          <w:tcPr>
-            <w:tcW w:type="dxa" w:w="4819"/>
-            <w:shd w:fill="F3F6F9"/>
-            <w:tcBorders>
-              <w:top w:val="single" w:sz="4" w:color="D9D9D9"/>
-              <w:left w:val="single" w:sz="4" w:color="D9D9D9"/>
-              <w:bottom w:val="single" w:sz="4" w:color="D9D9D9"/>
-              <w:right w:val="single" w:sz="4" w:color="D9D9D9"/>
-            </w:tcBorders>
-            <w:tcMar>
-              <w:top w:w="70" w:type="dxa"/>
-              <w:left w:w="70" w:type="dxa"/>
-              <w:bottom w:w="70" w:type="dxa"/>
-              <w:right w:w="70" w:type="dxa"/>
-            </w:tcMar>
-          </w:tcPr>
-          <w:p>
-            <w:pPr>
-              <w:spacing w:after="60" w:before="60"/>
-            </w:pPr>
-            <w:r>
-              <w:rPr>
-                <w:b w:val="0"/>
-                <w:sz w:val="18"/>
-              </w:rPr>
-              <w:t>Google Drive và Git</w:t>
-            </w:r>
-          </w:p>
-        </w:tc>
-        <w:tc>
-          <w:tcPr>
-            <w:tcW w:type="dxa" w:w="4819"/>
-            <w:shd w:fill="F3F6F9"/>
-            <w:tcBorders>
-              <w:top w:val="single" w:sz="4" w:color="D9D9D9"/>
-              <w:left w:val="single" w:sz="4" w:color="D9D9D9"/>
-              <w:bottom w:val="single" w:sz="4" w:color="D9D9D9"/>
-              <w:right w:val="single" w:sz="4" w:color="D9D9D9"/>
-            </w:tcBorders>
-            <w:tcMar>
-              <w:top w:w="70" w:type="dxa"/>
-              <w:left w:w="70" w:type="dxa"/>
-              <w:bottom w:w="70" w:type="dxa"/>
-              <w:right w:w="70" w:type="dxa"/>
-            </w:tcMar>
-          </w:tcPr>
-          <w:p>
-            <w:pPr>
-              <w:spacing w:after="60" w:before="60"/>
-              <w:jc w:val="center"/>
-            </w:pPr>
-            <w:r>
-              <w:rPr>
-                <w:b w:val="0"/>
-                <w:sz w:val="18"/>
-              </w:rPr>
-              <w:t>Lưu checkpoint báo cáo và quản lý phiên bản code</w:t>
-            </w:r>
-          </w:p>
-        </w:tc>
-      </w:tr>
-    </w:tbl>
-    <w:p/>
     <w:tbl>
       <w:tblPr>
         <w:tblW w:type="auto" w:w="0"/>
@@ -4306,7 +4139,7 @@
                 <w:b/>
                 <w:sz w:val="18"/>
               </w:rPr>
-              <w:t>B và C</w:t>
+              <w:t>Giá trị</w:t>
             </w:r>
           </w:p>
         </w:tc>
@@ -4341,7 +4174,7 @@
                 <w:b w:val="0"/>
                 <w:sz w:val="18"/>
               </w:rPr>
-              <w:t>Khởi tạo</w:t>
+              <w:t>Nền tảng</w:t>
             </w:r>
           </w:p>
         </w:tc>
@@ -4372,7 +4205,7 @@
                 <w:b w:val="0"/>
                 <w:sz w:val="18"/>
               </w:rPr>
-              <w:t>Ngẫu nhiên không dùng pretrained</w:t>
+              <w:t>Google Colab GPU Tesla T4 Python PyTorch torchvision</w:t>
             </w:r>
           </w:p>
         </w:tc>
@@ -4407,7 +4240,7 @@
                 <w:b w:val="0"/>
                 <w:sz w:val="18"/>
               </w:rPr>
-              <w:t>Seed batch learning rate</w:t>
+              <w:t>Khởi tạo và seed</w:t>
             </w:r>
           </w:p>
         </w:tc>
@@ -4438,7 +4271,7 @@
                 <w:b w:val="0"/>
                 <w:sz w:val="18"/>
               </w:rPr>
-              <w:t>42   128   0,001</w:t>
+              <w:t>Ngẫu nhiên seed 42 không fine tune model A</w:t>
             </w:r>
           </w:p>
         </w:tc>
@@ -4473,7 +4306,7 @@
                 <w:b w:val="0"/>
                 <w:sz w:val="18"/>
               </w:rPr>
-              <w:t>Weight decay</w:t>
+              <w:t>Optimizer scheduler</w:t>
             </w:r>
           </w:p>
         </w:tc>
@@ -4504,7 +4337,7 @@
                 <w:b w:val="0"/>
                 <w:sz w:val="18"/>
               </w:rPr>
-              <w:t>0,0001</w:t>
+              <w:t>AdamW lr 0,001 weight decay 0,0001 cosine decay</w:t>
             </w:r>
           </w:p>
         </w:tc>
@@ -4539,7 +4372,7 @@
                 <w:b w:val="0"/>
                 <w:sz w:val="18"/>
               </w:rPr>
-              <w:t>Ngân sách và early stopping</w:t>
+              <w:t>Batch ngân sách dừng sớm</w:t>
             </w:r>
           </w:p>
         </w:tc>
@@ -4570,7 +4403,7 @@
                 <w:b w:val="0"/>
                 <w:sz w:val="18"/>
               </w:rPr>
-              <w:t>Tối đa 80 epoch patience 12</w:t>
+              <w:t>128 tối đa 80 epoch patience 12</w:t>
             </w:r>
           </w:p>
         </w:tc>
@@ -4605,7 +4438,7 @@
                 <w:b w:val="0"/>
                 <w:sz w:val="18"/>
               </w:rPr>
-              <w:t>Tiêu chí chọn model</w:t>
+              <w:t>Target và loss</w:t>
             </w:r>
           </w:p>
         </w:tc>
@@ -4636,7 +4469,7 @@
                 <w:b w:val="0"/>
                 <w:sz w:val="18"/>
               </w:rPr>
-              <w:t>Macro F1 validation cao nhất</w:t>
+              <w:t>B one hot C phân bố; cross entropy −Σ q log p</w:t>
             </w:r>
           </w:p>
         </w:tc>
@@ -4671,7 +4504,7 @@
                 <w:b w:val="0"/>
                 <w:sz w:val="18"/>
               </w:rPr>
-              <w:t>Target B</w:t>
+              <w:t>Augmentation</w:t>
             </w:r>
           </w:p>
         </w:tc>
@@ -4702,7 +4535,7 @@
                 <w:b w:val="0"/>
                 <w:sz w:val="18"/>
               </w:rPr>
-              <w:t>One hot từ nhãn có phiếu cao nhất</w:t>
+              <w:t>Lật 50%; xoay ±12°; dịch ±3 px; scale 0,95–1,05; sáng 0,85–1,15</w:t>
             </w:r>
           </w:p>
         </w:tc>
@@ -4737,7 +4570,7 @@
                 <w:b w:val="0"/>
                 <w:sz w:val="18"/>
               </w:rPr>
-              <w:t>Target C</w:t>
+              <w:t>Checkpoint B</w:t>
             </w:r>
           </w:p>
         </w:tc>
@@ -4768,7 +4601,7 @@
                 <w:b w:val="0"/>
                 <w:sz w:val="18"/>
               </w:rPr>
-              <w:t>Phân bố tám phiếu sau lọc</w:t>
+              <w:t>Epoch 73 validation macro F1 75,3933%</w:t>
             </w:r>
           </w:p>
         </w:tc>
@@ -4803,7 +4636,7 @@
                 <w:b w:val="0"/>
                 <w:sz w:val="18"/>
               </w:rPr>
-              <w:t>Loss</w:t>
+              <w:t>Checkpoint C</w:t>
             </w:r>
           </w:p>
         </w:tc>
@@ -4834,158 +4667,15 @@
                 <w:b w:val="0"/>
                 <w:sz w:val="18"/>
               </w:rPr>
-              <w:t>Cross entropy với target phân bố</w:t>
-            </w:r>
-          </w:p>
-        </w:tc>
-      </w:tr>
-      <w:tr>
-        <w:trPr>
-          <w:cantSplit/>
-        </w:trPr>
-        <w:tc>
-          <w:tcPr>
-            <w:tcW w:type="dxa" w:w="4819"/>
-            <w:shd w:fill="FFFFFF"/>
-            <w:tcBorders>
-              <w:top w:val="single" w:sz="4" w:color="D9D9D9"/>
-              <w:left w:val="single" w:sz="4" w:color="D9D9D9"/>
-              <w:bottom w:val="single" w:sz="4" w:color="D9D9D9"/>
-              <w:right w:val="single" w:sz="4" w:color="D9D9D9"/>
-            </w:tcBorders>
-            <w:tcMar>
-              <w:top w:w="70" w:type="dxa"/>
-              <w:left w:w="70" w:type="dxa"/>
-              <w:bottom w:w="70" w:type="dxa"/>
-              <w:right w:w="70" w:type="dxa"/>
-            </w:tcMar>
-          </w:tcPr>
-          <w:p>
-            <w:pPr>
-              <w:spacing w:after="60" w:before="60"/>
-            </w:pPr>
-            <w:r>
-              <w:rPr>
-                <w:b w:val="0"/>
-                <w:sz w:val="18"/>
-              </w:rPr>
-              <w:t>B checkpoint tốt nhất</w:t>
-            </w:r>
-          </w:p>
-        </w:tc>
-        <w:tc>
-          <w:tcPr>
-            <w:tcW w:type="dxa" w:w="4819"/>
-            <w:shd w:fill="FFFFFF"/>
-            <w:tcBorders>
-              <w:top w:val="single" w:sz="4" w:color="D9D9D9"/>
-              <w:left w:val="single" w:sz="4" w:color="D9D9D9"/>
-              <w:bottom w:val="single" w:sz="4" w:color="D9D9D9"/>
-              <w:right w:val="single" w:sz="4" w:color="D9D9D9"/>
-            </w:tcBorders>
-            <w:tcMar>
-              <w:top w:w="70" w:type="dxa"/>
-              <w:left w:w="70" w:type="dxa"/>
-              <w:bottom w:w="70" w:type="dxa"/>
-              <w:right w:w="70" w:type="dxa"/>
-            </w:tcMar>
-          </w:tcPr>
-          <w:p>
-            <w:pPr>
-              <w:spacing w:after="60" w:before="60"/>
-              <w:jc w:val="center"/>
-            </w:pPr>
-            <w:r>
-              <w:rPr>
-                <w:b w:val="0"/>
-                <w:sz w:val="18"/>
-              </w:rPr>
-              <w:t>Epoch 73 macro F1 validation 75,3933%</w:t>
-            </w:r>
-          </w:p>
-        </w:tc>
-      </w:tr>
-      <w:tr>
-        <w:trPr>
-          <w:cantSplit/>
-        </w:trPr>
-        <w:tc>
-          <w:tcPr>
-            <w:tcW w:type="dxa" w:w="4819"/>
-            <w:shd w:fill="F3F6F9"/>
-            <w:tcBorders>
-              <w:top w:val="single" w:sz="4" w:color="D9D9D9"/>
-              <w:left w:val="single" w:sz="4" w:color="D9D9D9"/>
-              <w:bottom w:val="single" w:sz="4" w:color="D9D9D9"/>
-              <w:right w:val="single" w:sz="4" w:color="D9D9D9"/>
-            </w:tcBorders>
-            <w:tcMar>
-              <w:top w:w="70" w:type="dxa"/>
-              <w:left w:w="70" w:type="dxa"/>
-              <w:bottom w:w="70" w:type="dxa"/>
-              <w:right w:w="70" w:type="dxa"/>
-            </w:tcMar>
-          </w:tcPr>
-          <w:p>
-            <w:pPr>
-              <w:spacing w:after="60" w:before="60"/>
-            </w:pPr>
-            <w:r>
-              <w:rPr>
-                <w:b w:val="0"/>
-                <w:sz w:val="18"/>
-              </w:rPr>
-              <w:t>C checkpoint tốt nhất</w:t>
-            </w:r>
-          </w:p>
-        </w:tc>
-        <w:tc>
-          <w:tcPr>
-            <w:tcW w:type="dxa" w:w="4819"/>
-            <w:shd w:fill="F3F6F9"/>
-            <w:tcBorders>
-              <w:top w:val="single" w:sz="4" w:color="D9D9D9"/>
-              <w:left w:val="single" w:sz="4" w:color="D9D9D9"/>
-              <w:bottom w:val="single" w:sz="4" w:color="D9D9D9"/>
-              <w:right w:val="single" w:sz="4" w:color="D9D9D9"/>
-            </w:tcBorders>
-            <w:tcMar>
-              <w:top w:w="70" w:type="dxa"/>
-              <w:left w:w="70" w:type="dxa"/>
-              <w:bottom w:w="70" w:type="dxa"/>
-              <w:right w:w="70" w:type="dxa"/>
-            </w:tcMar>
-          </w:tcPr>
-          <w:p>
-            <w:pPr>
-              <w:spacing w:after="60" w:before="60"/>
-              <w:jc w:val="center"/>
-            </w:pPr>
-            <w:r>
-              <w:rPr>
-                <w:b w:val="0"/>
-                <w:sz w:val="18"/>
-              </w:rPr>
-              <w:t>Epoch 40 macro F1 validation 72,6771%</w:t>
+              <w:t>Epoch 40 validation macro F1 72,6771%</w:t>
             </w:r>
           </w:p>
         </w:tc>
       </w:tr>
     </w:tbl>
-    <w:p/>
     <w:p>
       <w:r>
-        <w:t>Mỗi batch: đọc ảnh và target → forward → tính loss −Σ qᵢ log softmax(z)ᵢ → backward → AdamW cập nhật trọng số. Validation chạy ở chế độ eval không gradient và không tăng cường ảnh; không dùng test để chọn checkpoint.</w:t>
-      </w:r>
-    </w:p>
-    <w:p>
-      <w:r>
-        <w:t>Tăng cường train: lật ngang xác suất 0,5; xoay từ −12 đến 12 độ; dịch mỗi trục từ −3 đến 3 pixel; scale 0,95 đến 1,05; nhân độ sáng 0,85 đến 1,15 rồi giới hạn pixel về 0 đến 255. B và C dùng chung dữ liệu sau lọc và ngân sách cấu hình.</w:t>
-      </w:r>
-    </w:p>
-    <w:p>
-      <w:r>
-        <w:t>Checkpoint best.pt lưu khi macro F1 tăng; last.pt lưu mỗi epoch cùng optimizer, scheduler, RNG và lịch sử để tiếp tục khi mất phiên. B chạy đủ 80 epoch; đường cong C kết thúc khoảng epoch 52 do early stopping sau checkpoint tốt nhất epoch 40. Thời lượng từng epoch chưa được log; mốc Drive ghi nhận B khoảng 21 giờ 03 đến 21 giờ 50 ngày 23 tháng 10, không phải phép đo thời gian huấn luyện chuẩn.</w:t>
+        <w:t>B chạy đủ 80 epoch; C dừng khoảng epoch 52. best.pt giữ điểm validation cao nhất; last.pt lưu optimizer scheduler RNG để resume. Test chỉ mở sau khi chọn B bằng validation.</w:t>
       </w:r>
     </w:p>
     <w:p>
@@ -4998,931 +4688,15 @@
         <w:pStyle w:val="Heading1"/>
       </w:pPr>
       <w:r>
-        <w:t>5 Kết quả so sánh tổng thể</w:t>
+        <w:t>5 Kết quả chi tiết theo từng biểu cảm</w:t>
       </w:r>
     </w:p>
     <w:p>
       <w:r>
-        <w:t>Đánh giá trực tiếp cùng ảnh mặt đã chuẩn bị, không chạy detector, landmark hoặc xác nhận thời gian. Tất cả dùng grayscale 64 × 64 float32 dải 0 đến 255, backend OpenCV DNN CPU, hai thread, batch một ảnh và 20 lượt warmup. Thời gian gồm setInput forward kiểm tra hữu hạn; không gồm resize hoặc toàn bộ pipeline camera.</w:t>
-      </w:r>
-    </w:p>
-    <w:tbl>
-      <w:tblPr>
-        <w:tblW w:type="auto" w:w="0"/>
-        <w:tblLayout w:type="fixed"/>
-        <w:tblLook w:firstColumn="1" w:firstRow="1" w:lastColumn="0" w:lastRow="0" w:noHBand="0" w:noVBand="1" w:val="04A0"/>
-      </w:tblPr>
-      <w:tblGrid>
-        <w:gridCol w:w="2409"/>
-        <w:gridCol w:w="2409"/>
-        <w:gridCol w:w="2409"/>
-        <w:gridCol w:w="2409"/>
-      </w:tblGrid>
-      <w:tr>
-        <w:trPr>
-          <w:cantSplit/>
-          <w:tblHeader/>
-        </w:trPr>
-        <w:tc>
-          <w:tcPr>
-            <w:tcW w:type="dxa" w:w="2409"/>
-            <w:shd w:fill="DCE8F4"/>
-            <w:tcBorders>
-              <w:top w:val="single" w:sz="4" w:color="D9D9D9"/>
-              <w:left w:val="single" w:sz="4" w:color="D9D9D9"/>
-              <w:bottom w:val="single" w:sz="4" w:color="D9D9D9"/>
-              <w:right w:val="single" w:sz="4" w:color="D9D9D9"/>
-            </w:tcBorders>
-            <w:tcMar>
-              <w:top w:w="70" w:type="dxa"/>
-              <w:left w:w="70" w:type="dxa"/>
-              <w:bottom w:w="70" w:type="dxa"/>
-              <w:right w:w="70" w:type="dxa"/>
-            </w:tcMar>
-          </w:tcPr>
-          <w:p>
-            <w:pPr>
-              <w:spacing w:after="60" w:before="60"/>
-            </w:pPr>
-            <w:r>
-              <w:rPr>
-                <w:b/>
-                <w:sz w:val="18"/>
-              </w:rPr>
-              <w:t>Chỉ số test</w:t>
-            </w:r>
-          </w:p>
-        </w:tc>
-        <w:tc>
-          <w:tcPr>
-            <w:tcW w:type="dxa" w:w="2409"/>
-            <w:shd w:fill="DCE8F4"/>
-            <w:tcBorders>
-              <w:top w:val="single" w:sz="4" w:color="D9D9D9"/>
-              <w:left w:val="single" w:sz="4" w:color="D9D9D9"/>
-              <w:bottom w:val="single" w:sz="4" w:color="D9D9D9"/>
-              <w:right w:val="single" w:sz="4" w:color="D9D9D9"/>
-            </w:tcBorders>
-            <w:tcMar>
-              <w:top w:w="70" w:type="dxa"/>
-              <w:left w:w="70" w:type="dxa"/>
-              <w:bottom w:w="70" w:type="dxa"/>
-              <w:right w:w="70" w:type="dxa"/>
-            </w:tcMar>
-          </w:tcPr>
-          <w:p>
-            <w:pPr>
-              <w:spacing w:after="60" w:before="60"/>
-              <w:jc w:val="center"/>
-            </w:pPr>
-            <w:r>
-              <w:rPr>
-                <w:b/>
-                <w:sz w:val="18"/>
-              </w:rPr>
-              <w:t>A pretrained</w:t>
-            </w:r>
-          </w:p>
-        </w:tc>
-        <w:tc>
-          <w:tcPr>
-            <w:tcW w:type="dxa" w:w="2409"/>
-            <w:shd w:fill="DCE8F4"/>
-            <w:tcBorders>
-              <w:top w:val="single" w:sz="4" w:color="D9D9D9"/>
-              <w:left w:val="single" w:sz="4" w:color="D9D9D9"/>
-              <w:bottom w:val="single" w:sz="4" w:color="D9D9D9"/>
-              <w:right w:val="single" w:sz="4" w:color="D9D9D9"/>
-            </w:tcBorders>
-            <w:tcMar>
-              <w:top w:w="70" w:type="dxa"/>
-              <w:left w:w="70" w:type="dxa"/>
-              <w:bottom w:w="70" w:type="dxa"/>
-              <w:right w:w="70" w:type="dxa"/>
-            </w:tcMar>
-          </w:tcPr>
-          <w:p>
-            <w:pPr>
-              <w:spacing w:after="60" w:before="60"/>
-              <w:jc w:val="center"/>
-            </w:pPr>
-            <w:r>
-              <w:rPr>
-                <w:b/>
-                <w:sz w:val="18"/>
-              </w:rPr>
-              <w:t>B hard</w:t>
-            </w:r>
-          </w:p>
-        </w:tc>
-        <w:tc>
-          <w:tcPr>
-            <w:tcW w:type="dxa" w:w="2409"/>
-            <w:shd w:fill="DCE8F4"/>
-            <w:tcBorders>
-              <w:top w:val="single" w:sz="4" w:color="D9D9D9"/>
-              <w:left w:val="single" w:sz="4" w:color="D9D9D9"/>
-              <w:bottom w:val="single" w:sz="4" w:color="D9D9D9"/>
-              <w:right w:val="single" w:sz="4" w:color="D9D9D9"/>
-            </w:tcBorders>
-            <w:tcMar>
-              <w:top w:w="70" w:type="dxa"/>
-              <w:left w:w="70" w:type="dxa"/>
-              <w:bottom w:w="70" w:type="dxa"/>
-              <w:right w:w="70" w:type="dxa"/>
-            </w:tcMar>
-          </w:tcPr>
-          <w:p>
-            <w:pPr>
-              <w:spacing w:after="60" w:before="60"/>
-              <w:jc w:val="center"/>
-            </w:pPr>
-            <w:r>
-              <w:rPr>
-                <w:b/>
-                <w:sz w:val="18"/>
-              </w:rPr>
-              <w:t>C soft</w:t>
-            </w:r>
-          </w:p>
-        </w:tc>
-      </w:tr>
-      <w:tr>
-        <w:trPr>
-          <w:cantSplit/>
-        </w:trPr>
-        <w:tc>
-          <w:tcPr>
-            <w:tcW w:type="dxa" w:w="2409"/>
-            <w:shd w:fill="FFFFFF"/>
-            <w:tcBorders>
-              <w:top w:val="single" w:sz="4" w:color="D9D9D9"/>
-              <w:left w:val="single" w:sz="4" w:color="D9D9D9"/>
-              <w:bottom w:val="single" w:sz="4" w:color="D9D9D9"/>
-              <w:right w:val="single" w:sz="4" w:color="D9D9D9"/>
-            </w:tcBorders>
-            <w:tcMar>
-              <w:top w:w="70" w:type="dxa"/>
-              <w:left w:w="70" w:type="dxa"/>
-              <w:bottom w:w="70" w:type="dxa"/>
-              <w:right w:w="70" w:type="dxa"/>
-            </w:tcMar>
-          </w:tcPr>
-          <w:p>
-            <w:pPr>
-              <w:spacing w:after="60" w:before="60"/>
-            </w:pPr>
-            <w:r>
-              <w:rPr>
-                <w:b w:val="0"/>
-                <w:sz w:val="18"/>
-              </w:rPr>
-              <w:t>Accuracy</w:t>
-            </w:r>
-          </w:p>
-        </w:tc>
-        <w:tc>
-          <w:tcPr>
-            <w:tcW w:type="dxa" w:w="2409"/>
-            <w:shd w:fill="FFFFFF"/>
-            <w:tcBorders>
-              <w:top w:val="single" w:sz="4" w:color="D9D9D9"/>
-              <w:left w:val="single" w:sz="4" w:color="D9D9D9"/>
-              <w:bottom w:val="single" w:sz="4" w:color="D9D9D9"/>
-              <w:right w:val="single" w:sz="4" w:color="D9D9D9"/>
-            </w:tcBorders>
-            <w:tcMar>
-              <w:top w:w="70" w:type="dxa"/>
-              <w:left w:w="70" w:type="dxa"/>
-              <w:bottom w:w="70" w:type="dxa"/>
-              <w:right w:w="70" w:type="dxa"/>
-            </w:tcMar>
-          </w:tcPr>
-          <w:p>
-            <w:pPr>
-              <w:spacing w:after="60" w:before="60"/>
-              <w:jc w:val="center"/>
-            </w:pPr>
-            <w:r>
-              <w:rPr>
-                <w:b w:val="0"/>
-                <w:sz w:val="18"/>
-              </w:rPr>
-              <w:t>81,87%</w:t>
-            </w:r>
-          </w:p>
-        </w:tc>
-        <w:tc>
-          <w:tcPr>
-            <w:tcW w:type="dxa" w:w="2409"/>
-            <w:shd w:fill="FFFFFF"/>
-            <w:tcBorders>
-              <w:top w:val="single" w:sz="4" w:color="D9D9D9"/>
-              <w:left w:val="single" w:sz="4" w:color="D9D9D9"/>
-              <w:bottom w:val="single" w:sz="4" w:color="D9D9D9"/>
-              <w:right w:val="single" w:sz="4" w:color="D9D9D9"/>
-            </w:tcBorders>
-            <w:tcMar>
-              <w:top w:w="70" w:type="dxa"/>
-              <w:left w:w="70" w:type="dxa"/>
-              <w:bottom w:w="70" w:type="dxa"/>
-              <w:right w:w="70" w:type="dxa"/>
-            </w:tcMar>
-          </w:tcPr>
-          <w:p>
-            <w:pPr>
-              <w:spacing w:after="60" w:before="60"/>
-              <w:jc w:val="center"/>
-            </w:pPr>
-            <w:r>
-              <w:rPr>
-                <w:b w:val="0"/>
-                <w:sz w:val="18"/>
-              </w:rPr>
-              <w:t>84,95%</w:t>
-            </w:r>
-          </w:p>
-        </w:tc>
-        <w:tc>
-          <w:tcPr>
-            <w:tcW w:type="dxa" w:w="2409"/>
-            <w:shd w:fill="FFFFFF"/>
-            <w:tcBorders>
-              <w:top w:val="single" w:sz="4" w:color="D9D9D9"/>
-              <w:left w:val="single" w:sz="4" w:color="D9D9D9"/>
-              <w:bottom w:val="single" w:sz="4" w:color="D9D9D9"/>
-              <w:right w:val="single" w:sz="4" w:color="D9D9D9"/>
-            </w:tcBorders>
-            <w:tcMar>
-              <w:top w:w="70" w:type="dxa"/>
-              <w:left w:w="70" w:type="dxa"/>
-              <w:bottom w:w="70" w:type="dxa"/>
-              <w:right w:w="70" w:type="dxa"/>
-            </w:tcMar>
-          </w:tcPr>
-          <w:p>
-            <w:pPr>
-              <w:spacing w:after="60" w:before="60"/>
-              <w:jc w:val="center"/>
-            </w:pPr>
-            <w:r>
-              <w:rPr>
-                <w:b w:val="0"/>
-                <w:sz w:val="18"/>
-              </w:rPr>
-              <w:t>83,12%</w:t>
-            </w:r>
-          </w:p>
-        </w:tc>
-      </w:tr>
-      <w:tr>
-        <w:trPr>
-          <w:cantSplit/>
-        </w:trPr>
-        <w:tc>
-          <w:tcPr>
-            <w:tcW w:type="dxa" w:w="2409"/>
-            <w:shd w:fill="F3F6F9"/>
-            <w:tcBorders>
-              <w:top w:val="single" w:sz="4" w:color="D9D9D9"/>
-              <w:left w:val="single" w:sz="4" w:color="D9D9D9"/>
-              <w:bottom w:val="single" w:sz="4" w:color="D9D9D9"/>
-              <w:right w:val="single" w:sz="4" w:color="D9D9D9"/>
-            </w:tcBorders>
-            <w:tcMar>
-              <w:top w:w="70" w:type="dxa"/>
-              <w:left w:w="70" w:type="dxa"/>
-              <w:bottom w:w="70" w:type="dxa"/>
-              <w:right w:w="70" w:type="dxa"/>
-            </w:tcMar>
-          </w:tcPr>
-          <w:p>
-            <w:pPr>
-              <w:spacing w:after="60" w:before="60"/>
-            </w:pPr>
-            <w:r>
-              <w:rPr>
-                <w:b w:val="0"/>
-                <w:sz w:val="18"/>
-              </w:rPr>
-              <w:t>Macro F1</w:t>
-            </w:r>
-          </w:p>
-        </w:tc>
-        <w:tc>
-          <w:tcPr>
-            <w:tcW w:type="dxa" w:w="2409"/>
-            <w:shd w:fill="F3F6F9"/>
-            <w:tcBorders>
-              <w:top w:val="single" w:sz="4" w:color="D9D9D9"/>
-              <w:left w:val="single" w:sz="4" w:color="D9D9D9"/>
-              <w:bottom w:val="single" w:sz="4" w:color="D9D9D9"/>
-              <w:right w:val="single" w:sz="4" w:color="D9D9D9"/>
-            </w:tcBorders>
-            <w:tcMar>
-              <w:top w:w="70" w:type="dxa"/>
-              <w:left w:w="70" w:type="dxa"/>
-              <w:bottom w:w="70" w:type="dxa"/>
-              <w:right w:w="70" w:type="dxa"/>
-            </w:tcMar>
-          </w:tcPr>
-          <w:p>
-            <w:pPr>
-              <w:spacing w:after="60" w:before="60"/>
-              <w:jc w:val="center"/>
-            </w:pPr>
-            <w:r>
-              <w:rPr>
-                <w:b w:val="0"/>
-                <w:sz w:val="18"/>
-              </w:rPr>
-              <w:t>61,06%</w:t>
-            </w:r>
-          </w:p>
-        </w:tc>
-        <w:tc>
-          <w:tcPr>
-            <w:tcW w:type="dxa" w:w="2409"/>
-            <w:shd w:fill="F3F6F9"/>
-            <w:tcBorders>
-              <w:top w:val="single" w:sz="4" w:color="D9D9D9"/>
-              <w:left w:val="single" w:sz="4" w:color="D9D9D9"/>
-              <w:bottom w:val="single" w:sz="4" w:color="D9D9D9"/>
-              <w:right w:val="single" w:sz="4" w:color="D9D9D9"/>
-            </w:tcBorders>
-            <w:tcMar>
-              <w:top w:w="70" w:type="dxa"/>
-              <w:left w:w="70" w:type="dxa"/>
-              <w:bottom w:w="70" w:type="dxa"/>
-              <w:right w:w="70" w:type="dxa"/>
-            </w:tcMar>
-          </w:tcPr>
-          <w:p>
-            <w:pPr>
-              <w:spacing w:after="60" w:before="60"/>
-              <w:jc w:val="center"/>
-            </w:pPr>
-            <w:r>
-              <w:rPr>
-                <w:b w:val="0"/>
-                <w:sz w:val="18"/>
-              </w:rPr>
-              <w:t>73,08%</w:t>
-            </w:r>
-          </w:p>
-        </w:tc>
-        <w:tc>
-          <w:tcPr>
-            <w:tcW w:type="dxa" w:w="2409"/>
-            <w:shd w:fill="F3F6F9"/>
-            <w:tcBorders>
-              <w:top w:val="single" w:sz="4" w:color="D9D9D9"/>
-              <w:left w:val="single" w:sz="4" w:color="D9D9D9"/>
-              <w:bottom w:val="single" w:sz="4" w:color="D9D9D9"/>
-              <w:right w:val="single" w:sz="4" w:color="D9D9D9"/>
-            </w:tcBorders>
-            <w:tcMar>
-              <w:top w:w="70" w:type="dxa"/>
-              <w:left w:w="70" w:type="dxa"/>
-              <w:bottom w:w="70" w:type="dxa"/>
-              <w:right w:w="70" w:type="dxa"/>
-            </w:tcMar>
-          </w:tcPr>
-          <w:p>
-            <w:pPr>
-              <w:spacing w:after="60" w:before="60"/>
-              <w:jc w:val="center"/>
-            </w:pPr>
-            <w:r>
-              <w:rPr>
-                <w:b w:val="0"/>
-                <w:sz w:val="18"/>
-              </w:rPr>
-              <w:t>69,71%</w:t>
-            </w:r>
-          </w:p>
-        </w:tc>
-      </w:tr>
-      <w:tr>
-        <w:trPr>
-          <w:cantSplit/>
-        </w:trPr>
-        <w:tc>
-          <w:tcPr>
-            <w:tcW w:type="dxa" w:w="2409"/>
-            <w:shd w:fill="FFFFFF"/>
-            <w:tcBorders>
-              <w:top w:val="single" w:sz="4" w:color="D9D9D9"/>
-              <w:left w:val="single" w:sz="4" w:color="D9D9D9"/>
-              <w:bottom w:val="single" w:sz="4" w:color="D9D9D9"/>
-              <w:right w:val="single" w:sz="4" w:color="D9D9D9"/>
-            </w:tcBorders>
-            <w:tcMar>
-              <w:top w:w="70" w:type="dxa"/>
-              <w:left w:w="70" w:type="dxa"/>
-              <w:bottom w:w="70" w:type="dxa"/>
-              <w:right w:w="70" w:type="dxa"/>
-            </w:tcMar>
-          </w:tcPr>
-          <w:p>
-            <w:pPr>
-              <w:spacing w:after="60" w:before="60"/>
-            </w:pPr>
-            <w:r>
-              <w:rPr>
-                <w:b w:val="0"/>
-                <w:sz w:val="18"/>
-              </w:rPr>
-              <w:t>Balanced accuracy</w:t>
-            </w:r>
-          </w:p>
-        </w:tc>
-        <w:tc>
-          <w:tcPr>
-            <w:tcW w:type="dxa" w:w="2409"/>
-            <w:shd w:fill="FFFFFF"/>
-            <w:tcBorders>
-              <w:top w:val="single" w:sz="4" w:color="D9D9D9"/>
-              <w:left w:val="single" w:sz="4" w:color="D9D9D9"/>
-              <w:bottom w:val="single" w:sz="4" w:color="D9D9D9"/>
-              <w:right w:val="single" w:sz="4" w:color="D9D9D9"/>
-            </w:tcBorders>
-            <w:tcMar>
-              <w:top w:w="70" w:type="dxa"/>
-              <w:left w:w="70" w:type="dxa"/>
-              <w:bottom w:w="70" w:type="dxa"/>
-              <w:right w:w="70" w:type="dxa"/>
-            </w:tcMar>
-          </w:tcPr>
-          <w:p>
-            <w:pPr>
-              <w:spacing w:after="60" w:before="60"/>
-              <w:jc w:val="center"/>
-            </w:pPr>
-            <w:r>
-              <w:rPr>
-                <w:b w:val="0"/>
-                <w:sz w:val="18"/>
-              </w:rPr>
-              <w:t>57,49%</w:t>
-            </w:r>
-          </w:p>
-        </w:tc>
-        <w:tc>
-          <w:tcPr>
-            <w:tcW w:type="dxa" w:w="2409"/>
-            <w:shd w:fill="FFFFFF"/>
-            <w:tcBorders>
-              <w:top w:val="single" w:sz="4" w:color="D9D9D9"/>
-              <w:left w:val="single" w:sz="4" w:color="D9D9D9"/>
-              <w:bottom w:val="single" w:sz="4" w:color="D9D9D9"/>
-              <w:right w:val="single" w:sz="4" w:color="D9D9D9"/>
-            </w:tcBorders>
-            <w:tcMar>
-              <w:top w:w="70" w:type="dxa"/>
-              <w:left w:w="70" w:type="dxa"/>
-              <w:bottom w:w="70" w:type="dxa"/>
-              <w:right w:w="70" w:type="dxa"/>
-            </w:tcMar>
-          </w:tcPr>
-          <w:p>
-            <w:pPr>
-              <w:spacing w:after="60" w:before="60"/>
-              <w:jc w:val="center"/>
-            </w:pPr>
-            <w:r>
-              <w:rPr>
-                <w:b w:val="0"/>
-                <w:sz w:val="18"/>
-              </w:rPr>
-              <w:t>69,40%</w:t>
-            </w:r>
-          </w:p>
-        </w:tc>
-        <w:tc>
-          <w:tcPr>
-            <w:tcW w:type="dxa" w:w="2409"/>
-            <w:shd w:fill="FFFFFF"/>
-            <w:tcBorders>
-              <w:top w:val="single" w:sz="4" w:color="D9D9D9"/>
-              <w:left w:val="single" w:sz="4" w:color="D9D9D9"/>
-              <w:bottom w:val="single" w:sz="4" w:color="D9D9D9"/>
-              <w:right w:val="single" w:sz="4" w:color="D9D9D9"/>
-            </w:tcBorders>
-            <w:tcMar>
-              <w:top w:w="70" w:type="dxa"/>
-              <w:left w:w="70" w:type="dxa"/>
-              <w:bottom w:w="70" w:type="dxa"/>
-              <w:right w:w="70" w:type="dxa"/>
-            </w:tcMar>
-          </w:tcPr>
-          <w:p>
-            <w:pPr>
-              <w:spacing w:after="60" w:before="60"/>
-              <w:jc w:val="center"/>
-            </w:pPr>
-            <w:r>
-              <w:rPr>
-                <w:b w:val="0"/>
-                <w:sz w:val="18"/>
-              </w:rPr>
-              <w:t>68,06%</w:t>
-            </w:r>
-          </w:p>
-        </w:tc>
-      </w:tr>
-      <w:tr>
-        <w:trPr>
-          <w:cantSplit/>
-        </w:trPr>
-        <w:tc>
-          <w:tcPr>
-            <w:tcW w:type="dxa" w:w="2409"/>
-            <w:shd w:fill="F3F6F9"/>
-            <w:tcBorders>
-              <w:top w:val="single" w:sz="4" w:color="D9D9D9"/>
-              <w:left w:val="single" w:sz="4" w:color="D9D9D9"/>
-              <w:bottom w:val="single" w:sz="4" w:color="D9D9D9"/>
-              <w:right w:val="single" w:sz="4" w:color="D9D9D9"/>
-            </w:tcBorders>
-            <w:tcMar>
-              <w:top w:w="70" w:type="dxa"/>
-              <w:left w:w="70" w:type="dxa"/>
-              <w:bottom w:w="70" w:type="dxa"/>
-              <w:right w:w="70" w:type="dxa"/>
-            </w:tcMar>
-          </w:tcPr>
-          <w:p>
-            <w:pPr>
-              <w:spacing w:after="60" w:before="60"/>
-            </w:pPr>
-            <w:r>
-              <w:rPr>
-                <w:b w:val="0"/>
-                <w:sz w:val="18"/>
-              </w:rPr>
-              <w:t>Trung vị ms</w:t>
-            </w:r>
-          </w:p>
-        </w:tc>
-        <w:tc>
-          <w:tcPr>
-            <w:tcW w:type="dxa" w:w="2409"/>
-            <w:shd w:fill="F3F6F9"/>
-            <w:tcBorders>
-              <w:top w:val="single" w:sz="4" w:color="D9D9D9"/>
-              <w:left w:val="single" w:sz="4" w:color="D9D9D9"/>
-              <w:bottom w:val="single" w:sz="4" w:color="D9D9D9"/>
-              <w:right w:val="single" w:sz="4" w:color="D9D9D9"/>
-            </w:tcBorders>
-            <w:tcMar>
-              <w:top w:w="70" w:type="dxa"/>
-              <w:left w:w="70" w:type="dxa"/>
-              <w:bottom w:w="70" w:type="dxa"/>
-              <w:right w:w="70" w:type="dxa"/>
-            </w:tcMar>
-          </w:tcPr>
-          <w:p>
-            <w:pPr>
-              <w:spacing w:after="60" w:before="60"/>
-              <w:jc w:val="center"/>
-            </w:pPr>
-            <w:r>
-              <w:rPr>
-                <w:b w:val="0"/>
-                <w:sz w:val="18"/>
-              </w:rPr>
-              <w:t>22.957</w:t>
-            </w:r>
-          </w:p>
-        </w:tc>
-        <w:tc>
-          <w:tcPr>
-            <w:tcW w:type="dxa" w:w="2409"/>
-            <w:shd w:fill="F3F6F9"/>
-            <w:tcBorders>
-              <w:top w:val="single" w:sz="4" w:color="D9D9D9"/>
-              <w:left w:val="single" w:sz="4" w:color="D9D9D9"/>
-              <w:bottom w:val="single" w:sz="4" w:color="D9D9D9"/>
-              <w:right w:val="single" w:sz="4" w:color="D9D9D9"/>
-            </w:tcBorders>
-            <w:tcMar>
-              <w:top w:w="70" w:type="dxa"/>
-              <w:left w:w="70" w:type="dxa"/>
-              <w:bottom w:w="70" w:type="dxa"/>
-              <w:right w:w="70" w:type="dxa"/>
-            </w:tcMar>
-          </w:tcPr>
-          <w:p>
-            <w:pPr>
-              <w:spacing w:after="60" w:before="60"/>
-              <w:jc w:val="center"/>
-            </w:pPr>
-            <w:r>
-              <w:rPr>
-                <w:b w:val="0"/>
-                <w:sz w:val="18"/>
-              </w:rPr>
-              <w:t>5.699</w:t>
-            </w:r>
-          </w:p>
-        </w:tc>
-        <w:tc>
-          <w:tcPr>
-            <w:tcW w:type="dxa" w:w="2409"/>
-            <w:shd w:fill="F3F6F9"/>
-            <w:tcBorders>
-              <w:top w:val="single" w:sz="4" w:color="D9D9D9"/>
-              <w:left w:val="single" w:sz="4" w:color="D9D9D9"/>
-              <w:bottom w:val="single" w:sz="4" w:color="D9D9D9"/>
-              <w:right w:val="single" w:sz="4" w:color="D9D9D9"/>
-            </w:tcBorders>
-            <w:tcMar>
-              <w:top w:w="70" w:type="dxa"/>
-              <w:left w:w="70" w:type="dxa"/>
-              <w:bottom w:w="70" w:type="dxa"/>
-              <w:right w:w="70" w:type="dxa"/>
-            </w:tcMar>
-          </w:tcPr>
-          <w:p>
-            <w:pPr>
-              <w:spacing w:after="60" w:before="60"/>
-              <w:jc w:val="center"/>
-            </w:pPr>
-            <w:r>
-              <w:rPr>
-                <w:b w:val="0"/>
-                <w:sz w:val="18"/>
-              </w:rPr>
-              <w:t>5.606</w:t>
-            </w:r>
-          </w:p>
-        </w:tc>
-      </w:tr>
-      <w:tr>
-        <w:trPr>
-          <w:cantSplit/>
-        </w:trPr>
-        <w:tc>
-          <w:tcPr>
-            <w:tcW w:type="dxa" w:w="2409"/>
-            <w:shd w:fill="FFFFFF"/>
-            <w:tcBorders>
-              <w:top w:val="single" w:sz="4" w:color="D9D9D9"/>
-              <w:left w:val="single" w:sz="4" w:color="D9D9D9"/>
-              <w:bottom w:val="single" w:sz="4" w:color="D9D9D9"/>
-              <w:right w:val="single" w:sz="4" w:color="D9D9D9"/>
-            </w:tcBorders>
-            <w:tcMar>
-              <w:top w:w="70" w:type="dxa"/>
-              <w:left w:w="70" w:type="dxa"/>
-              <w:bottom w:w="70" w:type="dxa"/>
-              <w:right w:w="70" w:type="dxa"/>
-            </w:tcMar>
-          </w:tcPr>
-          <w:p>
-            <w:pPr>
-              <w:spacing w:after="60" w:before="60"/>
-            </w:pPr>
-            <w:r>
-              <w:rPr>
-                <w:b w:val="0"/>
-                <w:sz w:val="18"/>
-              </w:rPr>
-              <w:t>P95 ms</w:t>
-            </w:r>
-          </w:p>
-        </w:tc>
-        <w:tc>
-          <w:tcPr>
-            <w:tcW w:type="dxa" w:w="2409"/>
-            <w:shd w:fill="FFFFFF"/>
-            <w:tcBorders>
-              <w:top w:val="single" w:sz="4" w:color="D9D9D9"/>
-              <w:left w:val="single" w:sz="4" w:color="D9D9D9"/>
-              <w:bottom w:val="single" w:sz="4" w:color="D9D9D9"/>
-              <w:right w:val="single" w:sz="4" w:color="D9D9D9"/>
-            </w:tcBorders>
-            <w:tcMar>
-              <w:top w:w="70" w:type="dxa"/>
-              <w:left w:w="70" w:type="dxa"/>
-              <w:bottom w:w="70" w:type="dxa"/>
-              <w:right w:w="70" w:type="dxa"/>
-            </w:tcMar>
-          </w:tcPr>
-          <w:p>
-            <w:pPr>
-              <w:spacing w:after="60" w:before="60"/>
-              <w:jc w:val="center"/>
-            </w:pPr>
-            <w:r>
-              <w:rPr>
-                <w:b w:val="0"/>
-                <w:sz w:val="18"/>
-              </w:rPr>
-              <w:t>29.534</w:t>
-            </w:r>
-          </w:p>
-        </w:tc>
-        <w:tc>
-          <w:tcPr>
-            <w:tcW w:type="dxa" w:w="2409"/>
-            <w:shd w:fill="FFFFFF"/>
-            <w:tcBorders>
-              <w:top w:val="single" w:sz="4" w:color="D9D9D9"/>
-              <w:left w:val="single" w:sz="4" w:color="D9D9D9"/>
-              <w:bottom w:val="single" w:sz="4" w:color="D9D9D9"/>
-              <w:right w:val="single" w:sz="4" w:color="D9D9D9"/>
-            </w:tcBorders>
-            <w:tcMar>
-              <w:top w:w="70" w:type="dxa"/>
-              <w:left w:w="70" w:type="dxa"/>
-              <w:bottom w:w="70" w:type="dxa"/>
-              <w:right w:w="70" w:type="dxa"/>
-            </w:tcMar>
-          </w:tcPr>
-          <w:p>
-            <w:pPr>
-              <w:spacing w:after="60" w:before="60"/>
-              <w:jc w:val="center"/>
-            </w:pPr>
-            <w:r>
-              <w:rPr>
-                <w:b w:val="0"/>
-                <w:sz w:val="18"/>
-              </w:rPr>
-              <w:t>7.401</w:t>
-            </w:r>
-          </w:p>
-        </w:tc>
-        <w:tc>
-          <w:tcPr>
-            <w:tcW w:type="dxa" w:w="2409"/>
-            <w:shd w:fill="FFFFFF"/>
-            <w:tcBorders>
-              <w:top w:val="single" w:sz="4" w:color="D9D9D9"/>
-              <w:left w:val="single" w:sz="4" w:color="D9D9D9"/>
-              <w:bottom w:val="single" w:sz="4" w:color="D9D9D9"/>
-              <w:right w:val="single" w:sz="4" w:color="D9D9D9"/>
-            </w:tcBorders>
-            <w:tcMar>
-              <w:top w:w="70" w:type="dxa"/>
-              <w:left w:w="70" w:type="dxa"/>
-              <w:bottom w:w="70" w:type="dxa"/>
-              <w:right w:w="70" w:type="dxa"/>
-            </w:tcMar>
-          </w:tcPr>
-          <w:p>
-            <w:pPr>
-              <w:spacing w:after="60" w:before="60"/>
-              <w:jc w:val="center"/>
-            </w:pPr>
-            <w:r>
-              <w:rPr>
-                <w:b w:val="0"/>
-                <w:sz w:val="18"/>
-              </w:rPr>
-              <w:t>7.539</w:t>
-            </w:r>
-          </w:p>
-        </w:tc>
-      </w:tr>
-      <w:tr>
-        <w:trPr>
-          <w:cantSplit/>
-        </w:trPr>
-        <w:tc>
-          <w:tcPr>
-            <w:tcW w:type="dxa" w:w="2409"/>
-            <w:shd w:fill="F3F6F9"/>
-            <w:tcBorders>
-              <w:top w:val="single" w:sz="4" w:color="D9D9D9"/>
-              <w:left w:val="single" w:sz="4" w:color="D9D9D9"/>
-              <w:bottom w:val="single" w:sz="4" w:color="D9D9D9"/>
-              <w:right w:val="single" w:sz="4" w:color="D9D9D9"/>
-            </w:tcBorders>
-            <w:tcMar>
-              <w:top w:w="70" w:type="dxa"/>
-              <w:left w:w="70" w:type="dxa"/>
-              <w:bottom w:w="70" w:type="dxa"/>
-              <w:right w:w="70" w:type="dxa"/>
-            </w:tcMar>
-          </w:tcPr>
-          <w:p>
-            <w:pPr>
-              <w:spacing w:after="60" w:before="60"/>
-            </w:pPr>
-            <w:r>
-              <w:rPr>
-                <w:b w:val="0"/>
-                <w:sz w:val="18"/>
-              </w:rPr>
-              <w:t>ONNX byte</w:t>
-            </w:r>
-          </w:p>
-        </w:tc>
-        <w:tc>
-          <w:tcPr>
-            <w:tcW w:type="dxa" w:w="2409"/>
-            <w:shd w:fill="F3F6F9"/>
-            <w:tcBorders>
-              <w:top w:val="single" w:sz="4" w:color="D9D9D9"/>
-              <w:left w:val="single" w:sz="4" w:color="D9D9D9"/>
-              <w:bottom w:val="single" w:sz="4" w:color="D9D9D9"/>
-              <w:right w:val="single" w:sz="4" w:color="D9D9D9"/>
-            </w:tcBorders>
-            <w:tcMar>
-              <w:top w:w="70" w:type="dxa"/>
-              <w:left w:w="70" w:type="dxa"/>
-              <w:bottom w:w="70" w:type="dxa"/>
-              <w:right w:w="70" w:type="dxa"/>
-            </w:tcMar>
-          </w:tcPr>
-          <w:p>
-            <w:pPr>
-              <w:spacing w:after="60" w:before="60"/>
-              <w:jc w:val="center"/>
-            </w:pPr>
-            <w:r>
-              <w:rPr>
-                <w:b w:val="0"/>
-                <w:sz w:val="18"/>
-              </w:rPr>
-              <w:t>35040571</w:t>
-            </w:r>
-          </w:p>
-        </w:tc>
-        <w:tc>
-          <w:tcPr>
-            <w:tcW w:type="dxa" w:w="2409"/>
-            <w:shd w:fill="F3F6F9"/>
-            <w:tcBorders>
-              <w:top w:val="single" w:sz="4" w:color="D9D9D9"/>
-              <w:left w:val="single" w:sz="4" w:color="D9D9D9"/>
-              <w:bottom w:val="single" w:sz="4" w:color="D9D9D9"/>
-              <w:right w:val="single" w:sz="4" w:color="D9D9D9"/>
-            </w:tcBorders>
-            <w:tcMar>
-              <w:top w:w="70" w:type="dxa"/>
-              <w:left w:w="70" w:type="dxa"/>
-              <w:bottom w:w="70" w:type="dxa"/>
-              <w:right w:w="70" w:type="dxa"/>
-            </w:tcMar>
-          </w:tcPr>
-          <w:p>
-            <w:pPr>
-              <w:spacing w:after="60" w:before="60"/>
-              <w:jc w:val="center"/>
-            </w:pPr>
-            <w:r>
-              <w:rPr>
-                <w:b w:val="0"/>
-                <w:sz w:val="18"/>
-              </w:rPr>
-              <w:t>4699882</w:t>
-            </w:r>
-          </w:p>
-        </w:tc>
-        <w:tc>
-          <w:tcPr>
-            <w:tcW w:type="dxa" w:w="2409"/>
-            <w:shd w:fill="F3F6F9"/>
-            <w:tcBorders>
-              <w:top w:val="single" w:sz="4" w:color="D9D9D9"/>
-              <w:left w:val="single" w:sz="4" w:color="D9D9D9"/>
-              <w:bottom w:val="single" w:sz="4" w:color="D9D9D9"/>
-              <w:right w:val="single" w:sz="4" w:color="D9D9D9"/>
-            </w:tcBorders>
-            <w:tcMar>
-              <w:top w:w="70" w:type="dxa"/>
-              <w:left w:w="70" w:type="dxa"/>
-              <w:bottom w:w="70" w:type="dxa"/>
-              <w:right w:w="70" w:type="dxa"/>
-            </w:tcMar>
-          </w:tcPr>
-          <w:p>
-            <w:pPr>
-              <w:spacing w:after="60" w:before="60"/>
-              <w:jc w:val="center"/>
-            </w:pPr>
-            <w:r>
-              <w:rPr>
-                <w:b w:val="0"/>
-                <w:sz w:val="18"/>
-              </w:rPr>
-              <w:t>4699882</w:t>
-            </w:r>
-          </w:p>
-        </w:tc>
-      </w:tr>
-    </w:tbl>
-    <w:p/>
-    <w:p>
-      <w:r>
         <w:drawing>
           <wp:inline xmlns:a="http://schemas.openxmlformats.org/drawingml/2006/main" xmlns:pic="http://schemas.openxmlformats.org/drawingml/2006/picture">
-            <wp:extent cx="6035040" cy="2302298"/>
-            <wp:docPr id="1" name="Picture 1"/>
+            <wp:extent cx="6035040" cy="2238136"/>
+            <wp:docPr id="6" name="Picture 6"/>
             <wp:cNvGraphicFramePr>
               <a:graphicFrameLocks noChangeAspect="1"/>
             </wp:cNvGraphicFramePr>
@@ -5930,11 +4704,11 @@
               <a:graphicData uri="http://schemas.openxmlformats.org/drawingml/2006/picture">
                 <pic:pic>
                   <pic:nvPicPr>
-                    <pic:cNvPr id="0" name="metrics.png"/>
+                    <pic:cNvPr id="0" name="classes.png"/>
                     <pic:cNvPicPr/>
                   </pic:nvPicPr>
                   <pic:blipFill>
-                    <a:blip r:embed="rId10"/>
+                    <a:blip r:embed="rId11"/>
                     <a:stretch>
                       <a:fillRect/>
                     </a:stretch>
@@ -5942,7 +4716,7 @@
                   <pic:spPr>
                     <a:xfrm>
                       <a:off x="0" y="0"/>
-                      <a:ext cx="6035040" cy="2302298"/>
+                      <a:ext cx="6035040" cy="2238136"/>
                     </a:xfrm>
                     <a:prstGeom prst="rect"/>
                   </pic:spPr>
@@ -5958,557 +4732,7 @@
         <w:pStyle w:val="Caption"/>
       </w:pPr>
       <w:r>
-        <w:t>Hình 1  So sánh test trên 3376 ảnh cùng tập mẫu</w:t>
-      </w:r>
-    </w:p>
-    <w:p>
-      <w:r>
-        <w:t>So A, B tăng 3,08 điểm phần trăm accuracy; tăng 12,03 điểm macro F1 và 11,91 điểm balanced accuracy. File ONNX giảm khoảng 86,59%; trung vị suy luận CPU Colab nhanh hơn khoảng 4,03 lần trong lần đo này. Chưa suy rộng hệ số đó thành FPS camera hoặc tốc độ máy PBL4.</w:t>
-      </w:r>
-    </w:p>
-    <w:tbl>
-      <w:tblPr>
-        <w:tblW w:type="auto" w:w="0"/>
-        <w:tblLayout w:type="fixed"/>
-        <w:tblLook w:firstColumn="1" w:firstRow="1" w:lastColumn="0" w:lastRow="0" w:noHBand="0" w:noVBand="1" w:val="04A0"/>
-      </w:tblPr>
-      <w:tblGrid>
-        <w:gridCol w:w="2409"/>
-        <w:gridCol w:w="2409"/>
-        <w:gridCol w:w="2409"/>
-        <w:gridCol w:w="2409"/>
-      </w:tblGrid>
-      <w:tr>
-        <w:trPr>
-          <w:cantSplit/>
-          <w:tblHeader/>
-        </w:trPr>
-        <w:tc>
-          <w:tcPr>
-            <w:tcW w:type="dxa" w:w="2409"/>
-            <w:shd w:fill="DCE8F4"/>
-            <w:tcBorders>
-              <w:top w:val="single" w:sz="4" w:color="D9D9D9"/>
-              <w:left w:val="single" w:sz="4" w:color="D9D9D9"/>
-              <w:bottom w:val="single" w:sz="4" w:color="D9D9D9"/>
-              <w:right w:val="single" w:sz="4" w:color="D9D9D9"/>
-            </w:tcBorders>
-            <w:tcMar>
-              <w:top w:w="70" w:type="dxa"/>
-              <w:left w:w="70" w:type="dxa"/>
-              <w:bottom w:w="70" w:type="dxa"/>
-              <w:right w:w="70" w:type="dxa"/>
-            </w:tcMar>
-          </w:tcPr>
-          <w:p>
-            <w:pPr>
-              <w:spacing w:after="60" w:before="60"/>
-            </w:pPr>
-            <w:r>
-              <w:rPr>
-                <w:b/>
-                <w:sz w:val="18"/>
-              </w:rPr>
-              <w:t>Chỉ số validation</w:t>
-            </w:r>
-          </w:p>
-        </w:tc>
-        <w:tc>
-          <w:tcPr>
-            <w:tcW w:type="dxa" w:w="2409"/>
-            <w:shd w:fill="DCE8F4"/>
-            <w:tcBorders>
-              <w:top w:val="single" w:sz="4" w:color="D9D9D9"/>
-              <w:left w:val="single" w:sz="4" w:color="D9D9D9"/>
-              <w:bottom w:val="single" w:sz="4" w:color="D9D9D9"/>
-              <w:right w:val="single" w:sz="4" w:color="D9D9D9"/>
-            </w:tcBorders>
-            <w:tcMar>
-              <w:top w:w="70" w:type="dxa"/>
-              <w:left w:w="70" w:type="dxa"/>
-              <w:bottom w:w="70" w:type="dxa"/>
-              <w:right w:w="70" w:type="dxa"/>
-            </w:tcMar>
-          </w:tcPr>
-          <w:p>
-            <w:pPr>
-              <w:spacing w:after="60" w:before="60"/>
-              <w:jc w:val="center"/>
-            </w:pPr>
-            <w:r>
-              <w:rPr>
-                <w:b/>
-                <w:sz w:val="18"/>
-              </w:rPr>
-              <w:t>A pretrained</w:t>
-            </w:r>
-          </w:p>
-        </w:tc>
-        <w:tc>
-          <w:tcPr>
-            <w:tcW w:type="dxa" w:w="2409"/>
-            <w:shd w:fill="DCE8F4"/>
-            <w:tcBorders>
-              <w:top w:val="single" w:sz="4" w:color="D9D9D9"/>
-              <w:left w:val="single" w:sz="4" w:color="D9D9D9"/>
-              <w:bottom w:val="single" w:sz="4" w:color="D9D9D9"/>
-              <w:right w:val="single" w:sz="4" w:color="D9D9D9"/>
-            </w:tcBorders>
-            <w:tcMar>
-              <w:top w:w="70" w:type="dxa"/>
-              <w:left w:w="70" w:type="dxa"/>
-              <w:bottom w:w="70" w:type="dxa"/>
-              <w:right w:w="70" w:type="dxa"/>
-            </w:tcMar>
-          </w:tcPr>
-          <w:p>
-            <w:pPr>
-              <w:spacing w:after="60" w:before="60"/>
-              <w:jc w:val="center"/>
-            </w:pPr>
-            <w:r>
-              <w:rPr>
-                <w:b/>
-                <w:sz w:val="18"/>
-              </w:rPr>
-              <w:t>B hard</w:t>
-            </w:r>
-          </w:p>
-        </w:tc>
-        <w:tc>
-          <w:tcPr>
-            <w:tcW w:type="dxa" w:w="2409"/>
-            <w:shd w:fill="DCE8F4"/>
-            <w:tcBorders>
-              <w:top w:val="single" w:sz="4" w:color="D9D9D9"/>
-              <w:left w:val="single" w:sz="4" w:color="D9D9D9"/>
-              <w:bottom w:val="single" w:sz="4" w:color="D9D9D9"/>
-              <w:right w:val="single" w:sz="4" w:color="D9D9D9"/>
-            </w:tcBorders>
-            <w:tcMar>
-              <w:top w:w="70" w:type="dxa"/>
-              <w:left w:w="70" w:type="dxa"/>
-              <w:bottom w:w="70" w:type="dxa"/>
-              <w:right w:w="70" w:type="dxa"/>
-            </w:tcMar>
-          </w:tcPr>
-          <w:p>
-            <w:pPr>
-              <w:spacing w:after="60" w:before="60"/>
-              <w:jc w:val="center"/>
-            </w:pPr>
-            <w:r>
-              <w:rPr>
-                <w:b/>
-                <w:sz w:val="18"/>
-              </w:rPr>
-              <w:t>C soft</w:t>
-            </w:r>
-          </w:p>
-        </w:tc>
-      </w:tr>
-      <w:tr>
-        <w:trPr>
-          <w:cantSplit/>
-        </w:trPr>
-        <w:tc>
-          <w:tcPr>
-            <w:tcW w:type="dxa" w:w="2409"/>
-            <w:shd w:fill="FFFFFF"/>
-            <w:tcBorders>
-              <w:top w:val="single" w:sz="4" w:color="D9D9D9"/>
-              <w:left w:val="single" w:sz="4" w:color="D9D9D9"/>
-              <w:bottom w:val="single" w:sz="4" w:color="D9D9D9"/>
-              <w:right w:val="single" w:sz="4" w:color="D9D9D9"/>
-            </w:tcBorders>
-            <w:tcMar>
-              <w:top w:w="70" w:type="dxa"/>
-              <w:left w:w="70" w:type="dxa"/>
-              <w:bottom w:w="70" w:type="dxa"/>
-              <w:right w:w="70" w:type="dxa"/>
-            </w:tcMar>
-          </w:tcPr>
-          <w:p>
-            <w:pPr>
-              <w:spacing w:after="60" w:before="60"/>
-            </w:pPr>
-            <w:r>
-              <w:rPr>
-                <w:b w:val="0"/>
-                <w:sz w:val="18"/>
-              </w:rPr>
-              <w:t>Accuracy</w:t>
-            </w:r>
-          </w:p>
-        </w:tc>
-        <w:tc>
-          <w:tcPr>
-            <w:tcW w:type="dxa" w:w="2409"/>
-            <w:shd w:fill="FFFFFF"/>
-            <w:tcBorders>
-              <w:top w:val="single" w:sz="4" w:color="D9D9D9"/>
-              <w:left w:val="single" w:sz="4" w:color="D9D9D9"/>
-              <w:bottom w:val="single" w:sz="4" w:color="D9D9D9"/>
-              <w:right w:val="single" w:sz="4" w:color="D9D9D9"/>
-            </w:tcBorders>
-            <w:tcMar>
-              <w:top w:w="70" w:type="dxa"/>
-              <w:left w:w="70" w:type="dxa"/>
-              <w:bottom w:w="70" w:type="dxa"/>
-              <w:right w:w="70" w:type="dxa"/>
-            </w:tcMar>
-          </w:tcPr>
-          <w:p>
-            <w:pPr>
-              <w:spacing w:after="60" w:before="60"/>
-              <w:jc w:val="center"/>
-            </w:pPr>
-            <w:r>
-              <w:rPr>
-                <w:b w:val="0"/>
-                <w:sz w:val="18"/>
-              </w:rPr>
-              <w:t>83,33%</w:t>
-            </w:r>
-          </w:p>
-        </w:tc>
-        <w:tc>
-          <w:tcPr>
-            <w:tcW w:type="dxa" w:w="2409"/>
-            <w:shd w:fill="FFFFFF"/>
-            <w:tcBorders>
-              <w:top w:val="single" w:sz="4" w:color="D9D9D9"/>
-              <w:left w:val="single" w:sz="4" w:color="D9D9D9"/>
-              <w:bottom w:val="single" w:sz="4" w:color="D9D9D9"/>
-              <w:right w:val="single" w:sz="4" w:color="D9D9D9"/>
-            </w:tcBorders>
-            <w:tcMar>
-              <w:top w:w="70" w:type="dxa"/>
-              <w:left w:w="70" w:type="dxa"/>
-              <w:bottom w:w="70" w:type="dxa"/>
-              <w:right w:w="70" w:type="dxa"/>
-            </w:tcMar>
-          </w:tcPr>
-          <w:p>
-            <w:pPr>
-              <w:spacing w:after="60" w:before="60"/>
-              <w:jc w:val="center"/>
-            </w:pPr>
-            <w:r>
-              <w:rPr>
-                <w:b w:val="0"/>
-                <w:sz w:val="18"/>
-              </w:rPr>
-              <w:t>85,28%</w:t>
-            </w:r>
-          </w:p>
-        </w:tc>
-        <w:tc>
-          <w:tcPr>
-            <w:tcW w:type="dxa" w:w="2409"/>
-            <w:shd w:fill="FFFFFF"/>
-            <w:tcBorders>
-              <w:top w:val="single" w:sz="4" w:color="D9D9D9"/>
-              <w:left w:val="single" w:sz="4" w:color="D9D9D9"/>
-              <w:bottom w:val="single" w:sz="4" w:color="D9D9D9"/>
-              <w:right w:val="single" w:sz="4" w:color="D9D9D9"/>
-            </w:tcBorders>
-            <w:tcMar>
-              <w:top w:w="70" w:type="dxa"/>
-              <w:left w:w="70" w:type="dxa"/>
-              <w:bottom w:w="70" w:type="dxa"/>
-              <w:right w:w="70" w:type="dxa"/>
-            </w:tcMar>
-          </w:tcPr>
-          <w:p>
-            <w:pPr>
-              <w:spacing w:after="60" w:before="60"/>
-              <w:jc w:val="center"/>
-            </w:pPr>
-            <w:r>
-              <w:rPr>
-                <w:b w:val="0"/>
-                <w:sz w:val="18"/>
-              </w:rPr>
-              <w:t>83,72%</w:t>
-            </w:r>
-          </w:p>
-        </w:tc>
-      </w:tr>
-      <w:tr>
-        <w:trPr>
-          <w:cantSplit/>
-        </w:trPr>
-        <w:tc>
-          <w:tcPr>
-            <w:tcW w:type="dxa" w:w="2409"/>
-            <w:shd w:fill="F3F6F9"/>
-            <w:tcBorders>
-              <w:top w:val="single" w:sz="4" w:color="D9D9D9"/>
-              <w:left w:val="single" w:sz="4" w:color="D9D9D9"/>
-              <w:bottom w:val="single" w:sz="4" w:color="D9D9D9"/>
-              <w:right w:val="single" w:sz="4" w:color="D9D9D9"/>
-            </w:tcBorders>
-            <w:tcMar>
-              <w:top w:w="70" w:type="dxa"/>
-              <w:left w:w="70" w:type="dxa"/>
-              <w:bottom w:w="70" w:type="dxa"/>
-              <w:right w:w="70" w:type="dxa"/>
-            </w:tcMar>
-          </w:tcPr>
-          <w:p>
-            <w:pPr>
-              <w:spacing w:after="60" w:before="60"/>
-            </w:pPr>
-            <w:r>
-              <w:rPr>
-                <w:b w:val="0"/>
-                <w:sz w:val="18"/>
-              </w:rPr>
-              <w:t>Macro F1</w:t>
-            </w:r>
-          </w:p>
-        </w:tc>
-        <w:tc>
-          <w:tcPr>
-            <w:tcW w:type="dxa" w:w="2409"/>
-            <w:shd w:fill="F3F6F9"/>
-            <w:tcBorders>
-              <w:top w:val="single" w:sz="4" w:color="D9D9D9"/>
-              <w:left w:val="single" w:sz="4" w:color="D9D9D9"/>
-              <w:bottom w:val="single" w:sz="4" w:color="D9D9D9"/>
-              <w:right w:val="single" w:sz="4" w:color="D9D9D9"/>
-            </w:tcBorders>
-            <w:tcMar>
-              <w:top w:w="70" w:type="dxa"/>
-              <w:left w:w="70" w:type="dxa"/>
-              <w:bottom w:w="70" w:type="dxa"/>
-              <w:right w:w="70" w:type="dxa"/>
-            </w:tcMar>
-          </w:tcPr>
-          <w:p>
-            <w:pPr>
-              <w:spacing w:after="60" w:before="60"/>
-              <w:jc w:val="center"/>
-            </w:pPr>
-            <w:r>
-              <w:rPr>
-                <w:b w:val="0"/>
-                <w:sz w:val="18"/>
-              </w:rPr>
-              <w:t>64,12%</w:t>
-            </w:r>
-          </w:p>
-        </w:tc>
-        <w:tc>
-          <w:tcPr>
-            <w:tcW w:type="dxa" w:w="2409"/>
-            <w:shd w:fill="F3F6F9"/>
-            <w:tcBorders>
-              <w:top w:val="single" w:sz="4" w:color="D9D9D9"/>
-              <w:left w:val="single" w:sz="4" w:color="D9D9D9"/>
-              <w:bottom w:val="single" w:sz="4" w:color="D9D9D9"/>
-              <w:right w:val="single" w:sz="4" w:color="D9D9D9"/>
-            </w:tcBorders>
-            <w:tcMar>
-              <w:top w:w="70" w:type="dxa"/>
-              <w:left w:w="70" w:type="dxa"/>
-              <w:bottom w:w="70" w:type="dxa"/>
-              <w:right w:w="70" w:type="dxa"/>
-            </w:tcMar>
-          </w:tcPr>
-          <w:p>
-            <w:pPr>
-              <w:spacing w:after="60" w:before="60"/>
-              <w:jc w:val="center"/>
-            </w:pPr>
-            <w:r>
-              <w:rPr>
-                <w:b w:val="0"/>
-                <w:sz w:val="18"/>
-              </w:rPr>
-              <w:t>75,39%</w:t>
-            </w:r>
-          </w:p>
-        </w:tc>
-        <w:tc>
-          <w:tcPr>
-            <w:tcW w:type="dxa" w:w="2409"/>
-            <w:shd w:fill="F3F6F9"/>
-            <w:tcBorders>
-              <w:top w:val="single" w:sz="4" w:color="D9D9D9"/>
-              <w:left w:val="single" w:sz="4" w:color="D9D9D9"/>
-              <w:bottom w:val="single" w:sz="4" w:color="D9D9D9"/>
-              <w:right w:val="single" w:sz="4" w:color="D9D9D9"/>
-            </w:tcBorders>
-            <w:tcMar>
-              <w:top w:w="70" w:type="dxa"/>
-              <w:left w:w="70" w:type="dxa"/>
-              <w:bottom w:w="70" w:type="dxa"/>
-              <w:right w:w="70" w:type="dxa"/>
-            </w:tcMar>
-          </w:tcPr>
-          <w:p>
-            <w:pPr>
-              <w:spacing w:after="60" w:before="60"/>
-              <w:jc w:val="center"/>
-            </w:pPr>
-            <w:r>
-              <w:rPr>
-                <w:b w:val="0"/>
-                <w:sz w:val="18"/>
-              </w:rPr>
-              <w:t>72,68%</w:t>
-            </w:r>
-          </w:p>
-        </w:tc>
-      </w:tr>
-      <w:tr>
-        <w:trPr>
-          <w:cantSplit/>
-        </w:trPr>
-        <w:tc>
-          <w:tcPr>
-            <w:tcW w:type="dxa" w:w="2409"/>
-            <w:shd w:fill="FFFFFF"/>
-            <w:tcBorders>
-              <w:top w:val="single" w:sz="4" w:color="D9D9D9"/>
-              <w:left w:val="single" w:sz="4" w:color="D9D9D9"/>
-              <w:bottom w:val="single" w:sz="4" w:color="D9D9D9"/>
-              <w:right w:val="single" w:sz="4" w:color="D9D9D9"/>
-            </w:tcBorders>
-            <w:tcMar>
-              <w:top w:w="70" w:type="dxa"/>
-              <w:left w:w="70" w:type="dxa"/>
-              <w:bottom w:w="70" w:type="dxa"/>
-              <w:right w:w="70" w:type="dxa"/>
-            </w:tcMar>
-          </w:tcPr>
-          <w:p>
-            <w:pPr>
-              <w:spacing w:after="60" w:before="60"/>
-            </w:pPr>
-            <w:r>
-              <w:rPr>
-                <w:b w:val="0"/>
-                <w:sz w:val="18"/>
-              </w:rPr>
-              <w:t>Balanced accuracy</w:t>
-            </w:r>
-          </w:p>
-        </w:tc>
-        <w:tc>
-          <w:tcPr>
-            <w:tcW w:type="dxa" w:w="2409"/>
-            <w:shd w:fill="FFFFFF"/>
-            <w:tcBorders>
-              <w:top w:val="single" w:sz="4" w:color="D9D9D9"/>
-              <w:left w:val="single" w:sz="4" w:color="D9D9D9"/>
-              <w:bottom w:val="single" w:sz="4" w:color="D9D9D9"/>
-              <w:right w:val="single" w:sz="4" w:color="D9D9D9"/>
-            </w:tcBorders>
-            <w:tcMar>
-              <w:top w:w="70" w:type="dxa"/>
-              <w:left w:w="70" w:type="dxa"/>
-              <w:bottom w:w="70" w:type="dxa"/>
-              <w:right w:w="70" w:type="dxa"/>
-            </w:tcMar>
-          </w:tcPr>
-          <w:p>
-            <w:pPr>
-              <w:spacing w:after="60" w:before="60"/>
-              <w:jc w:val="center"/>
-            </w:pPr>
-            <w:r>
-              <w:rPr>
-                <w:b w:val="0"/>
-                <w:sz w:val="18"/>
-              </w:rPr>
-              <w:t>59,57%</w:t>
-            </w:r>
-          </w:p>
-        </w:tc>
-        <w:tc>
-          <w:tcPr>
-            <w:tcW w:type="dxa" w:w="2409"/>
-            <w:shd w:fill="FFFFFF"/>
-            <w:tcBorders>
-              <w:top w:val="single" w:sz="4" w:color="D9D9D9"/>
-              <w:left w:val="single" w:sz="4" w:color="D9D9D9"/>
-              <w:bottom w:val="single" w:sz="4" w:color="D9D9D9"/>
-              <w:right w:val="single" w:sz="4" w:color="D9D9D9"/>
-            </w:tcBorders>
-            <w:tcMar>
-              <w:top w:w="70" w:type="dxa"/>
-              <w:left w:w="70" w:type="dxa"/>
-              <w:bottom w:w="70" w:type="dxa"/>
-              <w:right w:w="70" w:type="dxa"/>
-            </w:tcMar>
-          </w:tcPr>
-          <w:p>
-            <w:pPr>
-              <w:spacing w:after="60" w:before="60"/>
-              <w:jc w:val="center"/>
-            </w:pPr>
-            <w:r>
-              <w:rPr>
-                <w:b w:val="0"/>
-                <w:sz w:val="18"/>
-              </w:rPr>
-              <w:t>71,55%</w:t>
-            </w:r>
-          </w:p>
-        </w:tc>
-        <w:tc>
-          <w:tcPr>
-            <w:tcW w:type="dxa" w:w="2409"/>
-            <w:shd w:fill="FFFFFF"/>
-            <w:tcBorders>
-              <w:top w:val="single" w:sz="4" w:color="D9D9D9"/>
-              <w:left w:val="single" w:sz="4" w:color="D9D9D9"/>
-              <w:bottom w:val="single" w:sz="4" w:color="D9D9D9"/>
-              <w:right w:val="single" w:sz="4" w:color="D9D9D9"/>
-            </w:tcBorders>
-            <w:tcMar>
-              <w:top w:w="70" w:type="dxa"/>
-              <w:left w:w="70" w:type="dxa"/>
-              <w:bottom w:w="70" w:type="dxa"/>
-              <w:right w:w="70" w:type="dxa"/>
-            </w:tcMar>
-          </w:tcPr>
-          <w:p>
-            <w:pPr>
-              <w:spacing w:after="60" w:before="60"/>
-              <w:jc w:val="center"/>
-            </w:pPr>
-            <w:r>
-              <w:rPr>
-                <w:b w:val="0"/>
-                <w:sz w:val="18"/>
-              </w:rPr>
-              <w:t>71,28%</w:t>
-            </w:r>
-          </w:p>
-        </w:tc>
-      </w:tr>
-    </w:tbl>
-    <w:p/>
-    <w:p>
-      <w:r>
-        <w:t>Accuracy là tỷ lệ ảnh đúng. Macro F1 trung bình F1 của tám lớp, coi mỗi lớp quan trọng như nhau. Balanced accuracy là trung bình recall của tám lớp. Đây là lý do báo cáo không chỉ dùng accuracy khi neutral và happy chiếm phần lớn dữ liệu.</w:t>
-      </w:r>
-    </w:p>
-    <w:p>
-      <w:r>
-        <w:br w:type="page"/>
-      </w:r>
-    </w:p>
-    <w:p>
-      <w:pPr>
-        <w:pStyle w:val="Heading1"/>
-      </w:pPr>
-      <w:r>
-        <w:t>6 Phân tích từng biểu cảm</w:t>
+        <w:t>Hình 6  F1 test theo từng lớp</w:t>
       </w:r>
     </w:p>
     <w:tbl>
@@ -8237,59 +6461,540 @@
         </w:tc>
       </w:tr>
     </w:tbl>
-    <w:p/>
+    <w:tbl>
+      <w:tblPr>
+        <w:tblW w:type="auto" w:w="0"/>
+        <w:tblLayout w:type="fixed"/>
+        <w:tblLook w:firstColumn="1" w:firstRow="1" w:lastColumn="0" w:lastRow="0" w:noHBand="0" w:noVBand="1" w:val="04A0"/>
+      </w:tblPr>
+      <w:tblGrid>
+        <w:gridCol w:w="2409"/>
+        <w:gridCol w:w="2409"/>
+        <w:gridCol w:w="2409"/>
+        <w:gridCol w:w="2409"/>
+      </w:tblGrid>
+      <w:tr>
+        <w:trPr>
+          <w:cantSplit/>
+          <w:tblHeader/>
+        </w:trPr>
+        <w:tc>
+          <w:tcPr>
+            <w:tcW w:type="dxa" w:w="2409"/>
+            <w:shd w:fill="DCE8F4"/>
+            <w:tcBorders>
+              <w:top w:val="single" w:sz="4" w:color="D9D9D9"/>
+              <w:left w:val="single" w:sz="4" w:color="D9D9D9"/>
+              <w:bottom w:val="single" w:sz="4" w:color="D9D9D9"/>
+              <w:right w:val="single" w:sz="4" w:color="D9D9D9"/>
+            </w:tcBorders>
+            <w:tcMar>
+              <w:top w:w="70" w:type="dxa"/>
+              <w:left w:w="70" w:type="dxa"/>
+              <w:bottom w:w="70" w:type="dxa"/>
+              <w:right w:w="70" w:type="dxa"/>
+            </w:tcMar>
+          </w:tcPr>
+          <w:p>
+            <w:pPr>
+              <w:spacing w:after="60" w:before="60"/>
+            </w:pPr>
+            <w:r>
+              <w:rPr>
+                <w:b/>
+                <w:sz w:val="18"/>
+              </w:rPr>
+              <w:t>Đánh giá validation</w:t>
+            </w:r>
+          </w:p>
+        </w:tc>
+        <w:tc>
+          <w:tcPr>
+            <w:tcW w:type="dxa" w:w="2409"/>
+            <w:shd w:fill="DCE8F4"/>
+            <w:tcBorders>
+              <w:top w:val="single" w:sz="4" w:color="D9D9D9"/>
+              <w:left w:val="single" w:sz="4" w:color="D9D9D9"/>
+              <w:bottom w:val="single" w:sz="4" w:color="D9D9D9"/>
+              <w:right w:val="single" w:sz="4" w:color="D9D9D9"/>
+            </w:tcBorders>
+            <w:tcMar>
+              <w:top w:w="70" w:type="dxa"/>
+              <w:left w:w="70" w:type="dxa"/>
+              <w:bottom w:w="70" w:type="dxa"/>
+              <w:right w:w="70" w:type="dxa"/>
+            </w:tcMar>
+          </w:tcPr>
+          <w:p>
+            <w:pPr>
+              <w:spacing w:after="60" w:before="60"/>
+              <w:jc w:val="center"/>
+            </w:pPr>
+            <w:r>
+              <w:rPr>
+                <w:b/>
+                <w:sz w:val="18"/>
+              </w:rPr>
+              <w:t>A</w:t>
+            </w:r>
+          </w:p>
+        </w:tc>
+        <w:tc>
+          <w:tcPr>
+            <w:tcW w:type="dxa" w:w="2409"/>
+            <w:shd w:fill="DCE8F4"/>
+            <w:tcBorders>
+              <w:top w:val="single" w:sz="4" w:color="D9D9D9"/>
+              <w:left w:val="single" w:sz="4" w:color="D9D9D9"/>
+              <w:bottom w:val="single" w:sz="4" w:color="D9D9D9"/>
+              <w:right w:val="single" w:sz="4" w:color="D9D9D9"/>
+            </w:tcBorders>
+            <w:tcMar>
+              <w:top w:w="70" w:type="dxa"/>
+              <w:left w:w="70" w:type="dxa"/>
+              <w:bottom w:w="70" w:type="dxa"/>
+              <w:right w:w="70" w:type="dxa"/>
+            </w:tcMar>
+          </w:tcPr>
+          <w:p>
+            <w:pPr>
+              <w:spacing w:after="60" w:before="60"/>
+              <w:jc w:val="center"/>
+            </w:pPr>
+            <w:r>
+              <w:rPr>
+                <w:b/>
+                <w:sz w:val="18"/>
+              </w:rPr>
+              <w:t>B</w:t>
+            </w:r>
+          </w:p>
+        </w:tc>
+        <w:tc>
+          <w:tcPr>
+            <w:tcW w:type="dxa" w:w="2409"/>
+            <w:shd w:fill="DCE8F4"/>
+            <w:tcBorders>
+              <w:top w:val="single" w:sz="4" w:color="D9D9D9"/>
+              <w:left w:val="single" w:sz="4" w:color="D9D9D9"/>
+              <w:bottom w:val="single" w:sz="4" w:color="D9D9D9"/>
+              <w:right w:val="single" w:sz="4" w:color="D9D9D9"/>
+            </w:tcBorders>
+            <w:tcMar>
+              <w:top w:w="70" w:type="dxa"/>
+              <w:left w:w="70" w:type="dxa"/>
+              <w:bottom w:w="70" w:type="dxa"/>
+              <w:right w:w="70" w:type="dxa"/>
+            </w:tcMar>
+          </w:tcPr>
+          <w:p>
+            <w:pPr>
+              <w:spacing w:after="60" w:before="60"/>
+              <w:jc w:val="center"/>
+            </w:pPr>
+            <w:r>
+              <w:rPr>
+                <w:b/>
+                <w:sz w:val="18"/>
+              </w:rPr>
+              <w:t>C</w:t>
+            </w:r>
+          </w:p>
+        </w:tc>
+      </w:tr>
+      <w:tr>
+        <w:trPr>
+          <w:cantSplit/>
+        </w:trPr>
+        <w:tc>
+          <w:tcPr>
+            <w:tcW w:type="dxa" w:w="2409"/>
+            <w:shd w:fill="FFFFFF"/>
+            <w:tcBorders>
+              <w:top w:val="single" w:sz="4" w:color="D9D9D9"/>
+              <w:left w:val="single" w:sz="4" w:color="D9D9D9"/>
+              <w:bottom w:val="single" w:sz="4" w:color="D9D9D9"/>
+              <w:right w:val="single" w:sz="4" w:color="D9D9D9"/>
+            </w:tcBorders>
+            <w:tcMar>
+              <w:top w:w="70" w:type="dxa"/>
+              <w:left w:w="70" w:type="dxa"/>
+              <w:bottom w:w="70" w:type="dxa"/>
+              <w:right w:w="70" w:type="dxa"/>
+            </w:tcMar>
+          </w:tcPr>
+          <w:p>
+            <w:pPr>
+              <w:spacing w:after="60" w:before="60"/>
+            </w:pPr>
+            <w:r>
+              <w:rPr>
+                <w:b w:val="0"/>
+                <w:sz w:val="18"/>
+              </w:rPr>
+              <w:t>Accuracy</w:t>
+            </w:r>
+          </w:p>
+        </w:tc>
+        <w:tc>
+          <w:tcPr>
+            <w:tcW w:type="dxa" w:w="2409"/>
+            <w:shd w:fill="FFFFFF"/>
+            <w:tcBorders>
+              <w:top w:val="single" w:sz="4" w:color="D9D9D9"/>
+              <w:left w:val="single" w:sz="4" w:color="D9D9D9"/>
+              <w:bottom w:val="single" w:sz="4" w:color="D9D9D9"/>
+              <w:right w:val="single" w:sz="4" w:color="D9D9D9"/>
+            </w:tcBorders>
+            <w:tcMar>
+              <w:top w:w="70" w:type="dxa"/>
+              <w:left w:w="70" w:type="dxa"/>
+              <w:bottom w:w="70" w:type="dxa"/>
+              <w:right w:w="70" w:type="dxa"/>
+            </w:tcMar>
+          </w:tcPr>
+          <w:p>
+            <w:pPr>
+              <w:spacing w:after="60" w:before="60"/>
+              <w:jc w:val="center"/>
+            </w:pPr>
+            <w:r>
+              <w:rPr>
+                <w:b w:val="0"/>
+                <w:sz w:val="18"/>
+              </w:rPr>
+              <w:t>83,33%</w:t>
+            </w:r>
+          </w:p>
+        </w:tc>
+        <w:tc>
+          <w:tcPr>
+            <w:tcW w:type="dxa" w:w="2409"/>
+            <w:shd w:fill="FFFFFF"/>
+            <w:tcBorders>
+              <w:top w:val="single" w:sz="4" w:color="D9D9D9"/>
+              <w:left w:val="single" w:sz="4" w:color="D9D9D9"/>
+              <w:bottom w:val="single" w:sz="4" w:color="D9D9D9"/>
+              <w:right w:val="single" w:sz="4" w:color="D9D9D9"/>
+            </w:tcBorders>
+            <w:tcMar>
+              <w:top w:w="70" w:type="dxa"/>
+              <w:left w:w="70" w:type="dxa"/>
+              <w:bottom w:w="70" w:type="dxa"/>
+              <w:right w:w="70" w:type="dxa"/>
+            </w:tcMar>
+          </w:tcPr>
+          <w:p>
+            <w:pPr>
+              <w:spacing w:after="60" w:before="60"/>
+              <w:jc w:val="center"/>
+            </w:pPr>
+            <w:r>
+              <w:rPr>
+                <w:b w:val="0"/>
+                <w:sz w:val="18"/>
+              </w:rPr>
+              <w:t>85,28%</w:t>
+            </w:r>
+          </w:p>
+        </w:tc>
+        <w:tc>
+          <w:tcPr>
+            <w:tcW w:type="dxa" w:w="2409"/>
+            <w:shd w:fill="FFFFFF"/>
+            <w:tcBorders>
+              <w:top w:val="single" w:sz="4" w:color="D9D9D9"/>
+              <w:left w:val="single" w:sz="4" w:color="D9D9D9"/>
+              <w:bottom w:val="single" w:sz="4" w:color="D9D9D9"/>
+              <w:right w:val="single" w:sz="4" w:color="D9D9D9"/>
+            </w:tcBorders>
+            <w:tcMar>
+              <w:top w:w="70" w:type="dxa"/>
+              <w:left w:w="70" w:type="dxa"/>
+              <w:bottom w:w="70" w:type="dxa"/>
+              <w:right w:w="70" w:type="dxa"/>
+            </w:tcMar>
+          </w:tcPr>
+          <w:p>
+            <w:pPr>
+              <w:spacing w:after="60" w:before="60"/>
+              <w:jc w:val="center"/>
+            </w:pPr>
+            <w:r>
+              <w:rPr>
+                <w:b w:val="0"/>
+                <w:sz w:val="18"/>
+              </w:rPr>
+              <w:t>83,72%</w:t>
+            </w:r>
+          </w:p>
+        </w:tc>
+      </w:tr>
+      <w:tr>
+        <w:trPr>
+          <w:cantSplit/>
+        </w:trPr>
+        <w:tc>
+          <w:tcPr>
+            <w:tcW w:type="dxa" w:w="2409"/>
+            <w:shd w:fill="F3F6F9"/>
+            <w:tcBorders>
+              <w:top w:val="single" w:sz="4" w:color="D9D9D9"/>
+              <w:left w:val="single" w:sz="4" w:color="D9D9D9"/>
+              <w:bottom w:val="single" w:sz="4" w:color="D9D9D9"/>
+              <w:right w:val="single" w:sz="4" w:color="D9D9D9"/>
+            </w:tcBorders>
+            <w:tcMar>
+              <w:top w:w="70" w:type="dxa"/>
+              <w:left w:w="70" w:type="dxa"/>
+              <w:bottom w:w="70" w:type="dxa"/>
+              <w:right w:w="70" w:type="dxa"/>
+            </w:tcMar>
+          </w:tcPr>
+          <w:p>
+            <w:pPr>
+              <w:spacing w:after="60" w:before="60"/>
+            </w:pPr>
+            <w:r>
+              <w:rPr>
+                <w:b w:val="0"/>
+                <w:sz w:val="18"/>
+              </w:rPr>
+              <w:t>Macro F1</w:t>
+            </w:r>
+          </w:p>
+        </w:tc>
+        <w:tc>
+          <w:tcPr>
+            <w:tcW w:type="dxa" w:w="2409"/>
+            <w:shd w:fill="F3F6F9"/>
+            <w:tcBorders>
+              <w:top w:val="single" w:sz="4" w:color="D9D9D9"/>
+              <w:left w:val="single" w:sz="4" w:color="D9D9D9"/>
+              <w:bottom w:val="single" w:sz="4" w:color="D9D9D9"/>
+              <w:right w:val="single" w:sz="4" w:color="D9D9D9"/>
+            </w:tcBorders>
+            <w:tcMar>
+              <w:top w:w="70" w:type="dxa"/>
+              <w:left w:w="70" w:type="dxa"/>
+              <w:bottom w:w="70" w:type="dxa"/>
+              <w:right w:w="70" w:type="dxa"/>
+            </w:tcMar>
+          </w:tcPr>
+          <w:p>
+            <w:pPr>
+              <w:spacing w:after="60" w:before="60"/>
+              <w:jc w:val="center"/>
+            </w:pPr>
+            <w:r>
+              <w:rPr>
+                <w:b w:val="0"/>
+                <w:sz w:val="18"/>
+              </w:rPr>
+              <w:t>64,12%</w:t>
+            </w:r>
+          </w:p>
+        </w:tc>
+        <w:tc>
+          <w:tcPr>
+            <w:tcW w:type="dxa" w:w="2409"/>
+            <w:shd w:fill="F3F6F9"/>
+            <w:tcBorders>
+              <w:top w:val="single" w:sz="4" w:color="D9D9D9"/>
+              <w:left w:val="single" w:sz="4" w:color="D9D9D9"/>
+              <w:bottom w:val="single" w:sz="4" w:color="D9D9D9"/>
+              <w:right w:val="single" w:sz="4" w:color="D9D9D9"/>
+            </w:tcBorders>
+            <w:tcMar>
+              <w:top w:w="70" w:type="dxa"/>
+              <w:left w:w="70" w:type="dxa"/>
+              <w:bottom w:w="70" w:type="dxa"/>
+              <w:right w:w="70" w:type="dxa"/>
+            </w:tcMar>
+          </w:tcPr>
+          <w:p>
+            <w:pPr>
+              <w:spacing w:after="60" w:before="60"/>
+              <w:jc w:val="center"/>
+            </w:pPr>
+            <w:r>
+              <w:rPr>
+                <w:b w:val="0"/>
+                <w:sz w:val="18"/>
+              </w:rPr>
+              <w:t>75,39%</w:t>
+            </w:r>
+          </w:p>
+        </w:tc>
+        <w:tc>
+          <w:tcPr>
+            <w:tcW w:type="dxa" w:w="2409"/>
+            <w:shd w:fill="F3F6F9"/>
+            <w:tcBorders>
+              <w:top w:val="single" w:sz="4" w:color="D9D9D9"/>
+              <w:left w:val="single" w:sz="4" w:color="D9D9D9"/>
+              <w:bottom w:val="single" w:sz="4" w:color="D9D9D9"/>
+              <w:right w:val="single" w:sz="4" w:color="D9D9D9"/>
+            </w:tcBorders>
+            <w:tcMar>
+              <w:top w:w="70" w:type="dxa"/>
+              <w:left w:w="70" w:type="dxa"/>
+              <w:bottom w:w="70" w:type="dxa"/>
+              <w:right w:w="70" w:type="dxa"/>
+            </w:tcMar>
+          </w:tcPr>
+          <w:p>
+            <w:pPr>
+              <w:spacing w:after="60" w:before="60"/>
+              <w:jc w:val="center"/>
+            </w:pPr>
+            <w:r>
+              <w:rPr>
+                <w:b w:val="0"/>
+                <w:sz w:val="18"/>
+              </w:rPr>
+              <w:t>72,68%</w:t>
+            </w:r>
+          </w:p>
+        </w:tc>
+      </w:tr>
+      <w:tr>
+        <w:trPr>
+          <w:cantSplit/>
+        </w:trPr>
+        <w:tc>
+          <w:tcPr>
+            <w:tcW w:type="dxa" w:w="2409"/>
+            <w:shd w:fill="FFFFFF"/>
+            <w:tcBorders>
+              <w:top w:val="single" w:sz="4" w:color="D9D9D9"/>
+              <w:left w:val="single" w:sz="4" w:color="D9D9D9"/>
+              <w:bottom w:val="single" w:sz="4" w:color="D9D9D9"/>
+              <w:right w:val="single" w:sz="4" w:color="D9D9D9"/>
+            </w:tcBorders>
+            <w:tcMar>
+              <w:top w:w="70" w:type="dxa"/>
+              <w:left w:w="70" w:type="dxa"/>
+              <w:bottom w:w="70" w:type="dxa"/>
+              <w:right w:w="70" w:type="dxa"/>
+            </w:tcMar>
+          </w:tcPr>
+          <w:p>
+            <w:pPr>
+              <w:spacing w:after="60" w:before="60"/>
+            </w:pPr>
+            <w:r>
+              <w:rPr>
+                <w:b w:val="0"/>
+                <w:sz w:val="18"/>
+              </w:rPr>
+              <w:t>Balanced accuracy</w:t>
+            </w:r>
+          </w:p>
+        </w:tc>
+        <w:tc>
+          <w:tcPr>
+            <w:tcW w:type="dxa" w:w="2409"/>
+            <w:shd w:fill="FFFFFF"/>
+            <w:tcBorders>
+              <w:top w:val="single" w:sz="4" w:color="D9D9D9"/>
+              <w:left w:val="single" w:sz="4" w:color="D9D9D9"/>
+              <w:bottom w:val="single" w:sz="4" w:color="D9D9D9"/>
+              <w:right w:val="single" w:sz="4" w:color="D9D9D9"/>
+            </w:tcBorders>
+            <w:tcMar>
+              <w:top w:w="70" w:type="dxa"/>
+              <w:left w:w="70" w:type="dxa"/>
+              <w:bottom w:w="70" w:type="dxa"/>
+              <w:right w:w="70" w:type="dxa"/>
+            </w:tcMar>
+          </w:tcPr>
+          <w:p>
+            <w:pPr>
+              <w:spacing w:after="60" w:before="60"/>
+              <w:jc w:val="center"/>
+            </w:pPr>
+            <w:r>
+              <w:rPr>
+                <w:b w:val="0"/>
+                <w:sz w:val="18"/>
+              </w:rPr>
+              <w:t>59,57%</w:t>
+            </w:r>
+          </w:p>
+        </w:tc>
+        <w:tc>
+          <w:tcPr>
+            <w:tcW w:type="dxa" w:w="2409"/>
+            <w:shd w:fill="FFFFFF"/>
+            <w:tcBorders>
+              <w:top w:val="single" w:sz="4" w:color="D9D9D9"/>
+              <w:left w:val="single" w:sz="4" w:color="D9D9D9"/>
+              <w:bottom w:val="single" w:sz="4" w:color="D9D9D9"/>
+              <w:right w:val="single" w:sz="4" w:color="D9D9D9"/>
+            </w:tcBorders>
+            <w:tcMar>
+              <w:top w:w="70" w:type="dxa"/>
+              <w:left w:w="70" w:type="dxa"/>
+              <w:bottom w:w="70" w:type="dxa"/>
+              <w:right w:w="70" w:type="dxa"/>
+            </w:tcMar>
+          </w:tcPr>
+          <w:p>
+            <w:pPr>
+              <w:spacing w:after="60" w:before="60"/>
+              <w:jc w:val="center"/>
+            </w:pPr>
+            <w:r>
+              <w:rPr>
+                <w:b w:val="0"/>
+                <w:sz w:val="18"/>
+              </w:rPr>
+              <w:t>71,55%</w:t>
+            </w:r>
+          </w:p>
+        </w:tc>
+        <w:tc>
+          <w:tcPr>
+            <w:tcW w:type="dxa" w:w="2409"/>
+            <w:shd w:fill="FFFFFF"/>
+            <w:tcBorders>
+              <w:top w:val="single" w:sz="4" w:color="D9D9D9"/>
+              <w:left w:val="single" w:sz="4" w:color="D9D9D9"/>
+              <w:bottom w:val="single" w:sz="4" w:color="D9D9D9"/>
+              <w:right w:val="single" w:sz="4" w:color="D9D9D9"/>
+            </w:tcBorders>
+            <w:tcMar>
+              <w:top w:w="70" w:type="dxa"/>
+              <w:left w:w="70" w:type="dxa"/>
+              <w:bottom w:w="70" w:type="dxa"/>
+              <w:right w:w="70" w:type="dxa"/>
+            </w:tcMar>
+          </w:tcPr>
+          <w:p>
+            <w:pPr>
+              <w:spacing w:after="60" w:before="60"/>
+              <w:jc w:val="center"/>
+            </w:pPr>
+            <w:r>
+              <w:rPr>
+                <w:b w:val="0"/>
+                <w:sz w:val="18"/>
+              </w:rPr>
+              <w:t>71,28%</w:t>
+            </w:r>
+          </w:p>
+        </w:tc>
+      </w:tr>
+    </w:tbl>
     <w:p>
       <w:r>
-        <w:drawing>
-          <wp:inline xmlns:a="http://schemas.openxmlformats.org/drawingml/2006/main" xmlns:pic="http://schemas.openxmlformats.org/drawingml/2006/picture">
-            <wp:extent cx="6035040" cy="2238136"/>
-            <wp:docPr id="2" name="Picture 2"/>
-            <wp:cNvGraphicFramePr>
-              <a:graphicFrameLocks noChangeAspect="1"/>
-            </wp:cNvGraphicFramePr>
-            <a:graphic>
-              <a:graphicData uri="http://schemas.openxmlformats.org/drawingml/2006/picture">
-                <pic:pic>
-                  <pic:nvPicPr>
-                    <pic:cNvPr id="0" name="classes.png"/>
-                    <pic:cNvPicPr/>
-                  </pic:nvPicPr>
-                  <pic:blipFill>
-                    <a:blip r:embed="rId11"/>
-                    <a:stretch>
-                      <a:fillRect/>
-                    </a:stretch>
-                  </pic:blipFill>
-                  <pic:spPr>
-                    <a:xfrm>
-                      <a:off x="0" y="0"/>
-                      <a:ext cx="6035040" cy="2238136"/>
-                    </a:xfrm>
-                    <a:prstGeom prst="rect"/>
-                  </pic:spPr>
-                </pic:pic>
-              </a:graphicData>
-            </a:graphic>
-          </wp:inline>
-        </w:drawing>
-      </w:r>
-    </w:p>
-    <w:p>
-      <w:pPr>
-        <w:pStyle w:val="Caption"/>
-      </w:pPr>
-      <w:r>
-        <w:t>Hình 2  F1 test theo từng lớp cho ba model</w:t>
+        <w:t>Accuracy: tỷ lệ đúng toàn bộ ảnh. Macro F1: trung bình F1 tám lớp. Balanced accuracy: trung bình recall tám lớp. Dùng cả ba vì neutral và happy nhiều hơn hẳn các lớp hiếm.</w:t>
       </w:r>
     </w:p>
     <w:p>
       <w:r>
-        <w:t>F1 cân bằng precision và recall. Precision cho biết trong các ảnh model gán một nhãn, tỷ lệ đúng là bao nhiêu; recall cho biết trong các ảnh thật thuộc lớp đó, tỷ lệ được nhận ra là bao nhiêu. Số mẫu nhỏ như 22 ảnh disgust và 26 ảnh contempt khiến chỉ số biến động mạnh khi chỉ vài ảnh đổi kết quả.</w:t>
-      </w:r>
-    </w:p>
-    <w:p>
-      <w:r>
-        <w:t>B có F1 cao hơn A ở cả tám lớp trong lượt test này. C không thắng B về macro F1 nhưng có recall cao hơn B ở sad, angry và fear; do đó không thể kết luận B tốt hơn ở mọi tình huống hoặc mọi tiêu chí. Lựa chọn B dựa trên macro F1 validation đã chốt trước khi mở test.</w:t>
+        <w:t>B có macro F1 tốt nhất nhưng chưa tốt ở mọi tiêu chí. C có recall sad angry fear cao hơn B trong test. Mới có một seed nên chưa có độ lệch chuẩn giữa các lượt train.</w:t>
       </w:r>
     </w:p>
     <w:p>
@@ -8302,15 +7007,15 @@
         <w:pStyle w:val="Heading1"/>
       </w:pPr>
       <w:r>
-        <w:t>7 Phân tích các trường hợp nhầm lẫn</w:t>
+        <w:t>6 Các lỗi còn gặp và giới hạn kết quả</w:t>
       </w:r>
     </w:p>
     <w:p>
       <w:r>
         <w:drawing>
           <wp:inline xmlns:a="http://schemas.openxmlformats.org/drawingml/2006/main" xmlns:pic="http://schemas.openxmlformats.org/drawingml/2006/picture">
-            <wp:extent cx="6035040" cy="4627084"/>
-            <wp:docPr id="3" name="Picture 3"/>
+            <wp:extent cx="4937760" cy="3785796"/>
+            <wp:docPr id="7" name="Picture 7"/>
             <wp:cNvGraphicFramePr>
               <a:graphicFrameLocks noChangeAspect="1"/>
             </wp:cNvGraphicFramePr>
@@ -8330,7 +7035,7 @@
                   <pic:spPr>
                     <a:xfrm>
                       <a:off x="0" y="0"/>
-                      <a:ext cx="6035040" cy="4627084"/>
+                      <a:ext cx="4937760" cy="3785796"/>
                     </a:xfrm>
                     <a:prstGeom prst="rect"/>
                   </pic:spPr>
@@ -8346,40 +7051,7 @@
         <w:pStyle w:val="Caption"/>
       </w:pPr>
       <w:r>
-        <w:t>Hình 3  Ma trận nhầm lẫn model B chuẩn hóa theo nhãn thật</w:t>
-      </w:r>
-    </w:p>
-    <w:p>
-      <w:r>
-        <w:t>Model B nhận đúng 286 trên 424 ảnh sad; 105 ảnh sad bị đoán neutral. Với fear, 46 trên 92 ảnh đúng và 26 ảnh bị nhầm surprised. Disgust đúng 10 trên 22; contempt đúng 11 trên 26. Các lớp hiếm vẫn cần cải thiện, dù chỉ số tổng thể đã tăng.</w:t>
-      </w:r>
-    </w:p>
-    <w:p>
-      <w:r>
-        <w:t>Mỗi hàng trong hình là một nhãn thật, tổng hàng bằng 100 phần trăm trước làm tròn; cột là nhãn dự đoán. Đường chéo thể hiện recall. Các ô ngoài đường chéo cho thấy lỗi cần tập trung xử lý thay vì chỉ nâng accuracy tổng thể.</w:t>
-      </w:r>
-    </w:p>
-    <w:p>
-      <w:r>
-        <w:t>Thử nghiệm tiếp theo nên ưu tiên bổ sung biểu cảm khó và các trường hợp trung tính dễ gây nhầm như nói chuyện, ngáp, quay đầu hoặc thiếu sáng. Cần bộ ảnh camera có nhãn độc lập để biết các kiểu lỗi trong dataset có tiếp tục xuất hiện trong môi trường robot hay không.</w:t>
-      </w:r>
-    </w:p>
-    <w:p>
-      <w:r>
-        <w:br w:type="page"/>
-      </w:r>
-    </w:p>
-    <w:p>
-      <w:pPr>
-        <w:pStyle w:val="Heading1"/>
-      </w:pPr>
-      <w:r>
-        <w:t>8 Artifact và cách sử dụng trong PBL4</w:t>
-      </w:r>
-    </w:p>
-    <w:p>
-      <w:r>
-        <w:t>Model đã kết thúc huấn luyện, được xuất ONNX batch cố định 1 và opset 13. ONNX là định dạng lưu đồ thị và trọng số để triển khai; không phải tên thuật toán hoặc một model mới khác với CNN vừa train.</w:t>
+        <w:t>Hình 7  Model B phần trăm dự đoán theo từng nhãn thật</w:t>
       </w:r>
     </w:p>
     <w:tbl>
@@ -8423,7 +7095,7 @@
                 <w:b/>
                 <w:sz w:val="18"/>
               </w:rPr>
-              <w:t>Vai trò</w:t>
+              <w:t>Lỗi test của B</w:t>
             </w:r>
           </w:p>
         </w:tc>
@@ -8454,7 +7126,7 @@
                 <w:b/>
                 <w:sz w:val="18"/>
               </w:rPr>
-              <w:t>File</w:t>
+              <w:t>Số ảnh</w:t>
             </w:r>
           </w:p>
         </w:tc>
@@ -8489,7 +7161,7 @@
                 <w:b w:val="0"/>
                 <w:sz w:val="18"/>
               </w:rPr>
-              <w:t>Ứng viên chính B</w:t>
+              <w:t>Sad bị dự đoán neutral</w:t>
             </w:r>
           </w:p>
         </w:tc>
@@ -8520,7 +7192,7 @@
                 <w:b w:val="0"/>
                 <w:sz w:val="18"/>
               </w:rPr>
-              <w:t>models/vision/ferplus-custom-v1/hard-seed42.onnx</w:t>
+              <w:t>105 trên 424 ảnh sad</w:t>
             </w:r>
           </w:p>
         </w:tc>
@@ -8555,7 +7227,7 @@
                 <w:b w:val="0"/>
                 <w:sz w:val="18"/>
               </w:rPr>
-              <w:t>Bản so sánh C</w:t>
+              <w:t>Fear bị dự đoán surprised</w:t>
             </w:r>
           </w:p>
         </w:tc>
@@ -8586,7 +7258,7 @@
                 <w:b w:val="0"/>
                 <w:sz w:val="18"/>
               </w:rPr>
-              <w:t>models/vision/ferplus-custom-v1/soft-seed42.onnx</w:t>
+              <w:t>26 trên 92 ảnh fear</w:t>
             </w:r>
           </w:p>
         </w:tc>
@@ -8621,7 +7293,7 @@
                 <w:b w:val="0"/>
                 <w:sz w:val="18"/>
               </w:rPr>
-              <w:t>Model gốc</w:t>
+              <w:t>Disgust nhận đúng</w:t>
             </w:r>
           </w:p>
         </w:tc>
@@ -8652,7 +7324,7 @@
                 <w:b w:val="0"/>
                 <w:sz w:val="18"/>
               </w:rPr>
-              <w:t>models/vision/emotion-ferplus-8.onnx</w:t>
+              <w:t>10 trên 22</w:t>
             </w:r>
           </w:p>
         </w:tc>
@@ -8687,7 +7359,7 @@
                 <w:b w:val="0"/>
                 <w:sz w:val="18"/>
               </w:rPr>
-              <w:t>Thông tin export</w:t>
+              <w:t>Contempt nhận đúng</w:t>
             </w:r>
           </w:p>
         </w:tc>
@@ -8718,7 +7390,85 @@
                 <w:b w:val="0"/>
                 <w:sz w:val="18"/>
               </w:rPr>
-              <w:t>Mỗi ONNX có file .onnx.json đi kèm</w:t>
+              <w:t>11 trên 26</w:t>
+            </w:r>
+          </w:p>
+        </w:tc>
+      </w:tr>
+    </w:tbl>
+    <w:tbl>
+      <w:tblPr>
+        <w:tblW w:type="auto" w:w="0"/>
+        <w:tblLayout w:type="fixed"/>
+        <w:tblLook w:firstColumn="1" w:firstRow="1" w:lastColumn="0" w:lastRow="0" w:noHBand="0" w:noVBand="1" w:val="04A0"/>
+      </w:tblPr>
+      <w:tblGrid>
+        <w:gridCol w:w="4819"/>
+        <w:gridCol w:w="4819"/>
+      </w:tblGrid>
+      <w:tr>
+        <w:trPr>
+          <w:cantSplit/>
+          <w:tblHeader/>
+        </w:trPr>
+        <w:tc>
+          <w:tcPr>
+            <w:tcW w:type="dxa" w:w="4819"/>
+            <w:shd w:fill="DCE8F4"/>
+            <w:tcBorders>
+              <w:top w:val="single" w:sz="4" w:color="D9D9D9"/>
+              <w:left w:val="single" w:sz="4" w:color="D9D9D9"/>
+              <w:bottom w:val="single" w:sz="4" w:color="D9D9D9"/>
+              <w:right w:val="single" w:sz="4" w:color="D9D9D9"/>
+            </w:tcBorders>
+            <w:tcMar>
+              <w:top w:w="70" w:type="dxa"/>
+              <w:left w:w="70" w:type="dxa"/>
+              <w:bottom w:w="70" w:type="dxa"/>
+              <w:right w:w="70" w:type="dxa"/>
+            </w:tcMar>
+          </w:tcPr>
+          <w:p>
+            <w:pPr>
+              <w:spacing w:after="60" w:before="60"/>
+            </w:pPr>
+            <w:r>
+              <w:rPr>
+                <w:b/>
+                <w:sz w:val="18"/>
+              </w:rPr>
+              <w:t>Giới hạn</w:t>
+            </w:r>
+          </w:p>
+        </w:tc>
+        <w:tc>
+          <w:tcPr>
+            <w:tcW w:type="dxa" w:w="4819"/>
+            <w:shd w:fill="DCE8F4"/>
+            <w:tcBorders>
+              <w:top w:val="single" w:sz="4" w:color="D9D9D9"/>
+              <w:left w:val="single" w:sz="4" w:color="D9D9D9"/>
+              <w:bottom w:val="single" w:sz="4" w:color="D9D9D9"/>
+              <w:right w:val="single" w:sz="4" w:color="D9D9D9"/>
+            </w:tcBorders>
+            <w:tcMar>
+              <w:top w:w="70" w:type="dxa"/>
+              <w:left w:w="70" w:type="dxa"/>
+              <w:bottom w:w="70" w:type="dxa"/>
+              <w:right w:w="70" w:type="dxa"/>
+            </w:tcMar>
+          </w:tcPr>
+          <w:p>
+            <w:pPr>
+              <w:spacing w:after="60" w:before="60"/>
+              <w:jc w:val="center"/>
+            </w:pPr>
+            <w:r>
+              <w:rPr>
+                <w:b/>
+                <w:sz w:val="18"/>
+              </w:rPr>
+              <w:t>Cải thiện tiếp theo</w:t>
             </w:r>
           </w:p>
         </w:tc>
@@ -8753,7 +7503,7 @@
                 <w:b w:val="0"/>
                 <w:sz w:val="18"/>
               </w:rPr>
-              <w:t>Bằng chứng test</w:t>
+              <w:t>531 nhóm ảnh trùng split</w:t>
             </w:r>
           </w:p>
         </w:tc>
@@ -8784,18 +7534,1101 @@
                 <w:b w:val="0"/>
                 <w:sz w:val="18"/>
               </w:rPr>
-              <w:t>comparison.json và summary.csv trong thư mục artifact</w:t>
+              <w:t>Đánh giá bổ sung không trùng và train lại với split theo nhóm</w:t>
+            </w:r>
+          </w:p>
+        </w:tc>
+      </w:tr>
+      <w:tr>
+        <w:trPr>
+          <w:cantSplit/>
+        </w:trPr>
+        <w:tc>
+          <w:tcPr>
+            <w:tcW w:type="dxa" w:w="4819"/>
+            <w:shd w:fill="F3F6F9"/>
+            <w:tcBorders>
+              <w:top w:val="single" w:sz="4" w:color="D9D9D9"/>
+              <w:left w:val="single" w:sz="4" w:color="D9D9D9"/>
+              <w:bottom w:val="single" w:sz="4" w:color="D9D9D9"/>
+              <w:right w:val="single" w:sz="4" w:color="D9D9D9"/>
+            </w:tcBorders>
+            <w:tcMar>
+              <w:top w:w="70" w:type="dxa"/>
+              <w:left w:w="70" w:type="dxa"/>
+              <w:bottom w:w="70" w:type="dxa"/>
+              <w:right w:w="70" w:type="dxa"/>
+            </w:tcMar>
+          </w:tcPr>
+          <w:p>
+            <w:pPr>
+              <w:spacing w:after="60" w:before="60"/>
+            </w:pPr>
+            <w:r>
+              <w:rPr>
+                <w:b w:val="0"/>
+                <w:sz w:val="18"/>
+              </w:rPr>
+              <w:t>Một seed</w:t>
+            </w:r>
+          </w:p>
+        </w:tc>
+        <w:tc>
+          <w:tcPr>
+            <w:tcW w:type="dxa" w:w="4819"/>
+            <w:shd w:fill="F3F6F9"/>
+            <w:tcBorders>
+              <w:top w:val="single" w:sz="4" w:color="D9D9D9"/>
+              <w:left w:val="single" w:sz="4" w:color="D9D9D9"/>
+              <w:bottom w:val="single" w:sz="4" w:color="D9D9D9"/>
+              <w:right w:val="single" w:sz="4" w:color="D9D9D9"/>
+            </w:tcBorders>
+            <w:tcMar>
+              <w:top w:w="70" w:type="dxa"/>
+              <w:left w:w="70" w:type="dxa"/>
+              <w:bottom w:w="70" w:type="dxa"/>
+              <w:right w:w="70" w:type="dxa"/>
+            </w:tcMar>
+          </w:tcPr>
+          <w:p>
+            <w:pPr>
+              <w:spacing w:after="60" w:before="60"/>
+              <w:jc w:val="center"/>
+            </w:pPr>
+            <w:r>
+              <w:rPr>
+                <w:b w:val="0"/>
+                <w:sz w:val="18"/>
+              </w:rPr>
+              <w:t>Chạy ba seed báo trung bình và độ lệch chuẩn</w:t>
+            </w:r>
+          </w:p>
+        </w:tc>
+      </w:tr>
+      <w:tr>
+        <w:trPr>
+          <w:cantSplit/>
+        </w:trPr>
+        <w:tc>
+          <w:tcPr>
+            <w:tcW w:type="dxa" w:w="4819"/>
+            <w:shd w:fill="FFFFFF"/>
+            <w:tcBorders>
+              <w:top w:val="single" w:sz="4" w:color="D9D9D9"/>
+              <w:left w:val="single" w:sz="4" w:color="D9D9D9"/>
+              <w:bottom w:val="single" w:sz="4" w:color="D9D9D9"/>
+              <w:right w:val="single" w:sz="4" w:color="D9D9D9"/>
+            </w:tcBorders>
+            <w:tcMar>
+              <w:top w:w="70" w:type="dxa"/>
+              <w:left w:w="70" w:type="dxa"/>
+              <w:bottom w:w="70" w:type="dxa"/>
+              <w:right w:w="70" w:type="dxa"/>
+            </w:tcMar>
+          </w:tcPr>
+          <w:p>
+            <w:pPr>
+              <w:spacing w:after="60" w:before="60"/>
+            </w:pPr>
+            <w:r>
+              <w:rPr>
+                <w:b w:val="0"/>
+                <w:sz w:val="18"/>
+              </w:rPr>
+              <w:t>Lớp hiếm ít mẫu</w:t>
+            </w:r>
+          </w:p>
+        </w:tc>
+        <w:tc>
+          <w:tcPr>
+            <w:tcW w:type="dxa" w:w="4819"/>
+            <w:shd w:fill="FFFFFF"/>
+            <w:tcBorders>
+              <w:top w:val="single" w:sz="4" w:color="D9D9D9"/>
+              <w:left w:val="single" w:sz="4" w:color="D9D9D9"/>
+              <w:bottom w:val="single" w:sz="4" w:color="D9D9D9"/>
+              <w:right w:val="single" w:sz="4" w:color="D9D9D9"/>
+            </w:tcBorders>
+            <w:tcMar>
+              <w:top w:w="70" w:type="dxa"/>
+              <w:left w:w="70" w:type="dxa"/>
+              <w:bottom w:w="70" w:type="dxa"/>
+              <w:right w:w="70" w:type="dxa"/>
+            </w:tcMar>
+          </w:tcPr>
+          <w:p>
+            <w:pPr>
+              <w:spacing w:after="60" w:before="60"/>
+              <w:jc w:val="center"/>
+            </w:pPr>
+            <w:r>
+              <w:rPr>
+                <w:b w:val="0"/>
+                <w:sz w:val="18"/>
+              </w:rPr>
+              <w:t>Thử cân bằng dữ liệu loss có trọng số trên validation</w:t>
+            </w:r>
+          </w:p>
+        </w:tc>
+      </w:tr>
+      <w:tr>
+        <w:trPr>
+          <w:cantSplit/>
+        </w:trPr>
+        <w:tc>
+          <w:tcPr>
+            <w:tcW w:type="dxa" w:w="4819"/>
+            <w:shd w:fill="F3F6F9"/>
+            <w:tcBorders>
+              <w:top w:val="single" w:sz="4" w:color="D9D9D9"/>
+              <w:left w:val="single" w:sz="4" w:color="D9D9D9"/>
+              <w:bottom w:val="single" w:sz="4" w:color="D9D9D9"/>
+              <w:right w:val="single" w:sz="4" w:color="D9D9D9"/>
+            </w:tcBorders>
+            <w:tcMar>
+              <w:top w:w="70" w:type="dxa"/>
+              <w:left w:w="70" w:type="dxa"/>
+              <w:bottom w:w="70" w:type="dxa"/>
+              <w:right w:w="70" w:type="dxa"/>
+            </w:tcMar>
+          </w:tcPr>
+          <w:p>
+            <w:pPr>
+              <w:spacing w:after="60" w:before="60"/>
+            </w:pPr>
+            <w:r>
+              <w:rPr>
+                <w:b w:val="0"/>
+                <w:sz w:val="18"/>
+              </w:rPr>
+              <w:t>B validation loss tăng</w:t>
+            </w:r>
+          </w:p>
+        </w:tc>
+        <w:tc>
+          <w:tcPr>
+            <w:tcW w:type="dxa" w:w="4819"/>
+            <w:shd w:fill="F3F6F9"/>
+            <w:tcBorders>
+              <w:top w:val="single" w:sz="4" w:color="D9D9D9"/>
+              <w:left w:val="single" w:sz="4" w:color="D9D9D9"/>
+              <w:bottom w:val="single" w:sz="4" w:color="D9D9D9"/>
+              <w:right w:val="single" w:sz="4" w:color="D9D9D9"/>
+            </w:tcBorders>
+            <w:tcMar>
+              <w:top w:w="70" w:type="dxa"/>
+              <w:left w:w="70" w:type="dxa"/>
+              <w:bottom w:w="70" w:type="dxa"/>
+              <w:right w:w="70" w:type="dxa"/>
+            </w:tcMar>
+          </w:tcPr>
+          <w:p>
+            <w:pPr>
+              <w:spacing w:after="60" w:before="60"/>
+              <w:jc w:val="center"/>
+            </w:pPr>
+            <w:r>
+              <w:rPr>
+                <w:b w:val="0"/>
+                <w:sz w:val="18"/>
+              </w:rPr>
+              <w:t>Kiểm tra overfit regularization và hiệu chuẩn xác suất</w:t>
+            </w:r>
+          </w:p>
+        </w:tc>
+      </w:tr>
+      <w:tr>
+        <w:trPr>
+          <w:cantSplit/>
+        </w:trPr>
+        <w:tc>
+          <w:tcPr>
+            <w:tcW w:type="dxa" w:w="4819"/>
+            <w:shd w:fill="FFFFFF"/>
+            <w:tcBorders>
+              <w:top w:val="single" w:sz="4" w:color="D9D9D9"/>
+              <w:left w:val="single" w:sz="4" w:color="D9D9D9"/>
+              <w:bottom w:val="single" w:sz="4" w:color="D9D9D9"/>
+              <w:right w:val="single" w:sz="4" w:color="D9D9D9"/>
+            </w:tcBorders>
+            <w:tcMar>
+              <w:top w:w="70" w:type="dxa"/>
+              <w:left w:w="70" w:type="dxa"/>
+              <w:bottom w:w="70" w:type="dxa"/>
+              <w:right w:w="70" w:type="dxa"/>
+            </w:tcMar>
+          </w:tcPr>
+          <w:p>
+            <w:pPr>
+              <w:spacing w:after="60" w:before="60"/>
+            </w:pPr>
+            <w:r>
+              <w:rPr>
+                <w:b w:val="0"/>
+                <w:sz w:val="18"/>
+              </w:rPr>
+              <w:t>Chưa đo camera</w:t>
+            </w:r>
+          </w:p>
+        </w:tc>
+        <w:tc>
+          <w:tcPr>
+            <w:tcW w:type="dxa" w:w="4819"/>
+            <w:shd w:fill="FFFFFF"/>
+            <w:tcBorders>
+              <w:top w:val="single" w:sz="4" w:color="D9D9D9"/>
+              <w:left w:val="single" w:sz="4" w:color="D9D9D9"/>
+              <w:bottom w:val="single" w:sz="4" w:color="D9D9D9"/>
+              <w:right w:val="single" w:sz="4" w:color="D9D9D9"/>
+            </w:tcBorders>
+            <w:tcMar>
+              <w:top w:w="70" w:type="dxa"/>
+              <w:left w:w="70" w:type="dxa"/>
+              <w:bottom w:w="70" w:type="dxa"/>
+              <w:right w:w="70" w:type="dxa"/>
+            </w:tcMar>
+          </w:tcPr>
+          <w:p>
+            <w:pPr>
+              <w:spacing w:after="60" w:before="60"/>
+              <w:jc w:val="center"/>
+            </w:pPr>
+            <w:r>
+              <w:rPr>
+                <w:b w:val="0"/>
+                <w:sz w:val="18"/>
+              </w:rPr>
+              <w:t>Tập người phiên góc sáng độc lập; đo unknown nhảy nhãn độ trễ</w:t>
             </w:r>
           </w:p>
         </w:tc>
       </w:tr>
     </w:tbl>
-    <w:p/>
     <w:p>
       <w:r>
-        <w:t>Các đường dẫn trên tương đối với C:\PBL4. Chạy start-emotion-custom.bat sẽ đặt MOON_EMOTION_MODEL tới hard-seed42.onnx rồi khởi động hệ thống. Chạy start.bat trong môi trường không ghi đè biến này vẫn chọn model gốc. Cấu hình mặc định chưa bị đổi; tên file đã cài không tự chứng minh tiến trình đang mở đã dùng model mới.</w:t>
+        <w:t>Không điều chỉnh model theo test rồi gọi chính tập đó là kiểm định mới. Độ chính xác biểu cảm không đồng nghĩa đo chính xác cảm xúc tâm lý của người dùng.</w:t>
       </w:r>
     </w:p>
+    <w:p>
+      <w:r>
+        <w:br w:type="page"/>
+      </w:r>
+    </w:p>
+    <w:p>
+      <w:pPr>
+        <w:pStyle w:val="Heading1"/>
+      </w:pPr>
+      <w:r>
+        <w:t>7 File đang được chọn và kết quả triển khai</w:t>
+      </w:r>
+    </w:p>
+    <w:tbl>
+      <w:tblPr>
+        <w:tblW w:type="auto" w:w="0"/>
+        <w:tblLayout w:type="fixed"/>
+        <w:tblLook w:firstColumn="1" w:firstRow="1" w:lastColumn="0" w:lastRow="0" w:noHBand="0" w:noVBand="1" w:val="04A0"/>
+      </w:tblPr>
+      <w:tblGrid>
+        <w:gridCol w:w="4819"/>
+        <w:gridCol w:w="4819"/>
+      </w:tblGrid>
+      <w:tr>
+        <w:trPr>
+          <w:cantSplit/>
+          <w:tblHeader/>
+        </w:trPr>
+        <w:tc>
+          <w:tcPr>
+            <w:tcW w:type="dxa" w:w="4819"/>
+            <w:shd w:fill="DCE8F4"/>
+            <w:tcBorders>
+              <w:top w:val="single" w:sz="4" w:color="D9D9D9"/>
+              <w:left w:val="single" w:sz="4" w:color="D9D9D9"/>
+              <w:bottom w:val="single" w:sz="4" w:color="D9D9D9"/>
+              <w:right w:val="single" w:sz="4" w:color="D9D9D9"/>
+            </w:tcBorders>
+            <w:tcMar>
+              <w:top w:w="70" w:type="dxa"/>
+              <w:left w:w="70" w:type="dxa"/>
+              <w:bottom w:w="70" w:type="dxa"/>
+              <w:right w:w="70" w:type="dxa"/>
+            </w:tcMar>
+          </w:tcPr>
+          <w:p>
+            <w:pPr>
+              <w:spacing w:after="60" w:before="60"/>
+            </w:pPr>
+            <w:r>
+              <w:rPr>
+                <w:b/>
+                <w:sz w:val="18"/>
+              </w:rPr>
+              <w:t>Cách khởi động</w:t>
+            </w:r>
+          </w:p>
+        </w:tc>
+        <w:tc>
+          <w:tcPr>
+            <w:tcW w:type="dxa" w:w="4819"/>
+            <w:shd w:fill="DCE8F4"/>
+            <w:tcBorders>
+              <w:top w:val="single" w:sz="4" w:color="D9D9D9"/>
+              <w:left w:val="single" w:sz="4" w:color="D9D9D9"/>
+              <w:bottom w:val="single" w:sz="4" w:color="D9D9D9"/>
+              <w:right w:val="single" w:sz="4" w:color="D9D9D9"/>
+            </w:tcBorders>
+            <w:tcMar>
+              <w:top w:w="70" w:type="dxa"/>
+              <w:left w:w="70" w:type="dxa"/>
+              <w:bottom w:w="70" w:type="dxa"/>
+              <w:right w:w="70" w:type="dxa"/>
+            </w:tcMar>
+          </w:tcPr>
+          <w:p>
+            <w:pPr>
+              <w:spacing w:after="60" w:before="60"/>
+              <w:jc w:val="center"/>
+            </w:pPr>
+            <w:r>
+              <w:rPr>
+                <w:b/>
+                <w:sz w:val="18"/>
+              </w:rPr>
+              <w:t>Model được cấu hình</w:t>
+            </w:r>
+          </w:p>
+        </w:tc>
+      </w:tr>
+      <w:tr>
+        <w:trPr>
+          <w:cantSplit/>
+        </w:trPr>
+        <w:tc>
+          <w:tcPr>
+            <w:tcW w:type="dxa" w:w="4819"/>
+            <w:shd w:fill="FFFFFF"/>
+            <w:tcBorders>
+              <w:top w:val="single" w:sz="4" w:color="D9D9D9"/>
+              <w:left w:val="single" w:sz="4" w:color="D9D9D9"/>
+              <w:bottom w:val="single" w:sz="4" w:color="D9D9D9"/>
+              <w:right w:val="single" w:sz="4" w:color="D9D9D9"/>
+            </w:tcBorders>
+            <w:tcMar>
+              <w:top w:w="70" w:type="dxa"/>
+              <w:left w:w="70" w:type="dxa"/>
+              <w:bottom w:w="70" w:type="dxa"/>
+              <w:right w:w="70" w:type="dxa"/>
+            </w:tcMar>
+          </w:tcPr>
+          <w:p>
+            <w:pPr>
+              <w:spacing w:after="60" w:before="60"/>
+            </w:pPr>
+            <w:r>
+              <w:rPr>
+                <w:b w:val="0"/>
+                <w:sz w:val="18"/>
+              </w:rPr>
+              <w:t>start-emotion-custom.bat</w:t>
+            </w:r>
+          </w:p>
+        </w:tc>
+        <w:tc>
+          <w:tcPr>
+            <w:tcW w:type="dxa" w:w="4819"/>
+            <w:shd w:fill="FFFFFF"/>
+            <w:tcBorders>
+              <w:top w:val="single" w:sz="4" w:color="D9D9D9"/>
+              <w:left w:val="single" w:sz="4" w:color="D9D9D9"/>
+              <w:bottom w:val="single" w:sz="4" w:color="D9D9D9"/>
+              <w:right w:val="single" w:sz="4" w:color="D9D9D9"/>
+            </w:tcBorders>
+            <w:tcMar>
+              <w:top w:w="70" w:type="dxa"/>
+              <w:left w:w="70" w:type="dxa"/>
+              <w:bottom w:w="70" w:type="dxa"/>
+              <w:right w:w="70" w:type="dxa"/>
+            </w:tcMar>
+          </w:tcPr>
+          <w:p>
+            <w:pPr>
+              <w:spacing w:after="60" w:before="60"/>
+              <w:jc w:val="center"/>
+            </w:pPr>
+            <w:r>
+              <w:rPr>
+                <w:b w:val="0"/>
+                <w:sz w:val="18"/>
+              </w:rPr>
+              <w:t>C:\PBL4\models\vision\ferplus-custom-v1\hard-seed42.onnx</w:t>
+            </w:r>
+          </w:p>
+        </w:tc>
+      </w:tr>
+      <w:tr>
+        <w:trPr>
+          <w:cantSplit/>
+        </w:trPr>
+        <w:tc>
+          <w:tcPr>
+            <w:tcW w:type="dxa" w:w="4819"/>
+            <w:shd w:fill="F3F6F9"/>
+            <w:tcBorders>
+              <w:top w:val="single" w:sz="4" w:color="D9D9D9"/>
+              <w:left w:val="single" w:sz="4" w:color="D9D9D9"/>
+              <w:bottom w:val="single" w:sz="4" w:color="D9D9D9"/>
+              <w:right w:val="single" w:sz="4" w:color="D9D9D9"/>
+            </w:tcBorders>
+            <w:tcMar>
+              <w:top w:w="70" w:type="dxa"/>
+              <w:left w:w="70" w:type="dxa"/>
+              <w:bottom w:w="70" w:type="dxa"/>
+              <w:right w:w="70" w:type="dxa"/>
+            </w:tcMar>
+          </w:tcPr>
+          <w:p>
+            <w:pPr>
+              <w:spacing w:after="60" w:before="60"/>
+            </w:pPr>
+            <w:r>
+              <w:rPr>
+                <w:b w:val="0"/>
+                <w:sz w:val="18"/>
+              </w:rPr>
+              <w:t>start.bat mặc định</w:t>
+            </w:r>
+          </w:p>
+        </w:tc>
+        <w:tc>
+          <w:tcPr>
+            <w:tcW w:type="dxa" w:w="4819"/>
+            <w:shd w:fill="F3F6F9"/>
+            <w:tcBorders>
+              <w:top w:val="single" w:sz="4" w:color="D9D9D9"/>
+              <w:left w:val="single" w:sz="4" w:color="D9D9D9"/>
+              <w:bottom w:val="single" w:sz="4" w:color="D9D9D9"/>
+              <w:right w:val="single" w:sz="4" w:color="D9D9D9"/>
+            </w:tcBorders>
+            <w:tcMar>
+              <w:top w:w="70" w:type="dxa"/>
+              <w:left w:w="70" w:type="dxa"/>
+              <w:bottom w:w="70" w:type="dxa"/>
+              <w:right w:w="70" w:type="dxa"/>
+            </w:tcMar>
+          </w:tcPr>
+          <w:p>
+            <w:pPr>
+              <w:spacing w:after="60" w:before="60"/>
+              <w:jc w:val="center"/>
+            </w:pPr>
+            <w:r>
+              <w:rPr>
+                <w:b w:val="0"/>
+                <w:sz w:val="18"/>
+              </w:rPr>
+              <w:t>emotion-ferplus-8.onnx nếu không có biến môi trường ghi đè</w:t>
+            </w:r>
+          </w:p>
+        </w:tc>
+      </w:tr>
+      <w:tr>
+        <w:trPr>
+          <w:cantSplit/>
+        </w:trPr>
+        <w:tc>
+          <w:tcPr>
+            <w:tcW w:type="dxa" w:w="4819"/>
+            <w:shd w:fill="FFFFFF"/>
+            <w:tcBorders>
+              <w:top w:val="single" w:sz="4" w:color="D9D9D9"/>
+              <w:left w:val="single" w:sz="4" w:color="D9D9D9"/>
+              <w:bottom w:val="single" w:sz="4" w:color="D9D9D9"/>
+              <w:right w:val="single" w:sz="4" w:color="D9D9D9"/>
+            </w:tcBorders>
+            <w:tcMar>
+              <w:top w:w="70" w:type="dxa"/>
+              <w:left w:w="70" w:type="dxa"/>
+              <w:bottom w:w="70" w:type="dxa"/>
+              <w:right w:w="70" w:type="dxa"/>
+            </w:tcMar>
+          </w:tcPr>
+          <w:p>
+            <w:pPr>
+              <w:spacing w:after="60" w:before="60"/>
+            </w:pPr>
+            <w:r>
+              <w:rPr>
+                <w:b w:val="0"/>
+                <w:sz w:val="18"/>
+              </w:rPr>
+              <w:t>Model C để đối chiếu</w:t>
+            </w:r>
+          </w:p>
+        </w:tc>
+        <w:tc>
+          <w:tcPr>
+            <w:tcW w:type="dxa" w:w="4819"/>
+            <w:shd w:fill="FFFFFF"/>
+            <w:tcBorders>
+              <w:top w:val="single" w:sz="4" w:color="D9D9D9"/>
+              <w:left w:val="single" w:sz="4" w:color="D9D9D9"/>
+              <w:bottom w:val="single" w:sz="4" w:color="D9D9D9"/>
+              <w:right w:val="single" w:sz="4" w:color="D9D9D9"/>
+            </w:tcBorders>
+            <w:tcMar>
+              <w:top w:w="70" w:type="dxa"/>
+              <w:left w:w="70" w:type="dxa"/>
+              <w:bottom w:w="70" w:type="dxa"/>
+              <w:right w:w="70" w:type="dxa"/>
+            </w:tcMar>
+          </w:tcPr>
+          <w:p>
+            <w:pPr>
+              <w:spacing w:after="60" w:before="60"/>
+              <w:jc w:val="center"/>
+            </w:pPr>
+            <w:r>
+              <w:rPr>
+                <w:b w:val="0"/>
+                <w:sz w:val="18"/>
+              </w:rPr>
+              <w:t>C:\PBL4\models\vision\ferplus-custom-v1\soft-seed42.onnx</w:t>
+            </w:r>
+          </w:p>
+        </w:tc>
+      </w:tr>
+    </w:tbl>
+    <w:p>
+      <w:r>
+        <w:t>Model đã train xong. Đã cài B/C và giữ nguyên pretrained. Chưa xác nhận tiến trình ứng dụng đang mở thực sự chọn model nào; cần kiểm tra cấu hình của đúng phiên chạy.</w:t>
+      </w:r>
+    </w:p>
+    <w:tbl>
+      <w:tblPr>
+        <w:tblW w:type="auto" w:w="0"/>
+        <w:tblLayout w:type="fixed"/>
+        <w:tblLook w:firstColumn="1" w:firstRow="1" w:lastColumn="0" w:lastRow="0" w:noHBand="0" w:noVBand="1" w:val="04A0"/>
+      </w:tblPr>
+      <w:tblGrid>
+        <w:gridCol w:w="2409"/>
+        <w:gridCol w:w="2409"/>
+        <w:gridCol w:w="2409"/>
+        <w:gridCol w:w="2409"/>
+      </w:tblGrid>
+      <w:tr>
+        <w:trPr>
+          <w:cantSplit/>
+          <w:tblHeader/>
+        </w:trPr>
+        <w:tc>
+          <w:tcPr>
+            <w:tcW w:type="dxa" w:w="2409"/>
+            <w:shd w:fill="DCE8F4"/>
+            <w:tcBorders>
+              <w:top w:val="single" w:sz="4" w:color="D9D9D9"/>
+              <w:left w:val="single" w:sz="4" w:color="D9D9D9"/>
+              <w:bottom w:val="single" w:sz="4" w:color="D9D9D9"/>
+              <w:right w:val="single" w:sz="4" w:color="D9D9D9"/>
+            </w:tcBorders>
+            <w:tcMar>
+              <w:top w:w="70" w:type="dxa"/>
+              <w:left w:w="70" w:type="dxa"/>
+              <w:bottom w:w="70" w:type="dxa"/>
+              <w:right w:w="70" w:type="dxa"/>
+            </w:tcMar>
+          </w:tcPr>
+          <w:p>
+            <w:pPr>
+              <w:spacing w:after="60" w:before="60"/>
+            </w:pPr>
+            <w:r>
+              <w:rPr>
+                <w:b/>
+                <w:sz w:val="18"/>
+              </w:rPr>
+              <w:t>Test triển khai</w:t>
+            </w:r>
+          </w:p>
+        </w:tc>
+        <w:tc>
+          <w:tcPr>
+            <w:tcW w:type="dxa" w:w="2409"/>
+            <w:shd w:fill="DCE8F4"/>
+            <w:tcBorders>
+              <w:top w:val="single" w:sz="4" w:color="D9D9D9"/>
+              <w:left w:val="single" w:sz="4" w:color="D9D9D9"/>
+              <w:bottom w:val="single" w:sz="4" w:color="D9D9D9"/>
+              <w:right w:val="single" w:sz="4" w:color="D9D9D9"/>
+            </w:tcBorders>
+            <w:tcMar>
+              <w:top w:w="70" w:type="dxa"/>
+              <w:left w:w="70" w:type="dxa"/>
+              <w:bottom w:w="70" w:type="dxa"/>
+              <w:right w:w="70" w:type="dxa"/>
+            </w:tcMar>
+          </w:tcPr>
+          <w:p>
+            <w:pPr>
+              <w:spacing w:after="60" w:before="60"/>
+              <w:jc w:val="center"/>
+            </w:pPr>
+            <w:r>
+              <w:rPr>
+                <w:b/>
+                <w:sz w:val="18"/>
+              </w:rPr>
+              <w:t>A</w:t>
+            </w:r>
+          </w:p>
+        </w:tc>
+        <w:tc>
+          <w:tcPr>
+            <w:tcW w:type="dxa" w:w="2409"/>
+            <w:shd w:fill="DCE8F4"/>
+            <w:tcBorders>
+              <w:top w:val="single" w:sz="4" w:color="D9D9D9"/>
+              <w:left w:val="single" w:sz="4" w:color="D9D9D9"/>
+              <w:bottom w:val="single" w:sz="4" w:color="D9D9D9"/>
+              <w:right w:val="single" w:sz="4" w:color="D9D9D9"/>
+            </w:tcBorders>
+            <w:tcMar>
+              <w:top w:w="70" w:type="dxa"/>
+              <w:left w:w="70" w:type="dxa"/>
+              <w:bottom w:w="70" w:type="dxa"/>
+              <w:right w:w="70" w:type="dxa"/>
+            </w:tcMar>
+          </w:tcPr>
+          <w:p>
+            <w:pPr>
+              <w:spacing w:after="60" w:before="60"/>
+              <w:jc w:val="center"/>
+            </w:pPr>
+            <w:r>
+              <w:rPr>
+                <w:b/>
+                <w:sz w:val="18"/>
+              </w:rPr>
+              <w:t>B</w:t>
+            </w:r>
+          </w:p>
+        </w:tc>
+        <w:tc>
+          <w:tcPr>
+            <w:tcW w:type="dxa" w:w="2409"/>
+            <w:shd w:fill="DCE8F4"/>
+            <w:tcBorders>
+              <w:top w:val="single" w:sz="4" w:color="D9D9D9"/>
+              <w:left w:val="single" w:sz="4" w:color="D9D9D9"/>
+              <w:bottom w:val="single" w:sz="4" w:color="D9D9D9"/>
+              <w:right w:val="single" w:sz="4" w:color="D9D9D9"/>
+            </w:tcBorders>
+            <w:tcMar>
+              <w:top w:w="70" w:type="dxa"/>
+              <w:left w:w="70" w:type="dxa"/>
+              <w:bottom w:w="70" w:type="dxa"/>
+              <w:right w:w="70" w:type="dxa"/>
+            </w:tcMar>
+          </w:tcPr>
+          <w:p>
+            <w:pPr>
+              <w:spacing w:after="60" w:before="60"/>
+              <w:jc w:val="center"/>
+            </w:pPr>
+            <w:r>
+              <w:rPr>
+                <w:b/>
+                <w:sz w:val="18"/>
+              </w:rPr>
+              <w:t>C</w:t>
+            </w:r>
+          </w:p>
+        </w:tc>
+      </w:tr>
+      <w:tr>
+        <w:trPr>
+          <w:cantSplit/>
+        </w:trPr>
+        <w:tc>
+          <w:tcPr>
+            <w:tcW w:type="dxa" w:w="2409"/>
+            <w:shd w:fill="FFFFFF"/>
+            <w:tcBorders>
+              <w:top w:val="single" w:sz="4" w:color="D9D9D9"/>
+              <w:left w:val="single" w:sz="4" w:color="D9D9D9"/>
+              <w:bottom w:val="single" w:sz="4" w:color="D9D9D9"/>
+              <w:right w:val="single" w:sz="4" w:color="D9D9D9"/>
+            </w:tcBorders>
+            <w:tcMar>
+              <w:top w:w="70" w:type="dxa"/>
+              <w:left w:w="70" w:type="dxa"/>
+              <w:bottom w:w="70" w:type="dxa"/>
+              <w:right w:w="70" w:type="dxa"/>
+            </w:tcMar>
+          </w:tcPr>
+          <w:p>
+            <w:pPr>
+              <w:spacing w:after="60" w:before="60"/>
+            </w:pPr>
+            <w:r>
+              <w:rPr>
+                <w:b w:val="0"/>
+                <w:sz w:val="18"/>
+              </w:rPr>
+              <w:t>Dung lượng byte</w:t>
+            </w:r>
+          </w:p>
+        </w:tc>
+        <w:tc>
+          <w:tcPr>
+            <w:tcW w:type="dxa" w:w="2409"/>
+            <w:shd w:fill="FFFFFF"/>
+            <w:tcBorders>
+              <w:top w:val="single" w:sz="4" w:color="D9D9D9"/>
+              <w:left w:val="single" w:sz="4" w:color="D9D9D9"/>
+              <w:bottom w:val="single" w:sz="4" w:color="D9D9D9"/>
+              <w:right w:val="single" w:sz="4" w:color="D9D9D9"/>
+            </w:tcBorders>
+            <w:tcMar>
+              <w:top w:w="70" w:type="dxa"/>
+              <w:left w:w="70" w:type="dxa"/>
+              <w:bottom w:w="70" w:type="dxa"/>
+              <w:right w:w="70" w:type="dxa"/>
+            </w:tcMar>
+          </w:tcPr>
+          <w:p>
+            <w:pPr>
+              <w:spacing w:after="60" w:before="60"/>
+              <w:jc w:val="center"/>
+            </w:pPr>
+            <w:r>
+              <w:rPr>
+                <w:b w:val="0"/>
+                <w:sz w:val="18"/>
+              </w:rPr>
+              <w:t>35040571</w:t>
+            </w:r>
+          </w:p>
+        </w:tc>
+        <w:tc>
+          <w:tcPr>
+            <w:tcW w:type="dxa" w:w="2409"/>
+            <w:shd w:fill="FFFFFF"/>
+            <w:tcBorders>
+              <w:top w:val="single" w:sz="4" w:color="D9D9D9"/>
+              <w:left w:val="single" w:sz="4" w:color="D9D9D9"/>
+              <w:bottom w:val="single" w:sz="4" w:color="D9D9D9"/>
+              <w:right w:val="single" w:sz="4" w:color="D9D9D9"/>
+            </w:tcBorders>
+            <w:tcMar>
+              <w:top w:w="70" w:type="dxa"/>
+              <w:left w:w="70" w:type="dxa"/>
+              <w:bottom w:w="70" w:type="dxa"/>
+              <w:right w:w="70" w:type="dxa"/>
+            </w:tcMar>
+          </w:tcPr>
+          <w:p>
+            <w:pPr>
+              <w:spacing w:after="60" w:before="60"/>
+              <w:jc w:val="center"/>
+            </w:pPr>
+            <w:r>
+              <w:rPr>
+                <w:b w:val="0"/>
+                <w:sz w:val="18"/>
+              </w:rPr>
+              <w:t>4699882</w:t>
+            </w:r>
+          </w:p>
+        </w:tc>
+        <w:tc>
+          <w:tcPr>
+            <w:tcW w:type="dxa" w:w="2409"/>
+            <w:shd w:fill="FFFFFF"/>
+            <w:tcBorders>
+              <w:top w:val="single" w:sz="4" w:color="D9D9D9"/>
+              <w:left w:val="single" w:sz="4" w:color="D9D9D9"/>
+              <w:bottom w:val="single" w:sz="4" w:color="D9D9D9"/>
+              <w:right w:val="single" w:sz="4" w:color="D9D9D9"/>
+            </w:tcBorders>
+            <w:tcMar>
+              <w:top w:w="70" w:type="dxa"/>
+              <w:left w:w="70" w:type="dxa"/>
+              <w:bottom w:w="70" w:type="dxa"/>
+              <w:right w:w="70" w:type="dxa"/>
+            </w:tcMar>
+          </w:tcPr>
+          <w:p>
+            <w:pPr>
+              <w:spacing w:after="60" w:before="60"/>
+              <w:jc w:val="center"/>
+            </w:pPr>
+            <w:r>
+              <w:rPr>
+                <w:b w:val="0"/>
+                <w:sz w:val="18"/>
+              </w:rPr>
+              <w:t>4699882</w:t>
+            </w:r>
+          </w:p>
+        </w:tc>
+      </w:tr>
+      <w:tr>
+        <w:trPr>
+          <w:cantSplit/>
+        </w:trPr>
+        <w:tc>
+          <w:tcPr>
+            <w:tcW w:type="dxa" w:w="2409"/>
+            <w:shd w:fill="F3F6F9"/>
+            <w:tcBorders>
+              <w:top w:val="single" w:sz="4" w:color="D9D9D9"/>
+              <w:left w:val="single" w:sz="4" w:color="D9D9D9"/>
+              <w:bottom w:val="single" w:sz="4" w:color="D9D9D9"/>
+              <w:right w:val="single" w:sz="4" w:color="D9D9D9"/>
+            </w:tcBorders>
+            <w:tcMar>
+              <w:top w:w="70" w:type="dxa"/>
+              <w:left w:w="70" w:type="dxa"/>
+              <w:bottom w:w="70" w:type="dxa"/>
+              <w:right w:w="70" w:type="dxa"/>
+            </w:tcMar>
+          </w:tcPr>
+          <w:p>
+            <w:pPr>
+              <w:spacing w:after="60" w:before="60"/>
+            </w:pPr>
+            <w:r>
+              <w:rPr>
+                <w:b w:val="0"/>
+                <w:sz w:val="18"/>
+              </w:rPr>
+              <w:t>Median CPU Colab ms</w:t>
+            </w:r>
+          </w:p>
+        </w:tc>
+        <w:tc>
+          <w:tcPr>
+            <w:tcW w:type="dxa" w:w="2409"/>
+            <w:shd w:fill="F3F6F9"/>
+            <w:tcBorders>
+              <w:top w:val="single" w:sz="4" w:color="D9D9D9"/>
+              <w:left w:val="single" w:sz="4" w:color="D9D9D9"/>
+              <w:bottom w:val="single" w:sz="4" w:color="D9D9D9"/>
+              <w:right w:val="single" w:sz="4" w:color="D9D9D9"/>
+            </w:tcBorders>
+            <w:tcMar>
+              <w:top w:w="70" w:type="dxa"/>
+              <w:left w:w="70" w:type="dxa"/>
+              <w:bottom w:w="70" w:type="dxa"/>
+              <w:right w:w="70" w:type="dxa"/>
+            </w:tcMar>
+          </w:tcPr>
+          <w:p>
+            <w:pPr>
+              <w:spacing w:after="60" w:before="60"/>
+              <w:jc w:val="center"/>
+            </w:pPr>
+            <w:r>
+              <w:rPr>
+                <w:b w:val="0"/>
+                <w:sz w:val="18"/>
+              </w:rPr>
+              <w:t>22.957</w:t>
+            </w:r>
+          </w:p>
+        </w:tc>
+        <w:tc>
+          <w:tcPr>
+            <w:tcW w:type="dxa" w:w="2409"/>
+            <w:shd w:fill="F3F6F9"/>
+            <w:tcBorders>
+              <w:top w:val="single" w:sz="4" w:color="D9D9D9"/>
+              <w:left w:val="single" w:sz="4" w:color="D9D9D9"/>
+              <w:bottom w:val="single" w:sz="4" w:color="D9D9D9"/>
+              <w:right w:val="single" w:sz="4" w:color="D9D9D9"/>
+            </w:tcBorders>
+            <w:tcMar>
+              <w:top w:w="70" w:type="dxa"/>
+              <w:left w:w="70" w:type="dxa"/>
+              <w:bottom w:w="70" w:type="dxa"/>
+              <w:right w:w="70" w:type="dxa"/>
+            </w:tcMar>
+          </w:tcPr>
+          <w:p>
+            <w:pPr>
+              <w:spacing w:after="60" w:before="60"/>
+              <w:jc w:val="center"/>
+            </w:pPr>
+            <w:r>
+              <w:rPr>
+                <w:b w:val="0"/>
+                <w:sz w:val="18"/>
+              </w:rPr>
+              <w:t>5.699</w:t>
+            </w:r>
+          </w:p>
+        </w:tc>
+        <w:tc>
+          <w:tcPr>
+            <w:tcW w:type="dxa" w:w="2409"/>
+            <w:shd w:fill="F3F6F9"/>
+            <w:tcBorders>
+              <w:top w:val="single" w:sz="4" w:color="D9D9D9"/>
+              <w:left w:val="single" w:sz="4" w:color="D9D9D9"/>
+              <w:bottom w:val="single" w:sz="4" w:color="D9D9D9"/>
+              <w:right w:val="single" w:sz="4" w:color="D9D9D9"/>
+            </w:tcBorders>
+            <w:tcMar>
+              <w:top w:w="70" w:type="dxa"/>
+              <w:left w:w="70" w:type="dxa"/>
+              <w:bottom w:w="70" w:type="dxa"/>
+              <w:right w:w="70" w:type="dxa"/>
+            </w:tcMar>
+          </w:tcPr>
+          <w:p>
+            <w:pPr>
+              <w:spacing w:after="60" w:before="60"/>
+              <w:jc w:val="center"/>
+            </w:pPr>
+            <w:r>
+              <w:rPr>
+                <w:b w:val="0"/>
+                <w:sz w:val="18"/>
+              </w:rPr>
+              <w:t>5.606</w:t>
+            </w:r>
+          </w:p>
+        </w:tc>
+      </w:tr>
+      <w:tr>
+        <w:trPr>
+          <w:cantSplit/>
+        </w:trPr>
+        <w:tc>
+          <w:tcPr>
+            <w:tcW w:type="dxa" w:w="2409"/>
+            <w:shd w:fill="FFFFFF"/>
+            <w:tcBorders>
+              <w:top w:val="single" w:sz="4" w:color="D9D9D9"/>
+              <w:left w:val="single" w:sz="4" w:color="D9D9D9"/>
+              <w:bottom w:val="single" w:sz="4" w:color="D9D9D9"/>
+              <w:right w:val="single" w:sz="4" w:color="D9D9D9"/>
+            </w:tcBorders>
+            <w:tcMar>
+              <w:top w:w="70" w:type="dxa"/>
+              <w:left w:w="70" w:type="dxa"/>
+              <w:bottom w:w="70" w:type="dxa"/>
+              <w:right w:w="70" w:type="dxa"/>
+            </w:tcMar>
+          </w:tcPr>
+          <w:p>
+            <w:pPr>
+              <w:spacing w:after="60" w:before="60"/>
+            </w:pPr>
+            <w:r>
+              <w:rPr>
+                <w:b w:val="0"/>
+                <w:sz w:val="18"/>
+              </w:rPr>
+              <w:t>P95 CPU Colab ms</w:t>
+            </w:r>
+          </w:p>
+        </w:tc>
+        <w:tc>
+          <w:tcPr>
+            <w:tcW w:type="dxa" w:w="2409"/>
+            <w:shd w:fill="FFFFFF"/>
+            <w:tcBorders>
+              <w:top w:val="single" w:sz="4" w:color="D9D9D9"/>
+              <w:left w:val="single" w:sz="4" w:color="D9D9D9"/>
+              <w:bottom w:val="single" w:sz="4" w:color="D9D9D9"/>
+              <w:right w:val="single" w:sz="4" w:color="D9D9D9"/>
+            </w:tcBorders>
+            <w:tcMar>
+              <w:top w:w="70" w:type="dxa"/>
+              <w:left w:w="70" w:type="dxa"/>
+              <w:bottom w:w="70" w:type="dxa"/>
+              <w:right w:w="70" w:type="dxa"/>
+            </w:tcMar>
+          </w:tcPr>
+          <w:p>
+            <w:pPr>
+              <w:spacing w:after="60" w:before="60"/>
+              <w:jc w:val="center"/>
+            </w:pPr>
+            <w:r>
+              <w:rPr>
+                <w:b w:val="0"/>
+                <w:sz w:val="18"/>
+              </w:rPr>
+              <w:t>29.534</w:t>
+            </w:r>
+          </w:p>
+        </w:tc>
+        <w:tc>
+          <w:tcPr>
+            <w:tcW w:type="dxa" w:w="2409"/>
+            <w:shd w:fill="FFFFFF"/>
+            <w:tcBorders>
+              <w:top w:val="single" w:sz="4" w:color="D9D9D9"/>
+              <w:left w:val="single" w:sz="4" w:color="D9D9D9"/>
+              <w:bottom w:val="single" w:sz="4" w:color="D9D9D9"/>
+              <w:right w:val="single" w:sz="4" w:color="D9D9D9"/>
+            </w:tcBorders>
+            <w:tcMar>
+              <w:top w:w="70" w:type="dxa"/>
+              <w:left w:w="70" w:type="dxa"/>
+              <w:bottom w:w="70" w:type="dxa"/>
+              <w:right w:w="70" w:type="dxa"/>
+            </w:tcMar>
+          </w:tcPr>
+          <w:p>
+            <w:pPr>
+              <w:spacing w:after="60" w:before="60"/>
+              <w:jc w:val="center"/>
+            </w:pPr>
+            <w:r>
+              <w:rPr>
+                <w:b w:val="0"/>
+                <w:sz w:val="18"/>
+              </w:rPr>
+              <w:t>7.401</w:t>
+            </w:r>
+          </w:p>
+        </w:tc>
+        <w:tc>
+          <w:tcPr>
+            <w:tcW w:type="dxa" w:w="2409"/>
+            <w:shd w:fill="FFFFFF"/>
+            <w:tcBorders>
+              <w:top w:val="single" w:sz="4" w:color="D9D9D9"/>
+              <w:left w:val="single" w:sz="4" w:color="D9D9D9"/>
+              <w:bottom w:val="single" w:sz="4" w:color="D9D9D9"/>
+              <w:right w:val="single" w:sz="4" w:color="D9D9D9"/>
+            </w:tcBorders>
+            <w:tcMar>
+              <w:top w:w="70" w:type="dxa"/>
+              <w:left w:w="70" w:type="dxa"/>
+              <w:bottom w:w="70" w:type="dxa"/>
+              <w:right w:w="70" w:type="dxa"/>
+            </w:tcMar>
+          </w:tcPr>
+          <w:p>
+            <w:pPr>
+              <w:spacing w:after="60" w:before="60"/>
+              <w:jc w:val="center"/>
+            </w:pPr>
+            <w:r>
+              <w:rPr>
+                <w:b w:val="0"/>
+                <w:sz w:val="18"/>
+              </w:rPr>
+              <w:t>7.539</w:t>
+            </w:r>
+          </w:p>
+        </w:tc>
+      </w:tr>
+    </w:tbl>
     <w:tbl>
       <w:tblPr>
         <w:tblW w:type="auto" w:w="0"/>
@@ -8869,7 +8702,7 @@
                 <w:b/>
                 <w:sz w:val="18"/>
               </w:rPr>
-              <w:t>B hard</w:t>
+              <w:t>B</w:t>
             </w:r>
           </w:p>
         </w:tc>
@@ -8900,7 +8733,7 @@
                 <w:b/>
                 <w:sz w:val="18"/>
               </w:rPr>
-              <w:t>C soft</w:t>
+              <w:t>C</w:t>
             </w:r>
           </w:p>
         </w:tc>
@@ -8935,7 +8768,7 @@
                 <w:b w:val="0"/>
                 <w:sz w:val="18"/>
               </w:rPr>
-              <w:t>Sai số tuyệt đối lớn nhất ORT</w:t>
+              <w:t>ORT sai số lớn nhất</w:t>
             </w:r>
           </w:p>
         </w:tc>
@@ -9032,7 +8865,7 @@
                 <w:b w:val="0"/>
                 <w:sz w:val="18"/>
               </w:rPr>
-              <w:t>Sai số tuyệt đối lớn nhất OpenCV</w:t>
+              <w:t>OpenCV sai số lớn nhất</w:t>
             </w:r>
           </w:p>
         </w:tc>
@@ -9129,7 +8962,7 @@
                 <w:b w:val="0"/>
                 <w:sz w:val="18"/>
               </w:rPr>
-              <w:t>Mẫu kiểm tra</w:t>
+              <w:t>Dữ liệu parity</w:t>
             </w:r>
           </w:p>
         </w:tc>
@@ -9160,7 +8993,7 @@
                 <w:b w:val="0"/>
                 <w:sz w:val="18"/>
               </w:rPr>
-              <w:t>16 ảnh validation và 3 probe pixel</w:t>
+              <w:t>16 ảnh validation + 3 probe</w:t>
             </w:r>
           </w:p>
         </w:tc>
@@ -9191,45 +9024,20 @@
                 <w:b w:val="0"/>
                 <w:sz w:val="18"/>
               </w:rPr>
-              <w:t>16 ảnh validation và 3 probe pixel</w:t>
+              <w:t>16 ảnh validation + 3 probe</w:t>
             </w:r>
           </w:p>
         </w:tc>
       </w:tr>
     </w:tbl>
-    <w:p/>
     <w:p>
       <w:r>
-        <w:t>Ngưỡng đối chiếu: rtol 0,001 và atol 0,0001. Môi trường export ghi nhận OpenCV 4.14.0 và ONNX Runtime 1.31.0. Cả hai file tải về khớp SHA256 trong metadata và báo cáo, có đúng tám logits và chuẩn hóa nằm trong graph.</w:t>
+        <w:t>ONNX opset 13 batch 1; input float32 1 × 1 × 64 × 64 dải 0 đến 255; chuẩn hóa trong graph; output tám logits chưa softmax. Parity rtol 0,001 atol 0,0001. Đã đối chiếu SHA256 và kiểm tra ba ảnh nhân tạo qua Vision tại máy; chưa đo accuracy webcam.</w:t>
       </w:r>
     </w:p>
     <w:p>
       <w:r>
-        <w:t>Tại máy PBL4, cả B/C đã nạp được qua OpenCV và hàm emotion_probabilities với ba ảnh nhân tạo mức pixel 0, 128, 255; đầu ra hữu hạn và tổng softmax bằng một. Đây là kiểm tra tương thích, không đo accuracy người thật.</w:t>
-      </w:r>
-    </w:p>
-    <w:p>
-      <w:r>
-        <w:t>SHA256 B</w:t>
-        <w:br/>
-        <w:t>71c297f36305c1958c4fca3b4b2d9c23f037fe27a78621989d39a06130f37762</w:t>
-      </w:r>
-    </w:p>
-    <w:p>
-      <w:r>
-        <w:t>SHA256 C</w:t>
-        <w:br/>
-        <w:t>a3a7e95768059e8fc816765e3d3992eace7b6adf696869a0b7b7078c63dd91b7</w:t>
-      </w:r>
-    </w:p>
-    <w:p>
-      <w:r>
-        <w:t>Mã kiến trúc: training/emotion/model.py. Chuẩn bị dữ liệu: data.py. Train: train.py. Xuất mạng: export.py. So sánh trực tiếp: evaluate.py. Notebook: notebooks/ferplus_training_colab.ipynb. Nhánh Git: thai+emotion-recognition-training.</w:t>
-      </w:r>
-    </w:p>
-    <w:p>
-      <w:r>
-        <w:br w:type="page"/>
+        <w:t>Timing: OpenCV 4.14.0 CPU Colab hai thread 20 warmup; gồm setInput forward kiểm tra đầu ra, không gồm resize detector hoặc xử lý thời gian. Không dùng số này để khẳng định FPS tại máy PBL4.</w:t>
       </w:r>
     </w:p>
     <w:p>
@@ -9237,634 +9045,39 @@
         <w:pStyle w:val="Heading1"/>
       </w:pPr>
       <w:r>
-        <w:t>9 Giới hạn và hướng cải thiện</w:t>
+        <w:t>Căn cứ và tài liệu</w:t>
       </w:r>
     </w:p>
     <w:p>
       <w:r>
-        <w:t>Cải tiến đã đạt: nhóm tự định nghĩa và huấn luyện CNN, quản lý checkpoint, xuất model nhỏ hơn, kiểm chứng tương thích và so sánh định lượng với pretrained. Không tuyên bố phát minh kiến trúc CNN mới hoặc vượt mọi model FER+ đã công bố.</w:t>
-      </w:r>
-    </w:p>
-    <w:tbl>
-      <w:tblPr>
-        <w:tblW w:type="auto" w:w="0"/>
-        <w:tblLayout w:type="fixed"/>
-        <w:tblLook w:firstColumn="1" w:firstRow="1" w:lastColumn="0" w:lastRow="0" w:noHBand="0" w:noVBand="1" w:val="04A0"/>
-      </w:tblPr>
-      <w:tblGrid>
-        <w:gridCol w:w="4819"/>
-        <w:gridCol w:w="4819"/>
-      </w:tblGrid>
-      <w:tr>
-        <w:trPr>
-          <w:cantSplit/>
-          <w:tblHeader/>
-        </w:trPr>
-        <w:tc>
-          <w:tcPr>
-            <w:tcW w:type="dxa" w:w="4819"/>
-            <w:shd w:fill="DCE8F4"/>
-            <w:tcBorders>
-              <w:top w:val="single" w:sz="4" w:color="D9D9D9"/>
-              <w:left w:val="single" w:sz="4" w:color="D9D9D9"/>
-              <w:bottom w:val="single" w:sz="4" w:color="D9D9D9"/>
-              <w:right w:val="single" w:sz="4" w:color="D9D9D9"/>
-            </w:tcBorders>
-            <w:tcMar>
-              <w:top w:w="70" w:type="dxa"/>
-              <w:left w:w="70" w:type="dxa"/>
-              <w:bottom w:w="70" w:type="dxa"/>
-              <w:right w:w="70" w:type="dxa"/>
-            </w:tcMar>
-          </w:tcPr>
-          <w:p>
-            <w:pPr>
-              <w:spacing w:after="60" w:before="60"/>
-            </w:pPr>
-            <w:r>
-              <w:rPr>
-                <w:b/>
-                <w:sz w:val="18"/>
-              </w:rPr>
-              <w:t>Giới hạn</w:t>
-            </w:r>
-          </w:p>
-        </w:tc>
-        <w:tc>
-          <w:tcPr>
-            <w:tcW w:type="dxa" w:w="4819"/>
-            <w:shd w:fill="DCE8F4"/>
-            <w:tcBorders>
-              <w:top w:val="single" w:sz="4" w:color="D9D9D9"/>
-              <w:left w:val="single" w:sz="4" w:color="D9D9D9"/>
-              <w:bottom w:val="single" w:sz="4" w:color="D9D9D9"/>
-              <w:right w:val="single" w:sz="4" w:color="D9D9D9"/>
-            </w:tcBorders>
-            <w:tcMar>
-              <w:top w:w="70" w:type="dxa"/>
-              <w:left w:w="70" w:type="dxa"/>
-              <w:bottom w:w="70" w:type="dxa"/>
-              <w:right w:w="70" w:type="dxa"/>
-            </w:tcMar>
-          </w:tcPr>
-          <w:p>
-            <w:pPr>
-              <w:spacing w:after="60" w:before="60"/>
-              <w:jc w:val="center"/>
-            </w:pPr>
-            <w:r>
-              <w:rPr>
-                <w:b/>
-                <w:sz w:val="18"/>
-              </w:rPr>
-              <w:t>Việc cần làm tiếp</w:t>
-            </w:r>
-          </w:p>
-        </w:tc>
-      </w:tr>
-      <w:tr>
-        <w:trPr>
-          <w:cantSplit/>
-        </w:trPr>
-        <w:tc>
-          <w:tcPr>
-            <w:tcW w:type="dxa" w:w="4819"/>
-            <w:shd w:fill="FFFFFF"/>
-            <w:tcBorders>
-              <w:top w:val="single" w:sz="4" w:color="D9D9D9"/>
-              <w:left w:val="single" w:sz="4" w:color="D9D9D9"/>
-              <w:bottom w:val="single" w:sz="4" w:color="D9D9D9"/>
-              <w:right w:val="single" w:sz="4" w:color="D9D9D9"/>
-            </w:tcBorders>
-            <w:tcMar>
-              <w:top w:w="70" w:type="dxa"/>
-              <w:left w:w="70" w:type="dxa"/>
-              <w:bottom w:w="70" w:type="dxa"/>
-              <w:right w:w="70" w:type="dxa"/>
-            </w:tcMar>
-          </w:tcPr>
-          <w:p>
-            <w:pPr>
-              <w:spacing w:after="60" w:before="60"/>
-            </w:pPr>
-            <w:r>
-              <w:rPr>
-                <w:b w:val="0"/>
-                <w:sz w:val="18"/>
-              </w:rPr>
-              <w:t>531 nhóm ảnh trùng giữa split</w:t>
-            </w:r>
-          </w:p>
-        </w:tc>
-        <w:tc>
-          <w:tcPr>
-            <w:tcW w:type="dxa" w:w="4819"/>
-            <w:shd w:fill="FFFFFF"/>
-            <w:tcBorders>
-              <w:top w:val="single" w:sz="4" w:color="D9D9D9"/>
-              <w:left w:val="single" w:sz="4" w:color="D9D9D9"/>
-              <w:bottom w:val="single" w:sz="4" w:color="D9D9D9"/>
-              <w:right w:val="single" w:sz="4" w:color="D9D9D9"/>
-            </w:tcBorders>
-            <w:tcMar>
-              <w:top w:w="70" w:type="dxa"/>
-              <w:left w:w="70" w:type="dxa"/>
-              <w:bottom w:w="70" w:type="dxa"/>
-              <w:right w:w="70" w:type="dxa"/>
-            </w:tcMar>
-          </w:tcPr>
-          <w:p>
-            <w:pPr>
-              <w:spacing w:after="60" w:before="60"/>
-              <w:jc w:val="center"/>
-            </w:pPr>
-            <w:r>
-              <w:rPr>
-                <w:b w:val="0"/>
-                <w:sz w:val="18"/>
-              </w:rPr>
-              <w:t>Tạo đánh giá bổ sung loại trùng và tách nhóm ảnh trước train; đo lại cả A B C</w:t>
-            </w:r>
-          </w:p>
-        </w:tc>
-      </w:tr>
-      <w:tr>
-        <w:trPr>
-          <w:cantSplit/>
-        </w:trPr>
-        <w:tc>
-          <w:tcPr>
-            <w:tcW w:type="dxa" w:w="4819"/>
-            <w:shd w:fill="F3F6F9"/>
-            <w:tcBorders>
-              <w:top w:val="single" w:sz="4" w:color="D9D9D9"/>
-              <w:left w:val="single" w:sz="4" w:color="D9D9D9"/>
-              <w:bottom w:val="single" w:sz="4" w:color="D9D9D9"/>
-              <w:right w:val="single" w:sz="4" w:color="D9D9D9"/>
-            </w:tcBorders>
-            <w:tcMar>
-              <w:top w:w="70" w:type="dxa"/>
-              <w:left w:w="70" w:type="dxa"/>
-              <w:bottom w:w="70" w:type="dxa"/>
-              <w:right w:w="70" w:type="dxa"/>
-            </w:tcMar>
-          </w:tcPr>
-          <w:p>
-            <w:pPr>
-              <w:spacing w:after="60" w:before="60"/>
-            </w:pPr>
-            <w:r>
-              <w:rPr>
-                <w:b w:val="0"/>
-                <w:sz w:val="18"/>
-              </w:rPr>
-              <w:t>Mới chạy một seed</w:t>
-            </w:r>
-          </w:p>
-        </w:tc>
-        <w:tc>
-          <w:tcPr>
-            <w:tcW w:type="dxa" w:w="4819"/>
-            <w:shd w:fill="F3F6F9"/>
-            <w:tcBorders>
-              <w:top w:val="single" w:sz="4" w:color="D9D9D9"/>
-              <w:left w:val="single" w:sz="4" w:color="D9D9D9"/>
-              <w:bottom w:val="single" w:sz="4" w:color="D9D9D9"/>
-              <w:right w:val="single" w:sz="4" w:color="D9D9D9"/>
-            </w:tcBorders>
-            <w:tcMar>
-              <w:top w:w="70" w:type="dxa"/>
-              <w:left w:w="70" w:type="dxa"/>
-              <w:bottom w:w="70" w:type="dxa"/>
-              <w:right w:w="70" w:type="dxa"/>
-            </w:tcMar>
-          </w:tcPr>
-          <w:p>
-            <w:pPr>
-              <w:spacing w:after="60" w:before="60"/>
-              <w:jc w:val="center"/>
-            </w:pPr>
-            <w:r>
-              <w:rPr>
-                <w:b w:val="0"/>
-                <w:sz w:val="18"/>
-              </w:rPr>
-              <w:t>Chạy ít nhất ba seed rồi báo trung bình và độ lệch chuẩn</w:t>
-            </w:r>
-          </w:p>
-        </w:tc>
-      </w:tr>
-      <w:tr>
-        <w:trPr>
-          <w:cantSplit/>
-        </w:trPr>
-        <w:tc>
-          <w:tcPr>
-            <w:tcW w:type="dxa" w:w="4819"/>
-            <w:shd w:fill="FFFFFF"/>
-            <w:tcBorders>
-              <w:top w:val="single" w:sz="4" w:color="D9D9D9"/>
-              <w:left w:val="single" w:sz="4" w:color="D9D9D9"/>
-              <w:bottom w:val="single" w:sz="4" w:color="D9D9D9"/>
-              <w:right w:val="single" w:sz="4" w:color="D9D9D9"/>
-            </w:tcBorders>
-            <w:tcMar>
-              <w:top w:w="70" w:type="dxa"/>
-              <w:left w:w="70" w:type="dxa"/>
-              <w:bottom w:w="70" w:type="dxa"/>
-              <w:right w:w="70" w:type="dxa"/>
-            </w:tcMar>
-          </w:tcPr>
-          <w:p>
-            <w:pPr>
-              <w:spacing w:after="60" w:before="60"/>
-            </w:pPr>
-            <w:r>
-              <w:rPr>
-                <w:b w:val="0"/>
-                <w:sz w:val="18"/>
-              </w:rPr>
-              <w:t>Dữ liệu lệch lớp</w:t>
-            </w:r>
-          </w:p>
-        </w:tc>
-        <w:tc>
-          <w:tcPr>
-            <w:tcW w:type="dxa" w:w="4819"/>
-            <w:shd w:fill="FFFFFF"/>
-            <w:tcBorders>
-              <w:top w:val="single" w:sz="4" w:color="D9D9D9"/>
-              <w:left w:val="single" w:sz="4" w:color="D9D9D9"/>
-              <w:bottom w:val="single" w:sz="4" w:color="D9D9D9"/>
-              <w:right w:val="single" w:sz="4" w:color="D9D9D9"/>
-            </w:tcBorders>
-            <w:tcMar>
-              <w:top w:w="70" w:type="dxa"/>
-              <w:left w:w="70" w:type="dxa"/>
-              <w:bottom w:w="70" w:type="dxa"/>
-              <w:right w:w="70" w:type="dxa"/>
-            </w:tcMar>
-          </w:tcPr>
-          <w:p>
-            <w:pPr>
-              <w:spacing w:after="60" w:before="60"/>
-              <w:jc w:val="center"/>
-            </w:pPr>
-            <w:r>
-              <w:rPr>
-                <w:b w:val="0"/>
-                <w:sz w:val="18"/>
-              </w:rPr>
-              <w:t>Thử cân bằng sampler hoặc loss có trọng số bằng validation riêng</w:t>
-            </w:r>
-          </w:p>
-        </w:tc>
-      </w:tr>
-      <w:tr>
-        <w:trPr>
-          <w:cantSplit/>
-        </w:trPr>
-        <w:tc>
-          <w:tcPr>
-            <w:tcW w:type="dxa" w:w="4819"/>
-            <w:shd w:fill="F3F6F9"/>
-            <w:tcBorders>
-              <w:top w:val="single" w:sz="4" w:color="D9D9D9"/>
-              <w:left w:val="single" w:sz="4" w:color="D9D9D9"/>
-              <w:bottom w:val="single" w:sz="4" w:color="D9D9D9"/>
-              <w:right w:val="single" w:sz="4" w:color="D9D9D9"/>
-            </w:tcBorders>
-            <w:tcMar>
-              <w:top w:w="70" w:type="dxa"/>
-              <w:left w:w="70" w:type="dxa"/>
-              <w:bottom w:w="70" w:type="dxa"/>
-              <w:right w:w="70" w:type="dxa"/>
-            </w:tcMar>
-          </w:tcPr>
-          <w:p>
-            <w:pPr>
-              <w:spacing w:after="60" w:before="60"/>
-            </w:pPr>
-            <w:r>
-              <w:rPr>
-                <w:b w:val="0"/>
-                <w:sz w:val="18"/>
-              </w:rPr>
-              <w:t>Lớp hiếm ít mẫu</w:t>
-            </w:r>
-          </w:p>
-        </w:tc>
-        <w:tc>
-          <w:tcPr>
-            <w:tcW w:type="dxa" w:w="4819"/>
-            <w:shd w:fill="F3F6F9"/>
-            <w:tcBorders>
-              <w:top w:val="single" w:sz="4" w:color="D9D9D9"/>
-              <w:left w:val="single" w:sz="4" w:color="D9D9D9"/>
-              <w:bottom w:val="single" w:sz="4" w:color="D9D9D9"/>
-              <w:right w:val="single" w:sz="4" w:color="D9D9D9"/>
-            </w:tcBorders>
-            <w:tcMar>
-              <w:top w:w="70" w:type="dxa"/>
-              <w:left w:w="70" w:type="dxa"/>
-              <w:bottom w:w="70" w:type="dxa"/>
-              <w:right w:w="70" w:type="dxa"/>
-            </w:tcMar>
-          </w:tcPr>
-          <w:p>
-            <w:pPr>
-              <w:spacing w:after="60" w:before="60"/>
-              <w:jc w:val="center"/>
-            </w:pPr>
-            <w:r>
-              <w:rPr>
-                <w:b w:val="0"/>
-                <w:sz w:val="18"/>
-              </w:rPr>
-              <w:t>Thu thập thêm dữ liệu hợp lệ; xem recall từng lớp và độ bất định</w:t>
-            </w:r>
-          </w:p>
-        </w:tc>
-      </w:tr>
-      <w:tr>
-        <w:trPr>
-          <w:cantSplit/>
-        </w:trPr>
-        <w:tc>
-          <w:tcPr>
-            <w:tcW w:type="dxa" w:w="4819"/>
-            <w:shd w:fill="FFFFFF"/>
-            <w:tcBorders>
-              <w:top w:val="single" w:sz="4" w:color="D9D9D9"/>
-              <w:left w:val="single" w:sz="4" w:color="D9D9D9"/>
-              <w:bottom w:val="single" w:sz="4" w:color="D9D9D9"/>
-              <w:right w:val="single" w:sz="4" w:color="D9D9D9"/>
-            </w:tcBorders>
-            <w:tcMar>
-              <w:top w:w="70" w:type="dxa"/>
-              <w:left w:w="70" w:type="dxa"/>
-              <w:bottom w:w="70" w:type="dxa"/>
-              <w:right w:w="70" w:type="dxa"/>
-            </w:tcMar>
-          </w:tcPr>
-          <w:p>
-            <w:pPr>
-              <w:spacing w:after="60" w:before="60"/>
-            </w:pPr>
-            <w:r>
-              <w:rPr>
-                <w:b w:val="0"/>
-                <w:sz w:val="18"/>
-              </w:rPr>
-              <w:t>Validation loss B tăng</w:t>
-            </w:r>
-          </w:p>
-        </w:tc>
-        <w:tc>
-          <w:tcPr>
-            <w:tcW w:type="dxa" w:w="4819"/>
-            <w:shd w:fill="FFFFFF"/>
-            <w:tcBorders>
-              <w:top w:val="single" w:sz="4" w:color="D9D9D9"/>
-              <w:left w:val="single" w:sz="4" w:color="D9D9D9"/>
-              <w:bottom w:val="single" w:sz="4" w:color="D9D9D9"/>
-              <w:right w:val="single" w:sz="4" w:color="D9D9D9"/>
-            </w:tcBorders>
-            <w:tcMar>
-              <w:top w:w="70" w:type="dxa"/>
-              <w:left w:w="70" w:type="dxa"/>
-              <w:bottom w:w="70" w:type="dxa"/>
-              <w:right w:w="70" w:type="dxa"/>
-            </w:tcMar>
-          </w:tcPr>
-          <w:p>
-            <w:pPr>
-              <w:spacing w:after="60" w:before="60"/>
-              <w:jc w:val="center"/>
-            </w:pPr>
-            <w:r>
-              <w:rPr>
-                <w:b w:val="0"/>
-                <w:sz w:val="18"/>
-              </w:rPr>
-              <w:t>Khảo sát regularization và hiệu chuẩn xác suất; giữ chọn checkpoint theo tiêu chí chốt trước</w:t>
-            </w:r>
-          </w:p>
-        </w:tc>
-      </w:tr>
-      <w:tr>
-        <w:trPr>
-          <w:cantSplit/>
-        </w:trPr>
-        <w:tc>
-          <w:tcPr>
-            <w:tcW w:type="dxa" w:w="4819"/>
-            <w:shd w:fill="F3F6F9"/>
-            <w:tcBorders>
-              <w:top w:val="single" w:sz="4" w:color="D9D9D9"/>
-              <w:left w:val="single" w:sz="4" w:color="D9D9D9"/>
-              <w:bottom w:val="single" w:sz="4" w:color="D9D9D9"/>
-              <w:right w:val="single" w:sz="4" w:color="D9D9D9"/>
-            </w:tcBorders>
-            <w:tcMar>
-              <w:top w:w="70" w:type="dxa"/>
-              <w:left w:w="70" w:type="dxa"/>
-              <w:bottom w:w="70" w:type="dxa"/>
-              <w:right w:w="70" w:type="dxa"/>
-            </w:tcMar>
-          </w:tcPr>
-          <w:p>
-            <w:pPr>
-              <w:spacing w:after="60" w:before="60"/>
-            </w:pPr>
-            <w:r>
-              <w:rPr>
-                <w:b w:val="0"/>
-                <w:sz w:val="18"/>
-              </w:rPr>
-              <w:t>Chưa có benchmark camera</w:t>
-            </w:r>
-          </w:p>
-        </w:tc>
-        <w:tc>
-          <w:tcPr>
-            <w:tcW w:type="dxa" w:w="4819"/>
-            <w:shd w:fill="F3F6F9"/>
-            <w:tcBorders>
-              <w:top w:val="single" w:sz="4" w:color="D9D9D9"/>
-              <w:left w:val="single" w:sz="4" w:color="D9D9D9"/>
-              <w:bottom w:val="single" w:sz="4" w:color="D9D9D9"/>
-              <w:right w:val="single" w:sz="4" w:color="D9D9D9"/>
-            </w:tcBorders>
-            <w:tcMar>
-              <w:top w:w="70" w:type="dxa"/>
-              <w:left w:w="70" w:type="dxa"/>
-              <w:bottom w:w="70" w:type="dxa"/>
-              <w:right w:w="70" w:type="dxa"/>
-            </w:tcMar>
-          </w:tcPr>
-          <w:p>
-            <w:pPr>
-              <w:spacing w:after="60" w:before="60"/>
-              <w:jc w:val="center"/>
-            </w:pPr>
-            <w:r>
-              <w:rPr>
-                <w:b w:val="0"/>
-                <w:sz w:val="18"/>
-              </w:rPr>
-              <w:t>Gán nhãn ảnh và video độc lập theo người phiên sáng góc mặt; đo cả unknown và độ trễ chuyển nhãn</w:t>
-            </w:r>
-          </w:p>
-        </w:tc>
-      </w:tr>
-      <w:tr>
-        <w:trPr>
-          <w:cantSplit/>
-        </w:trPr>
-        <w:tc>
-          <w:tcPr>
-            <w:tcW w:type="dxa" w:w="4819"/>
-            <w:shd w:fill="FFFFFF"/>
-            <w:tcBorders>
-              <w:top w:val="single" w:sz="4" w:color="D9D9D9"/>
-              <w:left w:val="single" w:sz="4" w:color="D9D9D9"/>
-              <w:bottom w:val="single" w:sz="4" w:color="D9D9D9"/>
-              <w:right w:val="single" w:sz="4" w:color="D9D9D9"/>
-            </w:tcBorders>
-            <w:tcMar>
-              <w:top w:w="70" w:type="dxa"/>
-              <w:left w:w="70" w:type="dxa"/>
-              <w:bottom w:w="70" w:type="dxa"/>
-              <w:right w:w="70" w:type="dxa"/>
-            </w:tcMar>
-          </w:tcPr>
-          <w:p>
-            <w:pPr>
-              <w:spacing w:after="60" w:before="60"/>
-            </w:pPr>
-            <w:r>
-              <w:rPr>
-                <w:b w:val="0"/>
-                <w:sz w:val="18"/>
-              </w:rPr>
-              <w:t>Hiệu năng train chưa tối ưu</w:t>
-            </w:r>
-          </w:p>
-        </w:tc>
-        <w:tc>
-          <w:tcPr>
-            <w:tcW w:type="dxa" w:w="4819"/>
-            <w:shd w:fill="FFFFFF"/>
-            <w:tcBorders>
-              <w:top w:val="single" w:sz="4" w:color="D9D9D9"/>
-              <w:left w:val="single" w:sz="4" w:color="D9D9D9"/>
-              <w:bottom w:val="single" w:sz="4" w:color="D9D9D9"/>
-              <w:right w:val="single" w:sz="4" w:color="D9D9D9"/>
-            </w:tcBorders>
-            <w:tcMar>
-              <w:top w:w="70" w:type="dxa"/>
-              <w:left w:w="70" w:type="dxa"/>
-              <w:bottom w:w="70" w:type="dxa"/>
-              <w:right w:w="70" w:type="dxa"/>
-            </w:tcMar>
-          </w:tcPr>
-          <w:p>
-            <w:pPr>
-              <w:spacing w:after="60" w:before="60"/>
-              <w:jc w:val="center"/>
-            </w:pPr>
-            <w:r>
-              <w:rPr>
-                <w:b w:val="0"/>
-                <w:sz w:val="18"/>
-              </w:rPr>
-              <w:t>Đo thời gian nạp ảnh GPU lưu Drive; thử nhiều worker mixed precision và log tiến độ</w:t>
-            </w:r>
-          </w:p>
-        </w:tc>
-      </w:tr>
-    </w:tbl>
-    <w:p/>
-    <w:p>
-      <w:r>
-        <w:t>Không dùng kết quả test hiện tại để sửa cấu hình rồi coi chính tập đó là kiểm định mới. Với model A, lịch sử huấn luyện bên ngoài nằm ngoài kiểm soát của nhóm; báo cáo chỉ so artifact cụ thể trên cùng tập mẫu hiện có. Dữ liệu biểu cảm cũng không đủ để suy ra chắc chắn cảm xúc tâm lý thực tế của người dùng.</w:t>
-      </w:r>
-    </w:p>
-    <w:p>
-      <w:pPr>
-        <w:pStyle w:val="Heading1"/>
-      </w:pPr>
-      <w:r>
-        <w:t>Kết luận</w:t>
+        <w:rPr>
+          <w:sz w:val="18"/>
+        </w:rPr>
+        <w:t>[1] Microsoft FERPlus nhãn và dữ liệu: https://github.com/microsoft/FERPlus</w:t>
       </w:r>
     </w:p>
     <w:p>
       <w:r>
-        <w:t>B nhãn cứng được chọn làm ứng viên triển khai thử nhờ macro F1 validation cao nhất và giữ ưu thế trên test. Kết quả 84,95% accuracy và 73,08% macro F1 thể hiện hiệu quả của một lượt tự train trong điều kiện đã mô tả. Quyết định thay mặc định toàn hệ thống cần thêm đánh giá không trùng ảnh và camera thực tế.</w:t>
+        <w:rPr>
+          <w:sz w:val="18"/>
+        </w:rPr>
+        <w:t>[2] ONNX Emotion FERPlus model card: https://github.com/onnx/models/tree/main/validated/vision/body_analysis/emotion_ferplus</w:t>
       </w:r>
     </w:p>
     <w:p>
-      <w:pPr>
-        <w:pStyle w:val="Heading1"/>
-      </w:pPr>
-      <w:r>
-        <w:t>Nguồn và căn cứ</w:t>
-      </w:r>
-    </w:p>
-    <w:p>
-      <w:pPr>
-        <w:spacing w:after="80"/>
-      </w:pPr>
       <w:r>
         <w:rPr>
           <w:sz w:val="18"/>
         </w:rPr>
-        <w:t>[1] Microsoft FERPlus. README và fer2013new.csv. https://github.com/microsoft/FERPlus</w:t>
+        <w:t>[3] Barsoum và cộng sự ICMI 2016: https://arxiv.org/abs/1608.01041</w:t>
       </w:r>
     </w:p>
     <w:p>
-      <w:pPr>
-        <w:spacing w:after="80"/>
-      </w:pPr>
       <w:r>
         <w:rPr>
           <w:sz w:val="18"/>
         </w:rPr>
-        <w:t>[2] ONNX Model Zoo. Emotion FERPlus model card. https://github.com/onnx/models/tree/main/validated/vision/body_analysis/emotion_ferplus</w:t>
-      </w:r>
-    </w:p>
-    <w:p>
-      <w:pPr>
-        <w:spacing w:after="80"/>
-      </w:pPr>
-      <w:r>
-        <w:rPr>
-          <w:sz w:val="18"/>
-        </w:rPr>
-        <w:t>[3] Barsoum E và cộng sự. Training Deep Networks for Facial Expression Recognition with Crowd Sourced Label Distribution. ICMI 2016. https://arxiv.org/abs/1608.01041</w:t>
-      </w:r>
-    </w:p>
-    <w:p>
-      <w:pPr>
-        <w:spacing w:after="80"/>
-      </w:pPr>
-      <w:r>
-        <w:rPr>
-          <w:sz w:val="18"/>
-        </w:rPr>
-        <w:t>[4] Artifact thực nghiệm: comparison.json và metadata hard/soft trong models/vision/ferplus-custom-v1; dataset manifest nhúng trong báo cáo test. Truy xuất ngày 24 tháng 10 năm 2026.</w:t>
-      </w:r>
-    </w:p>
-    <w:p>
-      <w:pPr>
-        <w:spacing w:after="80"/>
-      </w:pPr>
-      <w:r>
-        <w:rPr>
-          <w:sz w:val="18"/>
-        </w:rPr>
-        <w:t>[5] Code dự án nhánh thai+emotion-recognition-training; kiến trúc và cấu hình được đối chiếu trực tiếp. Số liệu validation tổng thể đối chiếu đầu ra Colab đã cung cấp.</w:t>
+        <w:t>Số liệu: comparison.json và metadata ONNX đã tải từ Colab; validation đối chiếu output notebook. Code: training/emotion trên nhánh thai+emotion-recognition-training.</w:t>
       </w:r>
     </w:p>
     <w:sectPr>
